--- a/Text May 2026.docx
+++ b/Text May 2026.docx
@@ -528,7 +528,7 @@
       <w:pPr>
         <w:numPr>
           <w:ilvl w:val="0"/>
-          <w:numId w:val="12"/>
+          <w:numId w:val="18"/>
         </w:numPr>
         <w:spacing w:after="0" w:afterAutospacing="0" w:before="240" w:lineRule="auto"/>
         <w:ind w:left="720" w:hanging="360"/>
@@ -552,7 +552,7 @@
       <w:pPr>
         <w:numPr>
           <w:ilvl w:val="0"/>
-          <w:numId w:val="12"/>
+          <w:numId w:val="18"/>
         </w:numPr>
         <w:spacing w:after="0" w:afterAutospacing="0" w:before="0" w:beforeAutospacing="0" w:lineRule="auto"/>
         <w:ind w:left="720" w:hanging="360"/>
@@ -576,7 +576,7 @@
       <w:pPr>
         <w:numPr>
           <w:ilvl w:val="0"/>
-          <w:numId w:val="12"/>
+          <w:numId w:val="18"/>
         </w:numPr>
         <w:spacing w:after="240" w:before="0" w:beforeAutospacing="0" w:lineRule="auto"/>
         <w:ind w:left="720" w:hanging="360"/>
@@ -681,7 +681,7 @@
       <w:pPr>
         <w:numPr>
           <w:ilvl w:val="0"/>
-          <w:numId w:val="10"/>
+          <w:numId w:val="15"/>
         </w:numPr>
         <w:spacing w:after="0" w:afterAutospacing="0" w:before="240" w:lineRule="auto"/>
         <w:ind w:left="720" w:hanging="360"/>
@@ -705,7 +705,7 @@
       <w:pPr>
         <w:numPr>
           <w:ilvl w:val="0"/>
-          <w:numId w:val="10"/>
+          <w:numId w:val="15"/>
         </w:numPr>
         <w:spacing w:after="0" w:afterAutospacing="0" w:before="0" w:beforeAutospacing="0" w:lineRule="auto"/>
         <w:ind w:left="720" w:hanging="360"/>
@@ -729,7 +729,7 @@
       <w:pPr>
         <w:numPr>
           <w:ilvl w:val="0"/>
-          <w:numId w:val="10"/>
+          <w:numId w:val="15"/>
         </w:numPr>
         <w:spacing w:after="240" w:before="0" w:beforeAutospacing="0" w:lineRule="auto"/>
         <w:ind w:left="720" w:hanging="360"/>
@@ -859,7 +859,7 @@
       <w:pPr>
         <w:numPr>
           <w:ilvl w:val="0"/>
-          <w:numId w:val="4"/>
+          <w:numId w:val="6"/>
         </w:numPr>
         <w:spacing w:after="0" w:afterAutospacing="0" w:before="240" w:lineRule="auto"/>
         <w:ind w:left="720" w:hanging="360"/>
@@ -883,7 +883,7 @@
       <w:pPr>
         <w:numPr>
           <w:ilvl w:val="0"/>
-          <w:numId w:val="4"/>
+          <w:numId w:val="6"/>
         </w:numPr>
         <w:spacing w:after="0" w:afterAutospacing="0" w:before="0" w:beforeAutospacing="0" w:lineRule="auto"/>
         <w:ind w:left="720" w:hanging="360"/>
@@ -907,7 +907,7 @@
       <w:pPr>
         <w:numPr>
           <w:ilvl w:val="0"/>
-          <w:numId w:val="4"/>
+          <w:numId w:val="6"/>
         </w:numPr>
         <w:spacing w:after="240" w:before="0" w:beforeAutospacing="0" w:lineRule="auto"/>
         <w:ind w:left="720" w:hanging="360"/>
@@ -2046,7 +2046,7 @@
       <w:pPr>
         <w:numPr>
           <w:ilvl w:val="0"/>
-          <w:numId w:val="8"/>
+          <w:numId w:val="12"/>
         </w:numPr>
         <w:shd w:fill="22262b" w:val="clear"/>
         <w:spacing w:after="0" w:afterAutospacing="0" w:lineRule="auto"/>
@@ -2081,7 +2081,7 @@
       <w:pPr>
         <w:numPr>
           <w:ilvl w:val="0"/>
-          <w:numId w:val="8"/>
+          <w:numId w:val="12"/>
         </w:numPr>
         <w:shd w:fill="22262b" w:val="clear"/>
         <w:spacing w:after="0" w:afterAutospacing="0" w:lineRule="auto"/>
@@ -2116,7 +2116,7 @@
       <w:pPr>
         <w:numPr>
           <w:ilvl w:val="0"/>
-          <w:numId w:val="8"/>
+          <w:numId w:val="12"/>
         </w:numPr>
         <w:shd w:fill="22262b" w:val="clear"/>
         <w:spacing w:after="0" w:afterAutospacing="0" w:lineRule="auto"/>
@@ -2151,7 +2151,7 @@
       <w:pPr>
         <w:numPr>
           <w:ilvl w:val="0"/>
-          <w:numId w:val="8"/>
+          <w:numId w:val="12"/>
         </w:numPr>
         <w:shd w:fill="22262b" w:val="clear"/>
         <w:spacing w:after="0" w:afterAutospacing="0" w:lineRule="auto"/>
@@ -2186,7 +2186,7 @@
       <w:pPr>
         <w:numPr>
           <w:ilvl w:val="0"/>
-          <w:numId w:val="8"/>
+          <w:numId w:val="12"/>
         </w:numPr>
         <w:shd w:fill="22262b" w:val="clear"/>
         <w:spacing w:after="0" w:afterAutospacing="0" w:lineRule="auto"/>
@@ -2221,7 +2221,7 @@
       <w:pPr>
         <w:numPr>
           <w:ilvl w:val="0"/>
-          <w:numId w:val="8"/>
+          <w:numId w:val="12"/>
         </w:numPr>
         <w:shd w:fill="22262b" w:val="clear"/>
         <w:spacing w:after="0" w:afterAutospacing="0" w:lineRule="auto"/>
@@ -2256,7 +2256,7 @@
       <w:pPr>
         <w:numPr>
           <w:ilvl w:val="0"/>
-          <w:numId w:val="8"/>
+          <w:numId w:val="12"/>
         </w:numPr>
         <w:shd w:fill="22262b" w:val="clear"/>
         <w:spacing w:after="0" w:afterAutospacing="0" w:lineRule="auto"/>
@@ -2291,7 +2291,7 @@
       <w:pPr>
         <w:numPr>
           <w:ilvl w:val="0"/>
-          <w:numId w:val="8"/>
+          <w:numId w:val="12"/>
         </w:numPr>
         <w:shd w:fill="22262b" w:val="clear"/>
         <w:spacing w:after="0" w:afterAutospacing="0" w:lineRule="auto"/>
@@ -2326,7 +2326,7 @@
       <w:pPr>
         <w:numPr>
           <w:ilvl w:val="0"/>
-          <w:numId w:val="8"/>
+          <w:numId w:val="12"/>
         </w:numPr>
         <w:shd w:fill="22262b" w:val="clear"/>
         <w:spacing w:after="0" w:afterAutospacing="0" w:lineRule="auto"/>
@@ -2361,7 +2361,7 @@
       <w:pPr>
         <w:numPr>
           <w:ilvl w:val="0"/>
-          <w:numId w:val="8"/>
+          <w:numId w:val="12"/>
         </w:numPr>
         <w:shd w:fill="22262b" w:val="clear"/>
         <w:spacing w:after="180" w:lineRule="auto"/>
@@ -2423,7 +2423,7 @@
       <w:pPr>
         <w:numPr>
           <w:ilvl w:val="0"/>
-          <w:numId w:val="7"/>
+          <w:numId w:val="9"/>
         </w:numPr>
         <w:shd w:fill="22262b" w:val="clear"/>
         <w:spacing w:after="0" w:afterAutospacing="0" w:lineRule="auto"/>
@@ -2458,7 +2458,7 @@
       <w:pPr>
         <w:numPr>
           <w:ilvl w:val="0"/>
-          <w:numId w:val="7"/>
+          <w:numId w:val="9"/>
         </w:numPr>
         <w:shd w:fill="22262b" w:val="clear"/>
         <w:spacing w:after="0" w:afterAutospacing="0" w:lineRule="auto"/>
@@ -2493,7 +2493,7 @@
       <w:pPr>
         <w:numPr>
           <w:ilvl w:val="0"/>
-          <w:numId w:val="7"/>
+          <w:numId w:val="9"/>
         </w:numPr>
         <w:shd w:fill="22262b" w:val="clear"/>
         <w:spacing w:after="0" w:afterAutospacing="0" w:lineRule="auto"/>
@@ -2528,7 +2528,7 @@
       <w:pPr>
         <w:numPr>
           <w:ilvl w:val="0"/>
-          <w:numId w:val="7"/>
+          <w:numId w:val="9"/>
         </w:numPr>
         <w:shd w:fill="22262b" w:val="clear"/>
         <w:spacing w:after="0" w:afterAutospacing="0" w:lineRule="auto"/>
@@ -2563,7 +2563,7 @@
       <w:pPr>
         <w:numPr>
           <w:ilvl w:val="0"/>
-          <w:numId w:val="7"/>
+          <w:numId w:val="9"/>
         </w:numPr>
         <w:shd w:fill="22262b" w:val="clear"/>
         <w:spacing w:after="180" w:lineRule="auto"/>
@@ -2708,7 +2708,7 @@
       <w:pPr>
         <w:numPr>
           <w:ilvl w:val="0"/>
-          <w:numId w:val="11"/>
+          <w:numId w:val="16"/>
         </w:numPr>
         <w:spacing w:after="0" w:afterAutospacing="0" w:before="240" w:lineRule="auto"/>
         <w:ind w:left="720" w:hanging="360"/>
@@ -2732,7 +2732,7 @@
       <w:pPr>
         <w:numPr>
           <w:ilvl w:val="0"/>
-          <w:numId w:val="11"/>
+          <w:numId w:val="16"/>
         </w:numPr>
         <w:spacing w:after="0" w:afterAutospacing="0" w:before="0" w:beforeAutospacing="0" w:lineRule="auto"/>
         <w:ind w:left="720" w:hanging="360"/>
@@ -2756,7 +2756,7 @@
       <w:pPr>
         <w:numPr>
           <w:ilvl w:val="0"/>
-          <w:numId w:val="11"/>
+          <w:numId w:val="16"/>
         </w:numPr>
         <w:spacing w:after="0" w:afterAutospacing="0" w:before="0" w:beforeAutospacing="0" w:lineRule="auto"/>
         <w:ind w:left="720" w:hanging="360"/>
@@ -2780,7 +2780,7 @@
       <w:pPr>
         <w:numPr>
           <w:ilvl w:val="0"/>
-          <w:numId w:val="11"/>
+          <w:numId w:val="16"/>
         </w:numPr>
         <w:spacing w:after="0" w:afterAutospacing="0" w:before="0" w:beforeAutospacing="0" w:lineRule="auto"/>
         <w:ind w:left="720" w:hanging="360"/>
@@ -2804,7 +2804,7 @@
       <w:pPr>
         <w:numPr>
           <w:ilvl w:val="0"/>
-          <w:numId w:val="11"/>
+          <w:numId w:val="16"/>
         </w:numPr>
         <w:spacing w:after="0" w:afterAutospacing="0" w:before="0" w:beforeAutospacing="0" w:lineRule="auto"/>
         <w:ind w:left="720" w:hanging="360"/>
@@ -2828,7 +2828,7 @@
       <w:pPr>
         <w:numPr>
           <w:ilvl w:val="0"/>
-          <w:numId w:val="11"/>
+          <w:numId w:val="16"/>
         </w:numPr>
         <w:spacing w:after="240" w:before="0" w:beforeAutospacing="0" w:lineRule="auto"/>
         <w:ind w:left="720" w:hanging="360"/>
@@ -2890,605 +2890,6 @@
           <w:rtl w:val="0"/>
         </w:rPr>
         <w:t xml:space="preserve">Darkweb Highlights</w:t>
-      </w:r>
-    </w:p>
-    <w:p>
-      <w:pPr>
-        <w:numPr>
-          <w:ilvl w:val="0"/>
-          <w:numId w:val="9"/>
-        </w:numPr>
-        <w:spacing w:after="0" w:afterAutospacing="0" w:before="240" w:lineRule="auto"/>
-        <w:ind w:left="720" w:hanging="360"/>
-      </w:pPr>
-      <w:r>
-        <w:rPr>
-          <w:b w:val="1"/>
-          <w:bCs w:val="1"/>
-          <w:rtl w:val="0"/>
-        </w:rPr>
-        <w:t xml:space="preserve">"The Gentlemen" Syndicate Backend Leak:</w:t>
-      </w:r>
-      <w:r>
-        <w:rPr>
-          <w:rtl w:val="0"/>
-        </w:rPr>
-        <w:t xml:space="preserve"> In early May 2026, over 3,300 internal communications and backend databases of "The Gentlemen" ransomware group were publicly exposed on underground forums, revealing their organizational structure, negotiation tactics, and affiliate management portals.</w:t>
-      </w:r>
-    </w:p>
-    <w:p>
-      <w:pPr>
-        <w:numPr>
-          <w:ilvl w:val="0"/>
-          <w:numId w:val="9"/>
-        </w:numPr>
-        <w:spacing w:after="0" w:afterAutospacing="0" w:before="0" w:beforeAutospacing="0" w:lineRule="auto"/>
-        <w:ind w:left="720" w:hanging="360"/>
-      </w:pPr>
-      <w:r>
-        <w:rPr>
-          <w:b w:val="1"/>
-          <w:bCs w:val="1"/>
-          <w:rtl w:val="0"/>
-        </w:rPr>
-        <w:t xml:space="preserve">0APT Syndicate Collapse &amp; Infighting:</w:t>
-      </w:r>
-      <w:r>
-        <w:rPr>
-          <w:rtl w:val="0"/>
-        </w:rPr>
-        <w:t xml:space="preserve"> On May 4, 2026, the 0APT ransomware group suffered total administrative collapse after the rival KryBit syndicate breached their servers, leaked their entire database, and exposed 0APT as a low-sophistication imposter operation.</w:t>
-      </w:r>
-    </w:p>
-    <w:p>
-      <w:pPr>
-        <w:numPr>
-          <w:ilvl w:val="0"/>
-          <w:numId w:val="9"/>
-        </w:numPr>
-        <w:spacing w:after="0" w:afterAutospacing="0" w:before="0" w:beforeAutospacing="0" w:lineRule="auto"/>
-        <w:ind w:left="720" w:hanging="360"/>
-      </w:pPr>
-      <w:r>
-        <w:rPr>
-          <w:b w:val="1"/>
-          <w:bCs w:val="1"/>
-          <w:rtl w:val="0"/>
-        </w:rPr>
-        <w:t xml:space="preserve">Bulletproof Hosting Infrastructure Takedown:</w:t>
-      </w:r>
-      <w:r>
-        <w:rPr>
-          <w:rtl w:val="0"/>
-        </w:rPr>
-        <w:t xml:space="preserve"> On May 22, 2026, Dutch law enforcement seized 800 servers belonging to WorkTitans B.V., dismantling a major abuse-tolerant hosting network that enabled Russian cyber-operations and hacktivist groups.</w:t>
-      </w:r>
-    </w:p>
-    <w:p>
-      <w:pPr>
-        <w:numPr>
-          <w:ilvl w:val="0"/>
-          <w:numId w:val="9"/>
-        </w:numPr>
-        <w:spacing w:after="0" w:afterAutospacing="0" w:before="0" w:beforeAutospacing="0" w:lineRule="auto"/>
-        <w:ind w:left="720" w:hanging="360"/>
-      </w:pPr>
-      <w:r>
-        <w:rPr>
-          <w:b w:val="1"/>
-          <w:bCs w:val="1"/>
-          <w:rtl w:val="0"/>
-        </w:rPr>
-        <w:t xml:space="preserve">ShinyHunters Coordinated Mass Postings:</w:t>
-      </w:r>
-      <w:r>
-        <w:rPr>
-          <w:rtl w:val="0"/>
-        </w:rPr>
-        <w:t xml:space="preserve"> During May 2026, the ShinyHunters extortion syndicate executed a highly concentrated campaign on darkweb leak sites, publishing massive stolen corporate databases belonging to Instructure (Canvas), Vimeo, and NVIDIA's Armenian partner.</w:t>
-      </w:r>
-    </w:p>
-    <w:p>
-      <w:pPr>
-        <w:numPr>
-          <w:ilvl w:val="0"/>
-          <w:numId w:val="9"/>
-        </w:numPr>
-        <w:spacing w:after="240" w:before="0" w:beforeAutospacing="0" w:lineRule="auto"/>
-        <w:ind w:left="720" w:hanging="360"/>
-      </w:pPr>
-      <w:r>
-        <w:rPr>
-          <w:b w:val="1"/>
-          <w:bCs w:val="1"/>
-          <w:rtl w:val="0"/>
-        </w:rPr>
-        <w:t xml:space="preserve">Initial Access Broker (IAB) Price Surge:</w:t>
-      </w:r>
-      <w:r>
-        <w:rPr>
-          <w:rtl w:val="0"/>
-        </w:rPr>
-        <w:t xml:space="preserve"> Darkweb forum tracking metrics published in May 2026 indicated the average base price for premium corporate access listings surged by approximately 4,055% year-over-year to $113,275, reflecting a strict prioritization of high-value enterprise and financial networks.</w:t>
-      </w:r>
-    </w:p>
-    <w:p>
-      <w:pPr>
-        <w:spacing w:after="240" w:before="240" w:lineRule="auto"/>
-        <w:rPr/>
-      </w:pPr>
-      <w:r>
-        <w:rPr>
-          <w:rtl w:val="0"/>
-        </w:rPr>
-      </w:r>
-    </w:p>
-    <w:p>
-      <w:pPr>
-        <w:spacing w:after="240" w:before="240" w:lineRule="auto"/>
-        <w:rPr/>
-      </w:pPr>
-      <w:r>
-        <w:pict>
-          <v:rect style="width:0.0pt;height:1.5pt" o:hr="t" o:hrstd="t" o:hralign="center" fillcolor="#A0A0A0" stroked="f"/>
-        </w:pict>
-      </w:r>
-      <w:r>
-        <w:rPr>
-          <w:rtl w:val="0"/>
-        </w:rPr>
-      </w:r>
-    </w:p>
-    <w:p>
-      <w:pPr>
-        <w:spacing w:after="240" w:before="240" w:lineRule="auto"/>
-        <w:rPr>
-          <w:b w:val="1"/>
-          <w:bCs w:val="1"/>
-        </w:rPr>
-      </w:pPr>
-      <w:r>
-        <w:rPr>
-          <w:b w:val="1"/>
-          <w:bCs w:val="1"/>
-          <w:rtl w:val="0"/>
-        </w:rPr>
-        <w:t xml:space="preserve">Cyber Fraud Trends (May 2026)</w:t>
-      </w:r>
-    </w:p>
-    <w:p>
-      <w:pPr>
-        <w:numPr>
-          <w:ilvl w:val="0"/>
-          <w:numId w:val="6"/>
-        </w:numPr>
-        <w:spacing w:after="0" w:afterAutospacing="0" w:before="240" w:lineRule="auto"/>
-        <w:ind w:left="720" w:hanging="360"/>
-      </w:pPr>
-      <w:r>
-        <w:rPr>
-          <w:b w:val="1"/>
-          <w:bCs w:val="1"/>
-          <w:rtl w:val="0"/>
-        </w:rPr>
-        <w:t xml:space="preserve">Executive Deepfake Video Heists:</w:t>
-      </w:r>
-      <w:r>
-        <w:rPr>
-          <w:rtl w:val="0"/>
-        </w:rPr>
-        <w:t xml:space="preserve"> On May 16, 2026, scammers successfully extracted US$3.8 million (S$4.9 million) from business professionals by deploying a highly realistic, AI-generated Zoom conference that impersonated Singapore’s Prime Minister and other senior officials using synthetic audio layers.</w:t>
-      </w:r>
-    </w:p>
-    <w:p>
-      <w:pPr>
-        <w:numPr>
-          <w:ilvl w:val="0"/>
-          <w:numId w:val="6"/>
-        </w:numPr>
-        <w:spacing w:after="0" w:afterAutospacing="0" w:before="0" w:beforeAutospacing="0" w:lineRule="auto"/>
-        <w:ind w:left="720" w:hanging="360"/>
-      </w:pPr>
-      <w:r>
-        <w:rPr>
-          <w:b w:val="1"/>
-          <w:bCs w:val="1"/>
-          <w:rtl w:val="0"/>
-        </w:rPr>
-        <w:t xml:space="preserve">"Self-Reinforcing" Deepfake Pipelines:</w:t>
-      </w:r>
-      <w:r>
-        <w:rPr>
-          <w:rtl w:val="0"/>
-        </w:rPr>
-        <w:t xml:space="preserve"> A forensic report published on May 7, 2026, detailed the BlueNoroff syndicate's new strategy targeting the Web3 sector; attackers utilize trojanized Zoom meetings to covertly capture victims' live webcam feeds, which are then fed into generative AI tools (like GPT-4o) to fabricate synthetic personas for subsequent social engineering attacks.</w:t>
-      </w:r>
-    </w:p>
-    <w:p>
-      <w:pPr>
-        <w:numPr>
-          <w:ilvl w:val="0"/>
-          <w:numId w:val="6"/>
-        </w:numPr>
-        <w:spacing w:after="0" w:afterAutospacing="0" w:before="0" w:beforeAutospacing="0" w:lineRule="auto"/>
-        <w:ind w:left="720" w:hanging="360"/>
-      </w:pPr>
-      <w:r>
-        <w:rPr>
-          <w:b w:val="1"/>
-          <w:bCs w:val="1"/>
-          <w:rtl w:val="0"/>
-        </w:rPr>
-        <w:t xml:space="preserve">AI Supply Chain Poisoning (TrapDoor Campaign):</w:t>
-      </w:r>
-      <w:r>
-        <w:rPr>
-          <w:rtl w:val="0"/>
-        </w:rPr>
-        <w:t xml:space="preserve"> Beginning May 22, 2026, the "TrapDoor" campaign uploaded over 34 malicious packages to major repositories (npm, PyPI, Crates.io) specifically designed to trick local AI coding assistants into autonomously executing unauthorized security scans and exfiltrating developer secrets, API keys, and environment variables.</w:t>
-      </w:r>
-    </w:p>
-    <w:p>
-      <w:pPr>
-        <w:numPr>
-          <w:ilvl w:val="0"/>
-          <w:numId w:val="6"/>
-        </w:numPr>
-        <w:spacing w:after="0" w:afterAutospacing="0" w:before="0" w:beforeAutospacing="0" w:lineRule="auto"/>
-        <w:ind w:left="720" w:hanging="360"/>
-      </w:pPr>
-      <w:r>
-        <w:rPr>
-          <w:b w:val="1"/>
-          <w:bCs w:val="1"/>
-          <w:rtl w:val="0"/>
-        </w:rPr>
-        <w:t xml:space="preserve">"ClickFix" Automation Bypassing Gateways:</w:t>
-      </w:r>
-      <w:r>
-        <w:rPr>
-          <w:rtl w:val="0"/>
-        </w:rPr>
-        <w:t xml:space="preserve"> Throughout May 2026, Initial Access Brokers rapidly scaled the deployment of the Tsundere Bot malware loader via "ClickFix" social engineering templates; this technique bypasses traditional email gateway inspections by presenting victims with fake browser errors and instructing them to manually copy and execute malicious PowerShell commands.</w:t>
-      </w:r>
-    </w:p>
-    <w:p>
-      <w:pPr>
-        <w:numPr>
-          <w:ilvl w:val="0"/>
-          <w:numId w:val="6"/>
-        </w:numPr>
-        <w:spacing w:after="240" w:before="0" w:beforeAutospacing="0" w:lineRule="auto"/>
-        <w:ind w:left="720" w:hanging="360"/>
-      </w:pPr>
-      <w:r>
-        <w:rPr>
-          <w:b w:val="1"/>
-          <w:bCs w:val="1"/>
-          <w:rtl w:val="0"/>
-        </w:rPr>
-        <w:t xml:space="preserve">Telegram Mini App Exploitation:</w:t>
-      </w:r>
-      <w:r>
-        <w:rPr>
-          <w:rtl w:val="0"/>
-        </w:rPr>
-        <w:t xml:space="preserve"> Cybersecurity advisories issued in May 2026 warned of a new fraud platform dubbed "FEMITBOT," which specifically abuses Telegram Mini Apps to orchestrate fake cryptocurrency investment scams, impersonate major brands, and deliver malicious Android APKs to users.</w:t>
-      </w:r>
-    </w:p>
-    <w:p>
-      <w:pPr>
-        <w:spacing w:after="240" w:before="240" w:lineRule="auto"/>
-        <w:rPr/>
-      </w:pPr>
-      <w:r>
-        <w:rPr>
-          <w:rtl w:val="0"/>
-        </w:rPr>
-      </w:r>
-    </w:p>
-    <w:p>
-      <w:pPr>
-        <w:spacing w:after="240" w:before="240" w:lineRule="auto"/>
-        <w:rPr/>
-      </w:pPr>
-      <w:r>
-        <w:pict>
-          <v:rect style="width:0.0pt;height:1.5pt" o:hr="t" o:hrstd="t" o:hralign="center" fillcolor="#A0A0A0" stroked="f"/>
-        </w:pict>
-      </w:r>
-      <w:r>
-        <w:rPr>
-          <w:rtl w:val="0"/>
-        </w:rPr>
-      </w:r>
-    </w:p>
-    <w:p>
-      <w:pPr>
-        <w:spacing w:after="240" w:before="240" w:lineRule="auto"/>
-        <w:rPr>
-          <w:b w:val="1"/>
-          <w:bCs w:val="1"/>
-        </w:rPr>
-      </w:pPr>
-      <w:r>
-        <w:rPr>
-          <w:b w:val="1"/>
-          <w:bCs w:val="1"/>
-          <w:rtl w:val="0"/>
-        </w:rPr>
-        <w:t xml:space="preserve">New Exploited Vulnerabilities (May 2026)</w:t>
-      </w:r>
-    </w:p>
-    <w:p>
-      <w:pPr>
-        <w:numPr>
-          <w:ilvl w:val="0"/>
-          <w:numId w:val="13"/>
-        </w:numPr>
-        <w:spacing w:after="0" w:afterAutospacing="0" w:before="240" w:lineRule="auto"/>
-        <w:ind w:left="720" w:hanging="360"/>
-      </w:pPr>
-      <w:r>
-        <w:rPr>
-          <w:b w:val="1"/>
-          <w:bCs w:val="1"/>
-          <w:rtl w:val="0"/>
-        </w:rPr>
-        <w:t xml:space="preserve">CVE-2026-0257</w:t>
-      </w:r>
-      <w:r>
-        <w:rPr>
-          <w:rtl w:val="0"/>
-        </w:rPr>
-        <w:t xml:space="preserve">: Unauthenticated remote attackers forge session cookies to bypass security restrictions and establish unauthorized VPN connections. Target Tech: PAN-OS GlobalProtect; Vulnerability Type: Authentication Bypass;</w:t>
-      </w:r>
-    </w:p>
-    <w:p>
-      <w:pPr>
-        <w:numPr>
-          <w:ilvl w:val="0"/>
-          <w:numId w:val="13"/>
-        </w:numPr>
-        <w:spacing w:after="0" w:afterAutospacing="0" w:before="0" w:beforeAutospacing="0" w:lineRule="auto"/>
-        <w:ind w:left="720" w:hanging="360"/>
-      </w:pPr>
-      <w:r>
-        <w:rPr>
-          <w:b w:val="1"/>
-          <w:bCs w:val="1"/>
-          <w:rtl w:val="0"/>
-        </w:rPr>
-        <w:t xml:space="preserve">CVE-2026-20182</w:t>
-      </w:r>
-      <w:r>
-        <w:rPr>
-          <w:rtl w:val="0"/>
-        </w:rPr>
-        <w:t xml:space="preserve">: Flawed DTLS handshakes allow unauthenticated actors to compromise control-plane peers and inject SSH public keys. Target Tech: Cisco Catalyst SD-WAN; Vulnerability Type: Authentication Bypass;</w:t>
-      </w:r>
-    </w:p>
-    <w:p>
-      <w:pPr>
-        <w:numPr>
-          <w:ilvl w:val="0"/>
-          <w:numId w:val="13"/>
-        </w:numPr>
-        <w:spacing w:after="0" w:afterAutospacing="0" w:before="0" w:beforeAutospacing="0" w:lineRule="auto"/>
-        <w:ind w:left="720" w:hanging="360"/>
-      </w:pPr>
-      <w:r>
-        <w:rPr>
-          <w:b w:val="1"/>
-          <w:bCs w:val="1"/>
-          <w:rtl w:val="0"/>
-        </w:rPr>
-        <w:t xml:space="preserve">CVE-2026-41091</w:t>
-      </w:r>
-      <w:r>
-        <w:rPr>
-          <w:rtl w:val="0"/>
-        </w:rPr>
-        <w:t xml:space="preserve">: Improper symbolic link resolution in the security scanning engine grants attackers immediate SYSTEM-level access. Target Tech: Microsoft Defender; Vulnerability Type: Privilege Escalation;</w:t>
-      </w:r>
-    </w:p>
-    <w:p>
-      <w:pPr>
-        <w:numPr>
-          <w:ilvl w:val="0"/>
-          <w:numId w:val="13"/>
-        </w:numPr>
-        <w:spacing w:after="240" w:before="0" w:beforeAutospacing="0" w:lineRule="auto"/>
-        <w:ind w:left="720" w:hanging="360"/>
-      </w:pPr>
-      <w:r>
-        <w:rPr>
-          <w:b w:val="1"/>
-          <w:bCs w:val="1"/>
-          <w:rtl w:val="0"/>
-        </w:rPr>
-        <w:t xml:space="preserve">CVE-2026-10956</w:t>
-      </w:r>
-      <w:r>
-        <w:rPr>
-          <w:rtl w:val="0"/>
-        </w:rPr>
-        <w:t xml:space="preserve">: Vulnerability actively exploited in large-scale ClickFix campaigns to trick victims into executing commands that install malware and steal credentials. Target Tech: Ghost CMS; Vulnerability Type: SQL Injection;</w:t>
-      </w:r>
-    </w:p>
-    <w:p>
-      <w:pPr>
-        <w:spacing w:after="240" w:before="240" w:lineRule="auto"/>
-        <w:rPr/>
-      </w:pPr>
-      <w:r>
-        <w:rPr>
-          <w:rtl w:val="0"/>
-        </w:rPr>
-      </w:r>
-    </w:p>
-    <w:p>
-      <w:pPr>
-        <w:spacing w:after="240" w:before="240" w:lineRule="auto"/>
-        <w:rPr/>
-      </w:pPr>
-      <w:r>
-        <w:pict>
-          <v:rect style="width:0.0pt;height:1.5pt" o:hr="t" o:hrstd="t" o:hralign="center" fillcolor="#A0A0A0" stroked="f"/>
-        </w:pict>
-      </w:r>
-      <w:r>
-        <w:rPr>
-          <w:rtl w:val="0"/>
-        </w:rPr>
-      </w:r>
-    </w:p>
-    <w:p>
-      <w:pPr>
-        <w:spacing w:after="240" w:before="240" w:lineRule="auto"/>
-        <w:rPr>
-          <w:b w:val="1"/>
-          <w:bCs w:val="1"/>
-        </w:rPr>
-      </w:pPr>
-      <w:r>
-        <w:rPr>
-          <w:b w:val="1"/>
-          <w:bCs w:val="1"/>
-          <w:rtl w:val="0"/>
-        </w:rPr>
-        <w:t xml:space="preserve">I. Extortion Economics &amp; Tactical Shifts</w:t>
-      </w:r>
-    </w:p>
-    <w:p>
-      <w:pPr>
-        <w:numPr>
-          <w:ilvl w:val="0"/>
-          <w:numId w:val="5"/>
-        </w:numPr>
-        <w:spacing w:after="0" w:afterAutospacing="0" w:before="240" w:lineRule="auto"/>
-        <w:ind w:left="720" w:hanging="360"/>
-      </w:pPr>
-      <w:r>
-        <w:rPr>
-          <w:b w:val="1"/>
-          <w:bCs w:val="1"/>
-          <w:rtl w:val="0"/>
-        </w:rPr>
-        <w:t xml:space="preserve">Shift to Pure Data Theft:</w:t>
-      </w:r>
-      <w:r>
-        <w:rPr>
-          <w:rtl w:val="0"/>
-        </w:rPr>
-        <w:t xml:space="preserve"> Ransomware syndicates, particularly groups like World Leaks, are </w:t>
-      </w:r>
-      <w:r>
-        <w:rPr>
-          <w:b w:val="1"/>
-          <w:bCs w:val="1"/>
-          <w:rtl w:val="0"/>
-        </w:rPr>
-        <w:t xml:space="preserve">increasingly abandoning traditional file encryption in favor of pure data theft and extortion</w:t>
-      </w:r>
-      <w:r>
-        <w:rPr>
-          <w:rtl w:val="0"/>
-        </w:rPr>
-        <w:t xml:space="preserve"> to minimize operational complexity and detection risks.</w:t>
-      </w:r>
-    </w:p>
-    <w:p>
-      <w:pPr>
-        <w:numPr>
-          <w:ilvl w:val="0"/>
-          <w:numId w:val="5"/>
-        </w:numPr>
-        <w:spacing w:after="0" w:afterAutospacing="0" w:before="0" w:beforeAutospacing="0" w:lineRule="auto"/>
-        <w:ind w:left="720" w:hanging="360"/>
-      </w:pPr>
-      <w:r>
-        <w:rPr>
-          <w:b w:val="1"/>
-          <w:bCs w:val="1"/>
-          <w:rtl w:val="0"/>
-        </w:rPr>
-        <w:t xml:space="preserve">Multi-Extortion Standardization:</w:t>
-      </w:r>
-      <w:r>
-        <w:rPr>
-          <w:rtl w:val="0"/>
-        </w:rPr>
-        <w:t xml:space="preserve"> Approximately </w:t>
-      </w:r>
-      <w:r>
-        <w:rPr>
-          <w:b w:val="1"/>
-          <w:bCs w:val="1"/>
-          <w:rtl w:val="0"/>
-        </w:rPr>
-        <w:t xml:space="preserve">87.6% of ransomware operations now utilize double extortion</w:t>
-      </w:r>
-      <w:r>
-        <w:rPr>
-          <w:rtl w:val="0"/>
-        </w:rPr>
-        <w:t xml:space="preserve">, with attackers layering data theft, DDoS attacks, and direct harassment of executives and clients to force ransom payments.</w:t>
-      </w:r>
-    </w:p>
-    <w:p>
-      <w:pPr>
-        <w:numPr>
-          <w:ilvl w:val="0"/>
-          <w:numId w:val="5"/>
-        </w:numPr>
-        <w:spacing w:after="240" w:before="0" w:beforeAutospacing="0" w:lineRule="auto"/>
-        <w:ind w:left="720" w:hanging="360"/>
-      </w:pPr>
-      <w:r>
-        <w:rPr>
-          <w:b w:val="1"/>
-          <w:bCs w:val="1"/>
-          <w:rtl w:val="0"/>
-        </w:rPr>
-        <w:t xml:space="preserve">AI-Enabled Scaling:</w:t>
-      </w:r>
-      <w:r>
-        <w:rPr>
-          <w:rtl w:val="0"/>
-        </w:rPr>
-        <w:t xml:space="preserve"> Threat actors are </w:t>
-      </w:r>
-      <w:r>
-        <w:rPr>
-          <w:b w:val="1"/>
-          <w:bCs w:val="1"/>
-          <w:rtl w:val="0"/>
-        </w:rPr>
-        <w:t xml:space="preserve">weaponizing agentic AI and autonomous bots</w:t>
-      </w:r>
-      <w:r>
-        <w:rPr>
-          <w:rtl w:val="0"/>
-        </w:rPr>
-        <w:t xml:space="preserve"> like the Tsundere Bot to scale operations. This automation compresses the breakout window, enabling adversaries to execute reconnaissance, credential testing, and payload delivery at machine speed.</w:t>
-      </w:r>
-    </w:p>
-    <w:p>
-      <w:pPr>
-        <w:spacing w:after="240" w:before="240" w:lineRule="auto"/>
-        <w:rPr>
-          <w:b w:val="1"/>
-          <w:bCs w:val="1"/>
-        </w:rPr>
-      </w:pPr>
-      <w:r>
-        <w:rPr>
-          <w:b w:val="1"/>
-          <w:bCs w:val="1"/>
-          <w:rtl w:val="0"/>
-        </w:rPr>
-        <w:t xml:space="preserve">II. Sector &amp; Third-Party Risk Velocity</w:t>
       </w:r>
     </w:p>
     <w:p>
@@ -3506,41 +2907,13 @@
           <w:bCs w:val="1"/>
           <w:rtl w:val="0"/>
         </w:rPr>
-        <w:t xml:space="preserve">Sector Victim Volume:</w:t>
-      </w:r>
-      <w:r>
-        <w:rPr>
-          <w:rtl w:val="0"/>
-        </w:rPr>
-        <w:t xml:space="preserve"> In May 2026, global ransomware volume experienced a localized contraction to </w:t>
-      </w:r>
-      <w:r>
-        <w:rPr>
-          <w:b w:val="1"/>
-          <w:bCs w:val="1"/>
-          <w:rtl w:val="0"/>
-        </w:rPr>
-        <w:t xml:space="preserve">646 publicly claimed victims</w:t>
-      </w:r>
-      <w:r>
-        <w:rPr>
-          <w:rtl w:val="0"/>
-        </w:rPr>
-        <w:t xml:space="preserve">, with the </w:t>
-      </w:r>
-      <w:r>
-        <w:rPr>
-          <w:b w:val="1"/>
-          <w:bCs w:val="1"/>
-          <w:rtl w:val="0"/>
-        </w:rPr>
-        <w:t xml:space="preserve">Financial Services sector accounting for 31 of those victims</w:t>
-      </w:r>
-      <w:r>
-        <w:rPr>
-          <w:rtl w:val="0"/>
-        </w:rPr>
-        <w:t xml:space="preserve">. Despite the monthly drop, 78% of financial institutions report being targeted.</w:t>
+        <w:t xml:space="preserve">"The Gentlemen" Syndicate Backend Leak:</w:t>
+      </w:r>
+      <w:r>
+        <w:rPr>
+          <w:rtl w:val="0"/>
+        </w:rPr>
+        <w:t xml:space="preserve"> In early May 2026, over 3,300 internal communications and backend databases of "The Gentlemen" ransomware group were publicly exposed on underground forums, revealing their organizational structure, negotiation tactics, and affiliate management portals.</w:t>
       </w:r>
     </w:p>
     <w:p>
@@ -3558,27 +2931,61 @@
           <w:bCs w:val="1"/>
           <w:rtl w:val="0"/>
         </w:rPr>
-        <w:t xml:space="preserve">Supply Chain &amp; Vendor Exposure:</w:t>
-      </w:r>
-      <w:r>
-        <w:rPr>
-          <w:rtl w:val="0"/>
-        </w:rPr>
-        <w:t xml:space="preserve"> The banking sector faces </w:t>
-      </w:r>
-      <w:r>
-        <w:rPr>
-          <w:b w:val="1"/>
-          <w:bCs w:val="1"/>
-          <w:rtl w:val="0"/>
-        </w:rPr>
-        <w:t xml:space="preserve">critical secondary exposure from compromised downstream IT vendors and Managed Service Providers (MSPs)</w:t>
-      </w:r>
-      <w:r>
-        <w:rPr>
-          <w:rtl w:val="0"/>
-        </w:rPr>
-        <w:t xml:space="preserve">. Attackers deliberately target the trusted tools of MSPs to compromise thousands of downstream enterprise victims in a single stroke.</w:t>
+        <w:t xml:space="preserve">0APT Syndicate Collapse &amp; Infighting:</w:t>
+      </w:r>
+      <w:r>
+        <w:rPr>
+          <w:rtl w:val="0"/>
+        </w:rPr>
+        <w:t xml:space="preserve"> On May 4, 2026, the 0APT ransomware group suffered total administrative collapse after the rival KryBit syndicate breached their servers, leaked their entire database, and exposed 0APT as a low-sophistication imposter operation.</w:t>
+      </w:r>
+    </w:p>
+    <w:p>
+      <w:pPr>
+        <w:numPr>
+          <w:ilvl w:val="0"/>
+          <w:numId w:val="14"/>
+        </w:numPr>
+        <w:spacing w:after="0" w:afterAutospacing="0" w:before="0" w:beforeAutospacing="0" w:lineRule="auto"/>
+        <w:ind w:left="720" w:hanging="360"/>
+      </w:pPr>
+      <w:r>
+        <w:rPr>
+          <w:b w:val="1"/>
+          <w:bCs w:val="1"/>
+          <w:rtl w:val="0"/>
+        </w:rPr>
+        <w:t xml:space="preserve">Bulletproof Hosting Infrastructure Takedown:</w:t>
+      </w:r>
+      <w:r>
+        <w:rPr>
+          <w:rtl w:val="0"/>
+        </w:rPr>
+        <w:t xml:space="preserve"> On May 22, 2026, Dutch law enforcement seized 800 servers belonging to WorkTitans B.V., dismantling a major abuse-tolerant hosting network that enabled Russian cyber-operations and hacktivist groups.</w:t>
+      </w:r>
+    </w:p>
+    <w:p>
+      <w:pPr>
+        <w:numPr>
+          <w:ilvl w:val="0"/>
+          <w:numId w:val="14"/>
+        </w:numPr>
+        <w:spacing w:after="0" w:afterAutospacing="0" w:before="0" w:beforeAutospacing="0" w:lineRule="auto"/>
+        <w:ind w:left="720" w:hanging="360"/>
+      </w:pPr>
+      <w:r>
+        <w:rPr>
+          <w:b w:val="1"/>
+          <w:bCs w:val="1"/>
+          <w:rtl w:val="0"/>
+        </w:rPr>
+        <w:t xml:space="preserve">ShinyHunters Coordinated Mass Postings:</w:t>
+      </w:r>
+      <w:r>
+        <w:rPr>
+          <w:rtl w:val="0"/>
+        </w:rPr>
+        <w:t xml:space="preserve"> During May 2026, the ShinyHunters extortion syndicate executed a highly concentrated campaign on darkweb leak sites, publishing massive stolen corporate databases belonging to Instructure (Canvas), Vimeo, and NVIDIA's Armenian partner.</w:t>
       </w:r>
     </w:p>
     <w:p>
@@ -3596,65 +3003,64 @@
           <w:bCs w:val="1"/>
           <w:rtl w:val="0"/>
         </w:rPr>
-        <w:t xml:space="preserve">Immediate Financial Risk Case:</w:t>
-      </w:r>
-      <w:r>
-        <w:rPr>
-          <w:rtl w:val="0"/>
-        </w:rPr>
-        <w:t xml:space="preserve"> This third-party risk velocity was explicitly demonstrated in May 2026 when </w:t>
-      </w:r>
-      <w:r>
-        <w:rPr>
-          <w:b w:val="1"/>
-          <w:bCs w:val="1"/>
-          <w:rtl w:val="0"/>
-        </w:rPr>
-        <w:t xml:space="preserve">Frost Bank and Citizens Financial Group</w:t>
-      </w:r>
-      <w:r>
-        <w:rPr>
-          <w:rtl w:val="0"/>
-        </w:rPr>
-        <w:t xml:space="preserve"> notified customers of a data breach stemming from an exploit of their document-composition vendor, </w:t>
-      </w:r>
-      <w:r>
-        <w:rPr>
-          <w:b w:val="1"/>
-          <w:bCs w:val="1"/>
-          <w:rtl w:val="0"/>
-        </w:rPr>
-        <w:t xml:space="preserve">Sefas Innovation</w:t>
-      </w:r>
-      <w:r>
-        <w:rPr>
-          <w:rtl w:val="0"/>
-        </w:rPr>
-        <w:t xml:space="preserve">. The breach exposed highly sensitive customer tax forms and account numbers, which the Everest ransomware syndicate successfully extorted.</w:t>
+        <w:t xml:space="preserve">Initial Access Broker (IAB) Price Surge:</w:t>
+      </w:r>
+      <w:r>
+        <w:rPr>
+          <w:rtl w:val="0"/>
+        </w:rPr>
+        <w:t xml:space="preserve"> Darkweb forum tracking metrics published in May 2026 indicated the average base price for premium corporate access listings surged by approximately 4,055% year-over-year to $113,275, reflecting a strict prioritization of high-value enterprise and financial networks.</w:t>
       </w:r>
     </w:p>
     <w:p>
       <w:pPr>
         <w:spacing w:after="240" w:before="240" w:lineRule="auto"/>
-        <w:rPr>
-          <w:b w:val="1"/>
-          <w:bCs w:val="1"/>
-        </w:rPr>
-      </w:pPr>
-      <w:r>
-        <w:rPr>
-          <w:b w:val="1"/>
-          <w:bCs w:val="1"/>
-          <w:rtl w:val="0"/>
-        </w:rPr>
-        <w:t xml:space="preserve">III. Adversary Ecosystem Dynamics</w:t>
+        <w:rPr/>
+      </w:pPr>
+      <w:r>
+        <w:rPr>
+          <w:rtl w:val="0"/>
+        </w:rPr>
+      </w:r>
+    </w:p>
+    <w:p>
+      <w:pPr>
+        <w:spacing w:after="240" w:before="240" w:lineRule="auto"/>
+        <w:rPr/>
+      </w:pPr>
+      <w:r>
+        <w:pict>
+          <v:rect style="width:0.0pt;height:1.5pt" o:hr="t" o:hrstd="t" o:hralign="center" fillcolor="#A0A0A0" stroked="f"/>
+        </w:pict>
+      </w:r>
+      <w:r>
+        <w:rPr>
+          <w:rtl w:val="0"/>
+        </w:rPr>
+      </w:r>
+    </w:p>
+    <w:p>
+      <w:pPr>
+        <w:spacing w:after="240" w:before="240" w:lineRule="auto"/>
+        <w:rPr>
+          <w:b w:val="1"/>
+          <w:bCs w:val="1"/>
+        </w:rPr>
+      </w:pPr>
+      <w:r>
+        <w:rPr>
+          <w:b w:val="1"/>
+          <w:bCs w:val="1"/>
+          <w:rtl w:val="0"/>
+        </w:rPr>
+        <w:t xml:space="preserve">Cyber Fraud Trends (May 2026)</w:t>
       </w:r>
     </w:p>
     <w:p>
       <w:pPr>
         <w:numPr>
           <w:ilvl w:val="0"/>
-          <w:numId w:val="15"/>
+          <w:numId w:val="8"/>
         </w:numPr>
         <w:spacing w:after="0" w:afterAutospacing="0" w:before="240" w:lineRule="auto"/>
         <w:ind w:left="720" w:hanging="360"/>
@@ -3665,62 +3071,20 @@
           <w:bCs w:val="1"/>
           <w:rtl w:val="0"/>
         </w:rPr>
-        <w:t xml:space="preserve">Syndicate Dominance &amp; Splintering:</w:t>
-      </w:r>
-      <w:r>
-        <w:rPr>
-          <w:rtl w:val="0"/>
-        </w:rPr>
-        <w:t xml:space="preserve"> The RaaS ecosystem recorded </w:t>
-      </w:r>
-      <w:r>
-        <w:rPr>
-          <w:b w:val="1"/>
-          <w:bCs w:val="1"/>
-          <w:rtl w:val="0"/>
-        </w:rPr>
-        <w:t xml:space="preserve">61 active groups in May 2026</w:t>
-      </w:r>
-      <w:r>
-        <w:rPr>
-          <w:rtl w:val="0"/>
-        </w:rPr>
-        <w:t xml:space="preserve">, heavily dominated by </w:t>
-      </w:r>
-      <w:r>
-        <w:rPr>
-          <w:b w:val="1"/>
-          <w:bCs w:val="1"/>
-          <w:rtl w:val="0"/>
-        </w:rPr>
-        <w:t xml:space="preserve">Qilin (101 victims)</w:t>
-      </w:r>
-      <w:r>
-        <w:rPr>
-          <w:rtl w:val="0"/>
-        </w:rPr>
-        <w:t xml:space="preserve"> and </w:t>
-      </w:r>
-      <w:r>
-        <w:rPr>
-          <w:b w:val="1"/>
-          <w:bCs w:val="1"/>
-          <w:rtl w:val="0"/>
-        </w:rPr>
-        <w:t xml:space="preserve">TheGentlemen (70 victims)</w:t>
-      </w:r>
-      <w:r>
-        <w:rPr>
-          <w:rtl w:val="0"/>
-        </w:rPr>
-        <w:t xml:space="preserve">. Simultaneously, the market is fragmenting with rapid new entrants like SafePay, Bavaqai, and Nova breaking into the top tier.</w:t>
+        <w:t xml:space="preserve">Executive Deepfake Video Heists:</w:t>
+      </w:r>
+      <w:r>
+        <w:rPr>
+          <w:rtl w:val="0"/>
+        </w:rPr>
+        <w:t xml:space="preserve"> On May 16, 2026, scammers successfully extracted US$3.8 million (S$4.9 million) from business professionals by deploying a highly realistic, AI-generated Zoom conference that impersonated Singapore’s Prime Minister and other senior officials using synthetic audio layers.</w:t>
       </w:r>
     </w:p>
     <w:p>
       <w:pPr>
         <w:numPr>
           <w:ilvl w:val="0"/>
-          <w:numId w:val="15"/>
+          <w:numId w:val="8"/>
         </w:numPr>
         <w:spacing w:after="0" w:afterAutospacing="0" w:before="0" w:beforeAutospacing="0" w:lineRule="auto"/>
         <w:ind w:left="720" w:hanging="360"/>
@@ -3731,34 +3095,670 @@
           <w:bCs w:val="1"/>
           <w:rtl w:val="0"/>
         </w:rPr>
-        <w:t xml:space="preserve">Strategic Cartel Alliances:</w:t>
-      </w:r>
-      <w:r>
-        <w:rPr>
-          <w:rtl w:val="0"/>
-        </w:rPr>
-        <w:t xml:space="preserve"> Major syndicates, including LockBit, Qilin, and DragonForce, are </w:t>
-      </w:r>
-      <w:r>
-        <w:rPr>
-          <w:b w:val="1"/>
-          <w:bCs w:val="1"/>
-          <w:rtl w:val="0"/>
-        </w:rPr>
-        <w:t xml:space="preserve">forming strategic alliances to pool botnet infrastructure, share stolen data, and standardize extortion playbooks</w:t>
-      </w:r>
-      <w:r>
-        <w:rPr>
-          <w:rtl w:val="0"/>
-        </w:rPr>
-        <w:t xml:space="preserve"> against victims.</w:t>
+        <w:t xml:space="preserve">"Self-Reinforcing" Deepfake Pipelines:</w:t>
+      </w:r>
+      <w:r>
+        <w:rPr>
+          <w:rtl w:val="0"/>
+        </w:rPr>
+        <w:t xml:space="preserve"> A forensic report published on May 7, 2026, detailed the BlueNoroff syndicate's new strategy targeting the Web3 sector; attackers utilize trojanized Zoom meetings to covertly capture victims' live webcam feeds, which are then fed into generative AI tools (like GPT-4o) to fabricate synthetic personas for subsequent social engineering attacks.</w:t>
       </w:r>
     </w:p>
     <w:p>
       <w:pPr>
         <w:numPr>
           <w:ilvl w:val="0"/>
-          <w:numId w:val="15"/>
+          <w:numId w:val="8"/>
+        </w:numPr>
+        <w:spacing w:after="0" w:afterAutospacing="0" w:before="0" w:beforeAutospacing="0" w:lineRule="auto"/>
+        <w:ind w:left="720" w:hanging="360"/>
+      </w:pPr>
+      <w:r>
+        <w:rPr>
+          <w:b w:val="1"/>
+          <w:bCs w:val="1"/>
+          <w:rtl w:val="0"/>
+        </w:rPr>
+        <w:t xml:space="preserve">AI Supply Chain Poisoning (TrapDoor Campaign):</w:t>
+      </w:r>
+      <w:r>
+        <w:rPr>
+          <w:rtl w:val="0"/>
+        </w:rPr>
+        <w:t xml:space="preserve"> Beginning May 22, 2026, the "TrapDoor" campaign uploaded over 34 malicious packages to major repositories (npm, PyPI, Crates.io) specifically designed to trick local AI coding assistants into autonomously executing unauthorized security scans and exfiltrating developer secrets, API keys, and environment variables.</w:t>
+      </w:r>
+    </w:p>
+    <w:p>
+      <w:pPr>
+        <w:numPr>
+          <w:ilvl w:val="0"/>
+          <w:numId w:val="8"/>
+        </w:numPr>
+        <w:spacing w:after="0" w:afterAutospacing="0" w:before="0" w:beforeAutospacing="0" w:lineRule="auto"/>
+        <w:ind w:left="720" w:hanging="360"/>
+      </w:pPr>
+      <w:r>
+        <w:rPr>
+          <w:b w:val="1"/>
+          <w:bCs w:val="1"/>
+          <w:rtl w:val="0"/>
+        </w:rPr>
+        <w:t xml:space="preserve">"ClickFix" Automation Bypassing Gateways:</w:t>
+      </w:r>
+      <w:r>
+        <w:rPr>
+          <w:rtl w:val="0"/>
+        </w:rPr>
+        <w:t xml:space="preserve"> Throughout May 2026, Initial Access Brokers rapidly scaled the deployment of the Tsundere Bot malware loader via "ClickFix" social engineering templates; this technique bypasses traditional email gateway inspections by presenting victims with fake browser errors and instructing them to manually copy and execute malicious PowerShell commands.</w:t>
+      </w:r>
+    </w:p>
+    <w:p>
+      <w:pPr>
+        <w:numPr>
+          <w:ilvl w:val="0"/>
+          <w:numId w:val="8"/>
+        </w:numPr>
+        <w:spacing w:after="240" w:before="0" w:beforeAutospacing="0" w:lineRule="auto"/>
+        <w:ind w:left="720" w:hanging="360"/>
+      </w:pPr>
+      <w:r>
+        <w:rPr>
+          <w:b w:val="1"/>
+          <w:bCs w:val="1"/>
+          <w:rtl w:val="0"/>
+        </w:rPr>
+        <w:t xml:space="preserve">Telegram Mini App Exploitation:</w:t>
+      </w:r>
+      <w:r>
+        <w:rPr>
+          <w:rtl w:val="0"/>
+        </w:rPr>
+        <w:t xml:space="preserve"> Cybersecurity advisories issued in May 2026 warned of a new fraud platform dubbed "FEMITBOT," which specifically abuses Telegram Mini Apps to orchestrate fake cryptocurrency investment scams, impersonate major brands, and deliver malicious Android APKs to users.</w:t>
+      </w:r>
+    </w:p>
+    <w:p>
+      <w:pPr>
+        <w:spacing w:after="240" w:before="240" w:lineRule="auto"/>
+        <w:rPr/>
+      </w:pPr>
+      <w:r>
+        <w:rPr>
+          <w:rtl w:val="0"/>
+        </w:rPr>
+      </w:r>
+    </w:p>
+    <w:p>
+      <w:pPr>
+        <w:spacing w:after="240" w:before="240" w:lineRule="auto"/>
+        <w:rPr/>
+      </w:pPr>
+      <w:r>
+        <w:pict>
+          <v:rect style="width:0.0pt;height:1.5pt" o:hr="t" o:hrstd="t" o:hralign="center" fillcolor="#A0A0A0" stroked="f"/>
+        </w:pict>
+      </w:r>
+      <w:r>
+        <w:rPr>
+          <w:rtl w:val="0"/>
+        </w:rPr>
+      </w:r>
+    </w:p>
+    <w:p>
+      <w:pPr>
+        <w:spacing w:after="240" w:before="240" w:lineRule="auto"/>
+        <w:rPr>
+          <w:b w:val="1"/>
+          <w:bCs w:val="1"/>
+        </w:rPr>
+      </w:pPr>
+      <w:r>
+        <w:rPr>
+          <w:b w:val="1"/>
+          <w:bCs w:val="1"/>
+          <w:rtl w:val="0"/>
+        </w:rPr>
+        <w:t xml:space="preserve">New Exploited Vulnerabilities (May 2026)</w:t>
+      </w:r>
+    </w:p>
+    <w:p>
+      <w:pPr>
+        <w:numPr>
+          <w:ilvl w:val="0"/>
+          <w:numId w:val="19"/>
+        </w:numPr>
+        <w:spacing w:after="0" w:afterAutospacing="0" w:before="240" w:lineRule="auto"/>
+        <w:ind w:left="720" w:hanging="360"/>
+      </w:pPr>
+      <w:r>
+        <w:rPr>
+          <w:b w:val="1"/>
+          <w:bCs w:val="1"/>
+          <w:rtl w:val="0"/>
+        </w:rPr>
+        <w:t xml:space="preserve">CVE-2026-0257</w:t>
+      </w:r>
+      <w:r>
+        <w:rPr>
+          <w:rtl w:val="0"/>
+        </w:rPr>
+        <w:t xml:space="preserve">: Unauthenticated remote attackers forge session cookies to bypass security restrictions and establish unauthorized VPN connections. Target Tech: PAN-OS GlobalProtect; Vulnerability Type: Authentication Bypass;</w:t>
+      </w:r>
+    </w:p>
+    <w:p>
+      <w:pPr>
+        <w:numPr>
+          <w:ilvl w:val="0"/>
+          <w:numId w:val="19"/>
+        </w:numPr>
+        <w:spacing w:after="0" w:afterAutospacing="0" w:before="0" w:beforeAutospacing="0" w:lineRule="auto"/>
+        <w:ind w:left="720" w:hanging="360"/>
+      </w:pPr>
+      <w:r>
+        <w:rPr>
+          <w:b w:val="1"/>
+          <w:bCs w:val="1"/>
+          <w:rtl w:val="0"/>
+        </w:rPr>
+        <w:t xml:space="preserve">CVE-2026-20182</w:t>
+      </w:r>
+      <w:r>
+        <w:rPr>
+          <w:rtl w:val="0"/>
+        </w:rPr>
+        <w:t xml:space="preserve">: Flawed DTLS handshakes allow unauthenticated actors to compromise control-plane peers and inject SSH public keys. Target Tech: Cisco Catalyst SD-WAN; Vulnerability Type: Authentication Bypass;</w:t>
+      </w:r>
+    </w:p>
+    <w:p>
+      <w:pPr>
+        <w:numPr>
+          <w:ilvl w:val="0"/>
+          <w:numId w:val="19"/>
+        </w:numPr>
+        <w:spacing w:after="0" w:afterAutospacing="0" w:before="0" w:beforeAutospacing="0" w:lineRule="auto"/>
+        <w:ind w:left="720" w:hanging="360"/>
+      </w:pPr>
+      <w:r>
+        <w:rPr>
+          <w:b w:val="1"/>
+          <w:bCs w:val="1"/>
+          <w:rtl w:val="0"/>
+        </w:rPr>
+        <w:t xml:space="preserve">CVE-2026-41091</w:t>
+      </w:r>
+      <w:r>
+        <w:rPr>
+          <w:rtl w:val="0"/>
+        </w:rPr>
+        <w:t xml:space="preserve">: Improper symbolic link resolution in the security scanning engine grants attackers immediate SYSTEM-level access. Target Tech: Microsoft Defender; Vulnerability Type: Privilege Escalation;</w:t>
+      </w:r>
+    </w:p>
+    <w:p>
+      <w:pPr>
+        <w:numPr>
+          <w:ilvl w:val="0"/>
+          <w:numId w:val="19"/>
+        </w:numPr>
+        <w:spacing w:after="240" w:before="0" w:beforeAutospacing="0" w:lineRule="auto"/>
+        <w:ind w:left="720" w:hanging="360"/>
+      </w:pPr>
+      <w:r>
+        <w:rPr>
+          <w:b w:val="1"/>
+          <w:bCs w:val="1"/>
+          <w:rtl w:val="0"/>
+        </w:rPr>
+        <w:t xml:space="preserve">CVE-2026-10956</w:t>
+      </w:r>
+      <w:r>
+        <w:rPr>
+          <w:rtl w:val="0"/>
+        </w:rPr>
+        <w:t xml:space="preserve">: Vulnerability actively exploited in large-scale ClickFix campaigns to trick victims into executing commands that install malware and steal credentials. Target Tech: Ghost CMS; Vulnerability Type: SQL Injection;</w:t>
+      </w:r>
+    </w:p>
+    <w:p>
+      <w:pPr>
+        <w:spacing w:after="240" w:before="240" w:lineRule="auto"/>
+        <w:rPr/>
+      </w:pPr>
+      <w:r>
+        <w:rPr>
+          <w:rtl w:val="0"/>
+        </w:rPr>
+      </w:r>
+    </w:p>
+    <w:p>
+      <w:pPr>
+        <w:spacing w:after="240" w:before="240" w:lineRule="auto"/>
+        <w:rPr/>
+      </w:pPr>
+      <w:r>
+        <w:pict>
+          <v:rect style="width:0.0pt;height:1.5pt" o:hr="t" o:hrstd="t" o:hralign="center" fillcolor="#A0A0A0" stroked="f"/>
+        </w:pict>
+      </w:r>
+      <w:r>
+        <w:rPr>
+          <w:rtl w:val="0"/>
+        </w:rPr>
+      </w:r>
+    </w:p>
+    <w:p>
+      <w:pPr>
+        <w:spacing w:after="240" w:before="240" w:lineRule="auto"/>
+        <w:rPr>
+          <w:b w:val="1"/>
+          <w:bCs w:val="1"/>
+        </w:rPr>
+      </w:pPr>
+      <w:r>
+        <w:rPr>
+          <w:b w:val="1"/>
+          <w:bCs w:val="1"/>
+          <w:rtl w:val="0"/>
+        </w:rPr>
+        <w:t xml:space="preserve">I. Extortion Economics &amp; Tactical Shifts</w:t>
+      </w:r>
+    </w:p>
+    <w:p>
+      <w:pPr>
+        <w:numPr>
+          <w:ilvl w:val="0"/>
+          <w:numId w:val="7"/>
+        </w:numPr>
+        <w:spacing w:after="0" w:afterAutospacing="0" w:before="240" w:lineRule="auto"/>
+        <w:ind w:left="720" w:hanging="360"/>
+      </w:pPr>
+      <w:r>
+        <w:rPr>
+          <w:b w:val="1"/>
+          <w:bCs w:val="1"/>
+          <w:rtl w:val="0"/>
+        </w:rPr>
+        <w:t xml:space="preserve">Shift to Pure Data Theft:</w:t>
+      </w:r>
+      <w:r>
+        <w:rPr>
+          <w:rtl w:val="0"/>
+        </w:rPr>
+        <w:t xml:space="preserve"> Ransomware syndicates, particularly groups like World Leaks, are </w:t>
+      </w:r>
+      <w:r>
+        <w:rPr>
+          <w:b w:val="1"/>
+          <w:bCs w:val="1"/>
+          <w:rtl w:val="0"/>
+        </w:rPr>
+        <w:t xml:space="preserve">increasingly abandoning traditional file encryption in favor of pure data theft and extortion</w:t>
+      </w:r>
+      <w:r>
+        <w:rPr>
+          <w:rtl w:val="0"/>
+        </w:rPr>
+        <w:t xml:space="preserve"> to minimize operational complexity and detection risks.</w:t>
+      </w:r>
+    </w:p>
+    <w:p>
+      <w:pPr>
+        <w:numPr>
+          <w:ilvl w:val="0"/>
+          <w:numId w:val="7"/>
+        </w:numPr>
+        <w:spacing w:after="0" w:afterAutospacing="0" w:before="0" w:beforeAutospacing="0" w:lineRule="auto"/>
+        <w:ind w:left="720" w:hanging="360"/>
+      </w:pPr>
+      <w:r>
+        <w:rPr>
+          <w:b w:val="1"/>
+          <w:bCs w:val="1"/>
+          <w:rtl w:val="0"/>
+        </w:rPr>
+        <w:t xml:space="preserve">Multi-Extortion Standardization:</w:t>
+      </w:r>
+      <w:r>
+        <w:rPr>
+          <w:rtl w:val="0"/>
+        </w:rPr>
+        <w:t xml:space="preserve"> Approximately </w:t>
+      </w:r>
+      <w:r>
+        <w:rPr>
+          <w:b w:val="1"/>
+          <w:bCs w:val="1"/>
+          <w:rtl w:val="0"/>
+        </w:rPr>
+        <w:t xml:space="preserve">87.6% of ransomware operations now utilize double extortion</w:t>
+      </w:r>
+      <w:r>
+        <w:rPr>
+          <w:rtl w:val="0"/>
+        </w:rPr>
+        <w:t xml:space="preserve">, with attackers layering data theft, DDoS attacks, and direct harassment of executives and clients to force ransom payments.</w:t>
+      </w:r>
+    </w:p>
+    <w:p>
+      <w:pPr>
+        <w:numPr>
+          <w:ilvl w:val="0"/>
+          <w:numId w:val="7"/>
+        </w:numPr>
+        <w:spacing w:after="240" w:before="0" w:beforeAutospacing="0" w:lineRule="auto"/>
+        <w:ind w:left="720" w:hanging="360"/>
+      </w:pPr>
+      <w:r>
+        <w:rPr>
+          <w:b w:val="1"/>
+          <w:bCs w:val="1"/>
+          <w:rtl w:val="0"/>
+        </w:rPr>
+        <w:t xml:space="preserve">AI-Enabled Scaling:</w:t>
+      </w:r>
+      <w:r>
+        <w:rPr>
+          <w:rtl w:val="0"/>
+        </w:rPr>
+        <w:t xml:space="preserve"> Threat actors are </w:t>
+      </w:r>
+      <w:r>
+        <w:rPr>
+          <w:b w:val="1"/>
+          <w:bCs w:val="1"/>
+          <w:rtl w:val="0"/>
+        </w:rPr>
+        <w:t xml:space="preserve">weaponizing agentic AI and autonomous bots</w:t>
+      </w:r>
+      <w:r>
+        <w:rPr>
+          <w:rtl w:val="0"/>
+        </w:rPr>
+        <w:t xml:space="preserve"> like the Tsundere Bot to scale operations. This automation compresses the breakout window, enabling adversaries to execute reconnaissance, credential testing, and payload delivery at machine speed.</w:t>
+      </w:r>
+    </w:p>
+    <w:p>
+      <w:pPr>
+        <w:spacing w:after="240" w:before="240" w:lineRule="auto"/>
+        <w:rPr>
+          <w:b w:val="1"/>
+          <w:bCs w:val="1"/>
+        </w:rPr>
+      </w:pPr>
+      <w:r>
+        <w:rPr>
+          <w:b w:val="1"/>
+          <w:bCs w:val="1"/>
+          <w:rtl w:val="0"/>
+        </w:rPr>
+        <w:t xml:space="preserve">II. Sector &amp; Third-Party Risk Velocity</w:t>
+      </w:r>
+    </w:p>
+    <w:p>
+      <w:pPr>
+        <w:numPr>
+          <w:ilvl w:val="0"/>
+          <w:numId w:val="22"/>
+        </w:numPr>
+        <w:spacing w:after="0" w:afterAutospacing="0" w:before="240" w:lineRule="auto"/>
+        <w:ind w:left="720" w:hanging="360"/>
+      </w:pPr>
+      <w:r>
+        <w:rPr>
+          <w:b w:val="1"/>
+          <w:bCs w:val="1"/>
+          <w:rtl w:val="0"/>
+        </w:rPr>
+        <w:t xml:space="preserve">Sector Victim Volume:</w:t>
+      </w:r>
+      <w:r>
+        <w:rPr>
+          <w:rtl w:val="0"/>
+        </w:rPr>
+        <w:t xml:space="preserve"> In May 2026, global ransomware volume experienced a localized contraction to </w:t>
+      </w:r>
+      <w:r>
+        <w:rPr>
+          <w:b w:val="1"/>
+          <w:bCs w:val="1"/>
+          <w:rtl w:val="0"/>
+        </w:rPr>
+        <w:t xml:space="preserve">646 publicly claimed victims</w:t>
+      </w:r>
+      <w:r>
+        <w:rPr>
+          <w:rtl w:val="0"/>
+        </w:rPr>
+        <w:t xml:space="preserve">, with the </w:t>
+      </w:r>
+      <w:r>
+        <w:rPr>
+          <w:b w:val="1"/>
+          <w:bCs w:val="1"/>
+          <w:rtl w:val="0"/>
+        </w:rPr>
+        <w:t xml:space="preserve">Financial Services sector accounting for 31 of those victims</w:t>
+      </w:r>
+      <w:r>
+        <w:rPr>
+          <w:rtl w:val="0"/>
+        </w:rPr>
+        <w:t xml:space="preserve">. Despite the monthly drop, 78% of financial institutions report being targeted.</w:t>
+      </w:r>
+    </w:p>
+    <w:p>
+      <w:pPr>
+        <w:numPr>
+          <w:ilvl w:val="0"/>
+          <w:numId w:val="22"/>
+        </w:numPr>
+        <w:spacing w:after="0" w:afterAutospacing="0" w:before="0" w:beforeAutospacing="0" w:lineRule="auto"/>
+        <w:ind w:left="720" w:hanging="360"/>
+      </w:pPr>
+      <w:r>
+        <w:rPr>
+          <w:b w:val="1"/>
+          <w:bCs w:val="1"/>
+          <w:rtl w:val="0"/>
+        </w:rPr>
+        <w:t xml:space="preserve">Supply Chain &amp; Vendor Exposure:</w:t>
+      </w:r>
+      <w:r>
+        <w:rPr>
+          <w:rtl w:val="0"/>
+        </w:rPr>
+        <w:t xml:space="preserve"> The banking sector faces </w:t>
+      </w:r>
+      <w:r>
+        <w:rPr>
+          <w:b w:val="1"/>
+          <w:bCs w:val="1"/>
+          <w:rtl w:val="0"/>
+        </w:rPr>
+        <w:t xml:space="preserve">critical secondary exposure from compromised downstream IT vendors and Managed Service Providers (MSPs)</w:t>
+      </w:r>
+      <w:r>
+        <w:rPr>
+          <w:rtl w:val="0"/>
+        </w:rPr>
+        <w:t xml:space="preserve">. Attackers deliberately target the trusted tools of MSPs to compromise thousands of downstream enterprise victims in a single stroke.</w:t>
+      </w:r>
+    </w:p>
+    <w:p>
+      <w:pPr>
+        <w:numPr>
+          <w:ilvl w:val="0"/>
+          <w:numId w:val="22"/>
+        </w:numPr>
+        <w:spacing w:after="240" w:before="0" w:beforeAutospacing="0" w:lineRule="auto"/>
+        <w:ind w:left="720" w:hanging="360"/>
+      </w:pPr>
+      <w:r>
+        <w:rPr>
+          <w:b w:val="1"/>
+          <w:bCs w:val="1"/>
+          <w:rtl w:val="0"/>
+        </w:rPr>
+        <w:t xml:space="preserve">Immediate Financial Risk Case:</w:t>
+      </w:r>
+      <w:r>
+        <w:rPr>
+          <w:rtl w:val="0"/>
+        </w:rPr>
+        <w:t xml:space="preserve"> This third-party risk velocity was explicitly demonstrated in May 2026 when </w:t>
+      </w:r>
+      <w:r>
+        <w:rPr>
+          <w:b w:val="1"/>
+          <w:bCs w:val="1"/>
+          <w:rtl w:val="0"/>
+        </w:rPr>
+        <w:t xml:space="preserve">Frost Bank and Citizens Financial Group</w:t>
+      </w:r>
+      <w:r>
+        <w:rPr>
+          <w:rtl w:val="0"/>
+        </w:rPr>
+        <w:t xml:space="preserve"> notified customers of a data breach stemming from an exploit of their document-composition vendor, </w:t>
+      </w:r>
+      <w:r>
+        <w:rPr>
+          <w:b w:val="1"/>
+          <w:bCs w:val="1"/>
+          <w:rtl w:val="0"/>
+        </w:rPr>
+        <w:t xml:space="preserve">Sefas Innovation</w:t>
+      </w:r>
+      <w:r>
+        <w:rPr>
+          <w:rtl w:val="0"/>
+        </w:rPr>
+        <w:t xml:space="preserve">. The breach exposed highly sensitive customer tax forms and account numbers, which the Everest ransomware syndicate successfully extorted.</w:t>
+      </w:r>
+    </w:p>
+    <w:p>
+      <w:pPr>
+        <w:spacing w:after="240" w:before="240" w:lineRule="auto"/>
+        <w:rPr>
+          <w:b w:val="1"/>
+          <w:bCs w:val="1"/>
+        </w:rPr>
+      </w:pPr>
+      <w:r>
+        <w:rPr>
+          <w:b w:val="1"/>
+          <w:bCs w:val="1"/>
+          <w:rtl w:val="0"/>
+        </w:rPr>
+        <w:t xml:space="preserve">III. Adversary Ecosystem Dynamics</w:t>
+      </w:r>
+    </w:p>
+    <w:p>
+      <w:pPr>
+        <w:numPr>
+          <w:ilvl w:val="0"/>
+          <w:numId w:val="25"/>
+        </w:numPr>
+        <w:spacing w:after="0" w:afterAutospacing="0" w:before="240" w:lineRule="auto"/>
+        <w:ind w:left="720" w:hanging="360"/>
+      </w:pPr>
+      <w:r>
+        <w:rPr>
+          <w:b w:val="1"/>
+          <w:bCs w:val="1"/>
+          <w:rtl w:val="0"/>
+        </w:rPr>
+        <w:t xml:space="preserve">Syndicate Dominance &amp; Splintering:</w:t>
+      </w:r>
+      <w:r>
+        <w:rPr>
+          <w:rtl w:val="0"/>
+        </w:rPr>
+        <w:t xml:space="preserve"> The RaaS ecosystem recorded </w:t>
+      </w:r>
+      <w:r>
+        <w:rPr>
+          <w:b w:val="1"/>
+          <w:bCs w:val="1"/>
+          <w:rtl w:val="0"/>
+        </w:rPr>
+        <w:t xml:space="preserve">61 active groups in May 2026</w:t>
+      </w:r>
+      <w:r>
+        <w:rPr>
+          <w:rtl w:val="0"/>
+        </w:rPr>
+        <w:t xml:space="preserve">, heavily dominated by </w:t>
+      </w:r>
+      <w:r>
+        <w:rPr>
+          <w:b w:val="1"/>
+          <w:bCs w:val="1"/>
+          <w:rtl w:val="0"/>
+        </w:rPr>
+        <w:t xml:space="preserve">Qilin (101 victims)</w:t>
+      </w:r>
+      <w:r>
+        <w:rPr>
+          <w:rtl w:val="0"/>
+        </w:rPr>
+        <w:t xml:space="preserve"> and </w:t>
+      </w:r>
+      <w:r>
+        <w:rPr>
+          <w:b w:val="1"/>
+          <w:bCs w:val="1"/>
+          <w:rtl w:val="0"/>
+        </w:rPr>
+        <w:t xml:space="preserve">TheGentlemen (70 victims)</w:t>
+      </w:r>
+      <w:r>
+        <w:rPr>
+          <w:rtl w:val="0"/>
+        </w:rPr>
+        <w:t xml:space="preserve">. Simultaneously, the market is fragmenting with rapid new entrants like SafePay, Bavaqai, and Nova breaking into the top tier.</w:t>
+      </w:r>
+    </w:p>
+    <w:p>
+      <w:pPr>
+        <w:numPr>
+          <w:ilvl w:val="0"/>
+          <w:numId w:val="25"/>
+        </w:numPr>
+        <w:spacing w:after="0" w:afterAutospacing="0" w:before="0" w:beforeAutospacing="0" w:lineRule="auto"/>
+        <w:ind w:left="720" w:hanging="360"/>
+      </w:pPr>
+      <w:r>
+        <w:rPr>
+          <w:b w:val="1"/>
+          <w:bCs w:val="1"/>
+          <w:rtl w:val="0"/>
+        </w:rPr>
+        <w:t xml:space="preserve">Strategic Cartel Alliances:</w:t>
+      </w:r>
+      <w:r>
+        <w:rPr>
+          <w:rtl w:val="0"/>
+        </w:rPr>
+        <w:t xml:space="preserve"> Major syndicates, including LockBit, Qilin, and DragonForce, are </w:t>
+      </w:r>
+      <w:r>
+        <w:rPr>
+          <w:b w:val="1"/>
+          <w:bCs w:val="1"/>
+          <w:rtl w:val="0"/>
+        </w:rPr>
+        <w:t xml:space="preserve">forming strategic alliances to pool botnet infrastructure, share stolen data, and standardize extortion playbooks</w:t>
+      </w:r>
+      <w:r>
+        <w:rPr>
+          <w:rtl w:val="0"/>
+        </w:rPr>
+        <w:t xml:space="preserve"> against victims.</w:t>
+      </w:r>
+    </w:p>
+    <w:p>
+      <w:pPr>
+        <w:numPr>
+          <w:ilvl w:val="0"/>
+          <w:numId w:val="25"/>
         </w:numPr>
         <w:spacing w:after="240" w:before="0" w:beforeAutospacing="0" w:lineRule="auto"/>
         <w:ind w:left="720" w:hanging="360"/>
@@ -4137,6 +4137,1335 @@
           <w:rtl w:val="0"/>
         </w:rPr>
         <w:t xml:space="preserve"> The cybercriminal underground experienced unprecedented structural exposure in May, highlighted by the massive public leak of TheGentlemen's internal databases and retaliatory infrastructure breaches between rival groups 0APT and KryBit.</w:t>
+      </w:r>
+    </w:p>
+    <w:p>
+      <w:pPr>
+        <w:spacing w:after="240" w:before="240" w:lineRule="auto"/>
+        <w:rPr/>
+      </w:pPr>
+      <w:r>
+        <w:rPr>
+          <w:rtl w:val="0"/>
+        </w:rPr>
+      </w:r>
+    </w:p>
+    <w:p>
+      <w:pPr>
+        <w:spacing w:after="240" w:before="240" w:lineRule="auto"/>
+        <w:rPr/>
+      </w:pPr>
+      <w:r>
+        <w:pict>
+          <v:rect style="width:0.0pt;height:1.5pt" o:hr="t" o:hrstd="t" o:hralign="center" fillcolor="#A0A0A0" stroked="f"/>
+        </w:pict>
+      </w:r>
+      <w:r>
+        <w:rPr>
+          <w:rtl w:val="0"/>
+        </w:rPr>
+      </w:r>
+    </w:p>
+    <w:p>
+      <w:pPr>
+        <w:pBdr>
+          <w:top w:color="auto" w:space="0" w:sz="0" w:val="none"/>
+          <w:left w:color="auto" w:space="0" w:sz="0" w:val="none"/>
+          <w:bottom w:color="auto" w:space="0" w:sz="0" w:val="none"/>
+          <w:right w:color="auto" w:space="0" w:sz="0" w:val="none"/>
+          <w:between w:color="auto" w:space="0" w:sz="0" w:val="none"/>
+        </w:pBdr>
+        <w:rPr>
+          <w:b w:val="1"/>
+          <w:bCs w:val="1"/>
+          <w:color w:val="1f1f1f"/>
+        </w:rPr>
+      </w:pPr>
+      <w:r>
+        <w:rPr>
+          <w:b w:val="1"/>
+          <w:bCs w:val="1"/>
+          <w:color w:val="1f1f1f"/>
+          <w:rtl w:val="0"/>
+        </w:rPr>
+        <w:t xml:space="preserve">Phishing</w:t>
+      </w:r>
+    </w:p>
+    <w:p>
+      <w:pPr>
+        <w:numPr>
+          <w:ilvl w:val="0"/>
+          <w:numId w:val="17"/>
+        </w:numPr>
+        <w:pBdr>
+          <w:top w:color="auto" w:space="0" w:sz="0" w:val="none"/>
+          <w:bottom w:color="auto" w:space="0" w:sz="0" w:val="none"/>
+          <w:right w:color="auto" w:space="0" w:sz="0" w:val="none"/>
+          <w:between w:color="auto" w:space="0" w:sz="0" w:val="none"/>
+        </w:pBdr>
+        <w:ind w:left="720" w:hanging="360"/>
+      </w:pPr>
+      <w:r>
+        <w:rPr>
+          <w:color w:val="1f1f1f"/>
+          <w:rtl w:val="0"/>
+        </w:rPr>
+        <w:t xml:space="preserve">The FBI issued an urgent alert on the </w:t>
+      </w:r>
+      <w:r>
+        <w:rPr>
+          <w:b w:val="1"/>
+          <w:bCs w:val="1"/>
+          <w:color w:val="1f1f1f"/>
+          <w:rtl w:val="0"/>
+        </w:rPr>
+        <w:t xml:space="preserve">Kali365</w:t>
+      </w:r>
+      <w:r>
+        <w:rPr>
+          <w:color w:val="1f1f1f"/>
+          <w:rtl w:val="0"/>
+        </w:rPr>
+        <w:t xml:space="preserve"> Phishing-as-a-Service platform, which bypasses </w:t>
+      </w:r>
+      <w:r>
+        <w:rPr>
+          <w:b w:val="1"/>
+          <w:bCs w:val="1"/>
+          <w:color w:val="1f1f1f"/>
+          <w:rtl w:val="0"/>
+        </w:rPr>
+        <w:t xml:space="preserve">MFA</w:t>
+      </w:r>
+      <w:r>
+        <w:rPr>
+          <w:color w:val="1f1f1f"/>
+          <w:rtl w:val="0"/>
+        </w:rPr>
+        <w:t xml:space="preserve"> protections to systematically compromise </w:t>
+      </w:r>
+      <w:r>
+        <w:rPr>
+          <w:b w:val="1"/>
+          <w:bCs w:val="1"/>
+          <w:color w:val="1f1f1f"/>
+          <w:rtl w:val="0"/>
+        </w:rPr>
+        <w:t xml:space="preserve">Microsoft 365</w:t>
+      </w:r>
+      <w:r>
+        <w:rPr>
+          <w:color w:val="1f1f1f"/>
+          <w:rtl w:val="0"/>
+        </w:rPr>
+        <w:t xml:space="preserve"> enterprise accounts. Combined with advanced AI-driven deployment vectors like </w:t>
+      </w:r>
+      <w:r>
+        <w:rPr>
+          <w:b w:val="1"/>
+          <w:bCs w:val="1"/>
+          <w:color w:val="1f1f1f"/>
+          <w:rtl w:val="0"/>
+        </w:rPr>
+        <w:t xml:space="preserve">ChatGPhish</w:t>
+      </w:r>
+      <w:r>
+        <w:rPr>
+          <w:color w:val="1f1f1f"/>
+          <w:rtl w:val="0"/>
+        </w:rPr>
+        <w:t xml:space="preserve">, this technical vector exposes widespread operational vulnerabilities in traditional corporate access controls. To mitigate these material regulatory impacts, telecom operators like </w:t>
+      </w:r>
+      <w:r>
+        <w:rPr>
+          <w:b w:val="1"/>
+          <w:bCs w:val="1"/>
+          <w:color w:val="1f1f1f"/>
+          <w:rtl w:val="0"/>
+        </w:rPr>
+        <w:t xml:space="preserve">SFR</w:t>
+      </w:r>
+      <w:r>
+        <w:rPr>
+          <w:color w:val="1f1f1f"/>
+          <w:rtl w:val="0"/>
+        </w:rPr>
+        <w:t xml:space="preserve"> are implementing box-level anti-phishing shields to secure consumer endpoints.</w:t>
+      </w:r>
+    </w:p>
+    <w:p>
+      <w:pPr>
+        <w:pBdr>
+          <w:top w:color="auto" w:space="0" w:sz="0" w:val="none"/>
+          <w:left w:color="auto" w:space="0" w:sz="0" w:val="none"/>
+          <w:bottom w:color="auto" w:space="0" w:sz="0" w:val="none"/>
+          <w:right w:color="auto" w:space="0" w:sz="0" w:val="none"/>
+          <w:between w:color="auto" w:space="0" w:sz="0" w:val="none"/>
+        </w:pBdr>
+        <w:rPr>
+          <w:b w:val="1"/>
+          <w:bCs w:val="1"/>
+          <w:color w:val="1f1f1f"/>
+        </w:rPr>
+      </w:pPr>
+      <w:r>
+        <w:rPr>
+          <w:b w:val="1"/>
+          <w:bCs w:val="1"/>
+          <w:color w:val="1f1f1f"/>
+          <w:rtl w:val="0"/>
+        </w:rPr>
+        <w:t xml:space="preserve">Ransomware</w:t>
+      </w:r>
+    </w:p>
+    <w:p>
+      <w:pPr>
+        <w:numPr>
+          <w:ilvl w:val="0"/>
+          <w:numId w:val="23"/>
+        </w:numPr>
+        <w:pBdr>
+          <w:top w:color="auto" w:space="0" w:sz="0" w:val="none"/>
+          <w:bottom w:color="auto" w:space="0" w:sz="0" w:val="none"/>
+          <w:right w:color="auto" w:space="0" w:sz="0" w:val="none"/>
+          <w:between w:color="auto" w:space="0" w:sz="0" w:val="none"/>
+        </w:pBdr>
+        <w:ind w:left="720" w:hanging="360"/>
+      </w:pPr>
+      <w:r>
+        <w:rPr>
+          <w:color w:val="1f1f1f"/>
+          <w:rtl w:val="0"/>
+        </w:rPr>
+        <w:t xml:space="preserve">Ransomware syndicates drove a </w:t>
+      </w:r>
+      <w:r>
+        <w:rPr>
+          <w:b w:val="1"/>
+          <w:bCs w:val="1"/>
+          <w:color w:val="1f1f1f"/>
+          <w:rtl w:val="0"/>
+        </w:rPr>
+        <w:t xml:space="preserve">40%</w:t>
+      </w:r>
+      <w:r>
+        <w:rPr>
+          <w:color w:val="1f1f1f"/>
+          <w:rtl w:val="0"/>
+        </w:rPr>
+        <w:t xml:space="preserve"> revenue surge in </w:t>
+      </w:r>
+      <w:r>
+        <w:rPr>
+          <w:b w:val="1"/>
+          <w:bCs w:val="1"/>
+          <w:color w:val="1f1f1f"/>
+          <w:rtl w:val="0"/>
+        </w:rPr>
+        <w:t xml:space="preserve">Q1 2026</w:t>
+      </w:r>
+      <w:r>
+        <w:rPr>
+          <w:color w:val="1f1f1f"/>
+          <w:rtl w:val="0"/>
+        </w:rPr>
+        <w:t xml:space="preserve"> by industrializing deployment schedules around strict corporate business hours to maximize systemic operational disruption. High-impact incidents included the exfiltration of </w:t>
+      </w:r>
+      <w:r>
+        <w:rPr>
+          <w:b w:val="1"/>
+          <w:bCs w:val="1"/>
+          <w:color w:val="1f1f1f"/>
+          <w:rtl w:val="0"/>
+        </w:rPr>
+        <w:t xml:space="preserve">680 GB</w:t>
+      </w:r>
+      <w:r>
+        <w:rPr>
+          <w:color w:val="1f1f1f"/>
+          <w:rtl w:val="0"/>
+        </w:rPr>
+        <w:t xml:space="preserve"> from </w:t>
+      </w:r>
+      <w:r>
+        <w:rPr>
+          <w:b w:val="1"/>
+          <w:bCs w:val="1"/>
+          <w:color w:val="1f1f1f"/>
+          <w:rtl w:val="0"/>
+        </w:rPr>
+        <w:t xml:space="preserve">HDFC AMC</w:t>
+      </w:r>
+      <w:r>
+        <w:rPr>
+          <w:color w:val="1f1f1f"/>
+          <w:rtl w:val="0"/>
+        </w:rPr>
+        <w:t xml:space="preserve"> by the </w:t>
+      </w:r>
+      <w:r>
+        <w:rPr>
+          <w:b w:val="1"/>
+          <w:bCs w:val="1"/>
+          <w:color w:val="1f1f1f"/>
+          <w:rtl w:val="0"/>
+        </w:rPr>
+        <w:t xml:space="preserve">Morpheus</w:t>
+      </w:r>
+      <w:r>
+        <w:rPr>
+          <w:color w:val="1f1f1f"/>
+          <w:rtl w:val="0"/>
+        </w:rPr>
+        <w:t xml:space="preserve"> group and </w:t>
+      </w:r>
+      <w:r>
+        <w:rPr>
+          <w:b w:val="1"/>
+          <w:bCs w:val="1"/>
+          <w:color w:val="1f1f1f"/>
+          <w:rtl w:val="0"/>
+        </w:rPr>
+        <w:t xml:space="preserve">662 GB</w:t>
+      </w:r>
+      <w:r>
+        <w:rPr>
+          <w:color w:val="1f1f1f"/>
+          <w:rtl w:val="0"/>
+        </w:rPr>
+        <w:t xml:space="preserve"> from </w:t>
+      </w:r>
+      <w:r>
+        <w:rPr>
+          <w:b w:val="1"/>
+          <w:bCs w:val="1"/>
+          <w:color w:val="1f1f1f"/>
+          <w:rtl w:val="0"/>
+        </w:rPr>
+        <w:t xml:space="preserve">Rolser</w:t>
+      </w:r>
+      <w:r>
+        <w:rPr>
+          <w:color w:val="1f1f1f"/>
+          <w:rtl w:val="0"/>
+        </w:rPr>
+        <w:t xml:space="preserve">. This exploitation vector highlights severe concentration risk across regional supply chains, inflicting material financial and regulatory damage on targeted enterprises.</w:t>
+      </w:r>
+    </w:p>
+    <w:p>
+      <w:pPr>
+        <w:pBdr>
+          <w:top w:color="auto" w:space="0" w:sz="0" w:val="none"/>
+          <w:left w:color="auto" w:space="0" w:sz="0" w:val="none"/>
+          <w:bottom w:color="auto" w:space="0" w:sz="0" w:val="none"/>
+          <w:right w:color="auto" w:space="0" w:sz="0" w:val="none"/>
+          <w:between w:color="auto" w:space="0" w:sz="0" w:val="none"/>
+        </w:pBdr>
+        <w:rPr>
+          <w:b w:val="1"/>
+          <w:bCs w:val="1"/>
+          <w:color w:val="1f1f1f"/>
+        </w:rPr>
+      </w:pPr>
+      <w:r>
+        <w:rPr>
+          <w:b w:val="1"/>
+          <w:bCs w:val="1"/>
+          <w:color w:val="1f1f1f"/>
+          <w:rtl w:val="0"/>
+        </w:rPr>
+        <w:t xml:space="preserve">Banking Trojans</w:t>
+      </w:r>
+    </w:p>
+    <w:p>
+      <w:pPr>
+        <w:numPr>
+          <w:ilvl w:val="0"/>
+          <w:numId w:val="11"/>
+        </w:numPr>
+        <w:pBdr>
+          <w:top w:color="auto" w:space="0" w:sz="0" w:val="none"/>
+          <w:bottom w:color="auto" w:space="0" w:sz="0" w:val="none"/>
+          <w:right w:color="auto" w:space="0" w:sz="0" w:val="none"/>
+          <w:between w:color="auto" w:space="0" w:sz="0" w:val="none"/>
+        </w:pBdr>
+        <w:ind w:left="720" w:hanging="360"/>
+      </w:pPr>
+      <w:r>
+        <w:rPr>
+          <w:color w:val="1f1f1f"/>
+          <w:rtl w:val="0"/>
+        </w:rPr>
+        <w:t xml:space="preserve">The launch of the </w:t>
+      </w:r>
+      <w:r>
+        <w:rPr>
+          <w:b w:val="1"/>
+          <w:bCs w:val="1"/>
+          <w:color w:val="1f1f1f"/>
+          <w:rtl w:val="0"/>
+        </w:rPr>
+        <w:t xml:space="preserve">BTMob</w:t>
+      </w:r>
+      <w:r>
+        <w:rPr>
+          <w:color w:val="1f1f1f"/>
+          <w:rtl w:val="0"/>
+        </w:rPr>
+        <w:t xml:space="preserve"> Android RAT via a </w:t>
+      </w:r>
+      <w:r>
+        <w:rPr>
+          <w:b w:val="1"/>
+          <w:bCs w:val="1"/>
+          <w:color w:val="1f1f1f"/>
+          <w:rtl w:val="0"/>
+        </w:rPr>
+        <w:t xml:space="preserve">$5,000</w:t>
+      </w:r>
+      <w:r>
+        <w:rPr>
+          <w:color w:val="1f1f1f"/>
+          <w:rtl w:val="0"/>
+        </w:rPr>
+        <w:t xml:space="preserve"> Malware-as-a-Service model significantly lowers the technical barrier for full device takeovers globally. Concurrently, a </w:t>
+      </w:r>
+      <w:r>
+        <w:rPr>
+          <w:b w:val="1"/>
+          <w:bCs w:val="1"/>
+          <w:color w:val="1f1f1f"/>
+          <w:rtl w:val="0"/>
+        </w:rPr>
+        <w:t xml:space="preserve">188%</w:t>
+      </w:r>
+      <w:r>
+        <w:rPr>
+          <w:color w:val="1f1f1f"/>
+          <w:rtl w:val="0"/>
+        </w:rPr>
+        <w:t xml:space="preserve"> spike in </w:t>
+      </w:r>
+      <w:r>
+        <w:rPr>
+          <w:b w:val="1"/>
+          <w:bCs w:val="1"/>
+          <w:color w:val="1f1f1f"/>
+          <w:rtl w:val="0"/>
+        </w:rPr>
+        <w:t xml:space="preserve">OverlayPhantom</w:t>
+      </w:r>
+      <w:r>
+        <w:rPr>
+          <w:color w:val="1f1f1f"/>
+          <w:rtl w:val="0"/>
+        </w:rPr>
+        <w:t xml:space="preserve"> campaigns targeted </w:t>
+      </w:r>
+      <w:r>
+        <w:rPr>
+          <w:b w:val="1"/>
+          <w:bCs w:val="1"/>
+          <w:color w:val="1f1f1f"/>
+          <w:rtl w:val="0"/>
+        </w:rPr>
+        <w:t xml:space="preserve">180</w:t>
+      </w:r>
+      <w:r>
+        <w:rPr>
+          <w:color w:val="1f1f1f"/>
+          <w:rtl w:val="0"/>
+        </w:rPr>
+        <w:t xml:space="preserve"> financial apps, while </w:t>
+      </w:r>
+      <w:r>
+        <w:rPr>
+          <w:b w:val="1"/>
+          <w:bCs w:val="1"/>
+          <w:color w:val="1f1f1f"/>
+          <w:rtl w:val="0"/>
+        </w:rPr>
+        <w:t xml:space="preserve">Grandoreiro</w:t>
+      </w:r>
+      <w:r>
+        <w:rPr>
+          <w:color w:val="1f1f1f"/>
+          <w:rtl w:val="0"/>
+        </w:rPr>
+        <w:t xml:space="preserve"> utilized DLL side-loading to infiltrate </w:t>
+      </w:r>
+      <w:r>
+        <w:rPr>
+          <w:b w:val="1"/>
+          <w:bCs w:val="1"/>
+          <w:color w:val="1f1f1f"/>
+          <w:rtl w:val="0"/>
+        </w:rPr>
+        <w:t xml:space="preserve">7</w:t>
+      </w:r>
+      <w:r>
+        <w:rPr>
+          <w:color w:val="1f1f1f"/>
+          <w:rtl w:val="0"/>
+        </w:rPr>
+        <w:t xml:space="preserve"> Portuguese institutions. This expanding mobile threat vector escalates systemic risk and macro-financial fraud across the global banking sector.</w:t>
+      </w:r>
+    </w:p>
+    <w:p>
+      <w:pPr>
+        <w:pBdr>
+          <w:top w:color="auto" w:space="0" w:sz="0" w:val="none"/>
+          <w:left w:color="auto" w:space="0" w:sz="0" w:val="none"/>
+          <w:bottom w:color="auto" w:space="0" w:sz="0" w:val="none"/>
+          <w:right w:color="auto" w:space="0" w:sz="0" w:val="none"/>
+          <w:between w:color="auto" w:space="0" w:sz="0" w:val="none"/>
+        </w:pBdr>
+        <w:rPr>
+          <w:b w:val="1"/>
+          <w:bCs w:val="1"/>
+          <w:color w:val="1f1f1f"/>
+        </w:rPr>
+      </w:pPr>
+      <w:r>
+        <w:rPr>
+          <w:b w:val="1"/>
+          <w:bCs w:val="1"/>
+          <w:color w:val="1f1f1f"/>
+          <w:rtl w:val="0"/>
+        </w:rPr>
+        <w:t xml:space="preserve">Carding</w:t>
+      </w:r>
+    </w:p>
+    <w:p>
+      <w:pPr>
+        <w:numPr>
+          <w:ilvl w:val="0"/>
+          <w:numId w:val="20"/>
+        </w:numPr>
+        <w:pBdr>
+          <w:top w:color="auto" w:space="0" w:sz="0" w:val="none"/>
+          <w:bottom w:color="auto" w:space="0" w:sz="0" w:val="none"/>
+          <w:right w:color="auto" w:space="0" w:sz="0" w:val="none"/>
+          <w:between w:color="auto" w:space="0" w:sz="0" w:val="none"/>
+        </w:pBdr>
+        <w:ind w:left="720" w:hanging="360"/>
+      </w:pPr>
+      <w:r>
+        <w:rPr>
+          <w:color w:val="1f1f1f"/>
+          <w:rtl w:val="0"/>
+        </w:rPr>
+        <w:t xml:space="preserve">Coordinated skimming rings and automated point-of-sale malware caused a massive influx of compromised credit card data across illicit dark web marketplaces this month. Financial investigations tracked multi-thousand-dollar losses per victim, particularly following gas station fuel pump compromises. This operational vulnerability emphasizes the concentration risk of weak endpoint validation across secondary platforms, resulting in immediate financial and regulatory liabilities.</w:t>
+      </w:r>
+    </w:p>
+    <w:p>
+      <w:pPr>
+        <w:pBdr>
+          <w:top w:color="auto" w:space="0" w:sz="0" w:val="none"/>
+          <w:left w:color="auto" w:space="0" w:sz="0" w:val="none"/>
+          <w:bottom w:color="auto" w:space="0" w:sz="0" w:val="none"/>
+          <w:right w:color="auto" w:space="0" w:sz="0" w:val="none"/>
+          <w:between w:color="auto" w:space="0" w:sz="0" w:val="none"/>
+        </w:pBdr>
+        <w:rPr>
+          <w:b w:val="1"/>
+          <w:bCs w:val="1"/>
+          <w:color w:val="1f1f1f"/>
+        </w:rPr>
+      </w:pPr>
+      <w:r>
+        <w:rPr>
+          <w:b w:val="1"/>
+          <w:bCs w:val="1"/>
+          <w:color w:val="1f1f1f"/>
+          <w:rtl w:val="0"/>
+        </w:rPr>
+        <w:t xml:space="preserve">Denial of Service</w:t>
+      </w:r>
+    </w:p>
+    <w:p>
+      <w:pPr>
+        <w:numPr>
+          <w:ilvl w:val="0"/>
+          <w:numId w:val="13"/>
+        </w:numPr>
+        <w:pBdr>
+          <w:top w:color="auto" w:space="0" w:sz="0" w:val="none"/>
+          <w:bottom w:color="auto" w:space="0" w:sz="0" w:val="none"/>
+          <w:right w:color="auto" w:space="0" w:sz="0" w:val="none"/>
+          <w:between w:color="auto" w:space="0" w:sz="0" w:val="none"/>
+        </w:pBdr>
+        <w:ind w:left="720" w:hanging="360"/>
+      </w:pPr>
+      <w:r>
+        <w:rPr>
+          <w:color w:val="1f1f1f"/>
+          <w:rtl w:val="0"/>
+        </w:rPr>
+        <w:t xml:space="preserve">India's </w:t>
+      </w:r>
+      <w:r>
+        <w:rPr>
+          <w:b w:val="1"/>
+          <w:bCs w:val="1"/>
+          <w:color w:val="1f1f1f"/>
+          <w:rtl w:val="0"/>
+        </w:rPr>
+        <w:t xml:space="preserve">CBSE</w:t>
+      </w:r>
+      <w:r>
+        <w:rPr>
+          <w:color w:val="1f1f1f"/>
+          <w:rtl w:val="0"/>
+        </w:rPr>
+        <w:t xml:space="preserve"> re-evaluation portal successfully repelled a hyper-volumetric DDoS attack that unleashed </w:t>
+      </w:r>
+      <w:r>
+        <w:rPr>
+          <w:b w:val="1"/>
+          <w:bCs w:val="1"/>
+          <w:color w:val="1f1f1f"/>
+          <w:rtl w:val="0"/>
+        </w:rPr>
+        <w:t xml:space="preserve">15 million</w:t>
+      </w:r>
+      <w:r>
+        <w:rPr>
+          <w:color w:val="1f1f1f"/>
+          <w:rtl w:val="0"/>
+        </w:rPr>
+        <w:t xml:space="preserve"> malicious hits within a compressed </w:t>
+      </w:r>
+      <w:r>
+        <w:rPr>
+          <w:b w:val="1"/>
+          <w:bCs w:val="1"/>
+          <w:color w:val="1f1f1f"/>
+          <w:rtl w:val="0"/>
+        </w:rPr>
+        <w:t xml:space="preserve">two-minute</w:t>
+      </w:r>
+      <w:r>
+        <w:rPr>
+          <w:color w:val="1f1f1f"/>
+          <w:rtl w:val="0"/>
+        </w:rPr>
+        <w:t xml:space="preserve"> window. In response to this rising systemic threat, defensive capabilities advanced with the release of </w:t>
+      </w:r>
+      <w:r>
+        <w:rPr>
+          <w:b w:val="1"/>
+          <w:bCs w:val="1"/>
+          <w:color w:val="1f1f1f"/>
+          <w:rtl w:val="0"/>
+        </w:rPr>
+        <w:t xml:space="preserve">Radar VectorAI</w:t>
+      </w:r>
+      <w:r>
+        <w:rPr>
+          <w:color w:val="1f1f1f"/>
+          <w:rtl w:val="0"/>
+        </w:rPr>
+        <w:t xml:space="preserve"> to proactively simulate AI-generated network strains. Modern enterprise mitigation requires immediate deployment of </w:t>
+      </w:r>
+      <w:r>
+        <w:rPr>
+          <w:b w:val="1"/>
+          <w:bCs w:val="1"/>
+          <w:color w:val="1f1f1f"/>
+          <w:rtl w:val="0"/>
+        </w:rPr>
+        <w:t xml:space="preserve">GRE</w:t>
+      </w:r>
+      <w:r>
+        <w:rPr>
+          <w:color w:val="1f1f1f"/>
+          <w:rtl w:val="0"/>
+        </w:rPr>
+        <w:t xml:space="preserve"> tunneling and </w:t>
+      </w:r>
+      <w:r>
+        <w:rPr>
+          <w:b w:val="1"/>
+          <w:bCs w:val="1"/>
+          <w:color w:val="1f1f1f"/>
+          <w:rtl w:val="0"/>
+        </w:rPr>
+        <w:t xml:space="preserve">Layer 2</w:t>
+      </w:r>
+      <w:r>
+        <w:rPr>
+          <w:color w:val="1f1f1f"/>
+          <w:rtl w:val="0"/>
+        </w:rPr>
+        <w:t xml:space="preserve"> filtering to avoid severe operational downtime.</w:t>
+      </w:r>
+    </w:p>
+    <w:p>
+      <w:pPr>
+        <w:pBdr>
+          <w:top w:color="auto" w:space="0" w:sz="0" w:val="none"/>
+          <w:left w:color="auto" w:space="0" w:sz="0" w:val="none"/>
+          <w:bottom w:color="auto" w:space="0" w:sz="0" w:val="none"/>
+          <w:right w:color="auto" w:space="0" w:sz="0" w:val="none"/>
+          <w:between w:color="auto" w:space="0" w:sz="0" w:val="none"/>
+        </w:pBdr>
+        <w:rPr>
+          <w:b w:val="1"/>
+          <w:bCs w:val="1"/>
+          <w:color w:val="1f1f1f"/>
+        </w:rPr>
+      </w:pPr>
+      <w:r>
+        <w:rPr>
+          <w:b w:val="1"/>
+          <w:bCs w:val="1"/>
+          <w:color w:val="1f1f1f"/>
+          <w:rtl w:val="0"/>
+        </w:rPr>
+        <w:t xml:space="preserve">BEC Attacks</w:t>
+      </w:r>
+    </w:p>
+    <w:p>
+      <w:pPr>
+        <w:numPr>
+          <w:ilvl w:val="0"/>
+          <w:numId w:val="21"/>
+        </w:numPr>
+        <w:pBdr>
+          <w:top w:color="auto" w:space="0" w:sz="0" w:val="none"/>
+          <w:bottom w:color="auto" w:space="0" w:sz="0" w:val="none"/>
+          <w:right w:color="auto" w:space="0" w:sz="0" w:val="none"/>
+          <w:between w:color="auto" w:space="0" w:sz="0" w:val="none"/>
+        </w:pBdr>
+        <w:ind w:left="720" w:hanging="360"/>
+      </w:pPr>
+      <w:r>
+        <w:rPr>
+          <w:color w:val="1f1f1f"/>
+          <w:rtl w:val="0"/>
+        </w:rPr>
+        <w:t xml:space="preserve">Business Email Compromise scams surged dangerously across </w:t>
+      </w:r>
+      <w:r>
+        <w:rPr>
+          <w:b w:val="1"/>
+          <w:bCs w:val="1"/>
+          <w:color w:val="1f1f1f"/>
+          <w:rtl w:val="0"/>
+        </w:rPr>
+        <w:t xml:space="preserve">April</w:t>
+      </w:r>
+      <w:r>
+        <w:rPr>
+          <w:color w:val="1f1f1f"/>
+          <w:rtl w:val="0"/>
+        </w:rPr>
+        <w:t xml:space="preserve"> and </w:t>
+      </w:r>
+      <w:r>
+        <w:rPr>
+          <w:b w:val="1"/>
+          <w:bCs w:val="1"/>
+          <w:color w:val="1f1f1f"/>
+          <w:rtl w:val="0"/>
+        </w:rPr>
+        <w:t xml:space="preserve">May 2026</w:t>
+      </w:r>
+      <w:r>
+        <w:rPr>
+          <w:color w:val="1f1f1f"/>
+          <w:rtl w:val="0"/>
+        </w:rPr>
+        <w:t xml:space="preserve">, weaponizing hyper-realistic AI voice cloning and leaked </w:t>
+      </w:r>
+      <w:r>
+        <w:rPr>
+          <w:b w:val="1"/>
+          <w:bCs w:val="1"/>
+          <w:color w:val="1f1f1f"/>
+          <w:rtl w:val="0"/>
+        </w:rPr>
+        <w:t xml:space="preserve">AWS IAM</w:t>
+      </w:r>
+      <w:r>
+        <w:rPr>
+          <w:color w:val="1f1f1f"/>
+          <w:rtl w:val="0"/>
+        </w:rPr>
+        <w:t xml:space="preserve"> keys to exploit </w:t>
+      </w:r>
+      <w:r>
+        <w:rPr>
+          <w:b w:val="1"/>
+          <w:bCs w:val="1"/>
+          <w:color w:val="1f1f1f"/>
+          <w:rtl w:val="0"/>
+        </w:rPr>
+        <w:t xml:space="preserve">Amazon SES</w:t>
+      </w:r>
+      <w:r>
+        <w:rPr>
+          <w:color w:val="1f1f1f"/>
+          <w:rtl w:val="0"/>
+        </w:rPr>
+        <w:t xml:space="preserve"> infrastructure. These authenticated spoofing campaigns exploit critical operational vulnerabilities in vendor verification, driving severe financial risk. International law enforcement successfully recovered over </w:t>
+      </w:r>
+      <w:r>
+        <w:rPr>
+          <w:b w:val="1"/>
+          <w:bCs w:val="1"/>
+          <w:color w:val="1f1f1f"/>
+          <w:rtl w:val="0"/>
+        </w:rPr>
+        <w:t xml:space="preserve">$5 million</w:t>
+      </w:r>
+      <w:r>
+        <w:rPr>
+          <w:color w:val="1f1f1f"/>
+          <w:rtl w:val="0"/>
+        </w:rPr>
+        <w:t xml:space="preserve"> in stolen corporate capital, emphasizing the need for robust multi-factor transaction signing.</w:t>
+      </w:r>
+    </w:p>
+    <w:p>
+      <w:pPr>
+        <w:pBdr>
+          <w:top w:color="auto" w:space="0" w:sz="0" w:val="none"/>
+          <w:left w:color="auto" w:space="0" w:sz="0" w:val="none"/>
+          <w:bottom w:color="auto" w:space="0" w:sz="0" w:val="none"/>
+          <w:right w:color="auto" w:space="0" w:sz="0" w:val="none"/>
+          <w:between w:color="auto" w:space="0" w:sz="0" w:val="none"/>
+        </w:pBdr>
+        <w:rPr>
+          <w:b w:val="1"/>
+          <w:bCs w:val="1"/>
+          <w:color w:val="1f1f1f"/>
+        </w:rPr>
+      </w:pPr>
+      <w:r>
+        <w:rPr>
+          <w:b w:val="1"/>
+          <w:bCs w:val="1"/>
+          <w:color w:val="1f1f1f"/>
+          <w:rtl w:val="0"/>
+        </w:rPr>
+        <w:t xml:space="preserve">Account Takeover</w:t>
+      </w:r>
+    </w:p>
+    <w:p>
+      <w:pPr>
+        <w:numPr>
+          <w:ilvl w:val="0"/>
+          <w:numId w:val="10"/>
+        </w:numPr>
+        <w:pBdr>
+          <w:top w:color="auto" w:space="0" w:sz="0" w:val="none"/>
+          <w:bottom w:color="auto" w:space="0" w:sz="0" w:val="none"/>
+          <w:right w:color="auto" w:space="0" w:sz="0" w:val="none"/>
+          <w:between w:color="auto" w:space="0" w:sz="0" w:val="none"/>
+        </w:pBdr>
+        <w:ind w:left="720" w:hanging="360"/>
+      </w:pPr>
+      <w:r>
+        <w:rPr>
+          <w:color w:val="1f1f1f"/>
+          <w:rtl w:val="0"/>
+        </w:rPr>
+        <w:t xml:space="preserve">A critical exploit in </w:t>
+      </w:r>
+      <w:r>
+        <w:rPr>
+          <w:b w:val="1"/>
+          <w:bCs w:val="1"/>
+          <w:color w:val="1f1f1f"/>
+          <w:rtl w:val="0"/>
+        </w:rPr>
+        <w:t xml:space="preserve">Meta AI's</w:t>
+      </w:r>
+      <w:r>
+        <w:rPr>
+          <w:color w:val="1f1f1f"/>
+          <w:rtl w:val="0"/>
+        </w:rPr>
+        <w:t xml:space="preserve"> support assistant enabled threat actors to bypass verification protocols and execute unauthorized </w:t>
+      </w:r>
+      <w:r>
+        <w:rPr>
+          <w:b w:val="1"/>
+          <w:bCs w:val="1"/>
+          <w:color w:val="1f1f1f"/>
+          <w:rtl w:val="0"/>
+        </w:rPr>
+        <w:t xml:space="preserve">Instagram</w:t>
+      </w:r>
+      <w:r>
+        <w:rPr>
+          <w:color w:val="1f1f1f"/>
+          <w:rtl w:val="0"/>
+        </w:rPr>
+        <w:t xml:space="preserve"> account takeovers. Simultaneously, zero-click flaws exposed </w:t>
+      </w:r>
+      <w:r>
+        <w:rPr>
+          <w:b w:val="1"/>
+          <w:bCs w:val="1"/>
+          <w:color w:val="1f1f1f"/>
+          <w:rtl w:val="0"/>
+        </w:rPr>
+        <w:t xml:space="preserve">iOS 16</w:t>
+      </w:r>
+      <w:r>
+        <w:rPr>
+          <w:color w:val="1f1f1f"/>
+          <w:rtl w:val="0"/>
+        </w:rPr>
+        <w:t xml:space="preserve"> users to complete </w:t>
+      </w:r>
+      <w:r>
+        <w:rPr>
+          <w:b w:val="1"/>
+          <w:bCs w:val="1"/>
+          <w:color w:val="1f1f1f"/>
+          <w:rtl w:val="0"/>
+        </w:rPr>
+        <w:t xml:space="preserve">WhatsApp</w:t>
+      </w:r>
+      <w:r>
+        <w:rPr>
+          <w:color w:val="1f1f1f"/>
+          <w:rtl w:val="0"/>
+        </w:rPr>
+        <w:t xml:space="preserve"> session hijacking without user interaction or linked device warnings. This systemic session-theft risk has pushed Google to fast-track its </w:t>
+      </w:r>
+      <w:r>
+        <w:rPr>
+          <w:b w:val="1"/>
+          <w:bCs w:val="1"/>
+          <w:color w:val="1f1f1f"/>
+          <w:rtl w:val="0"/>
+        </w:rPr>
+        <w:t xml:space="preserve">Device-Bound Session Credentials (DBSC)</w:t>
+      </w:r>
+      <w:r>
+        <w:rPr>
+          <w:color w:val="1f1f1f"/>
+          <w:rtl w:val="0"/>
+        </w:rPr>
+        <w:t xml:space="preserve"> features to general availability.</w:t>
+      </w:r>
+    </w:p>
+    <w:p>
+      <w:pPr>
+        <w:pBdr>
+          <w:top w:color="auto" w:space="0" w:sz="0" w:val="none"/>
+          <w:left w:color="auto" w:space="0" w:sz="0" w:val="none"/>
+          <w:bottom w:color="auto" w:space="0" w:sz="0" w:val="none"/>
+          <w:right w:color="auto" w:space="0" w:sz="0" w:val="none"/>
+          <w:between w:color="auto" w:space="0" w:sz="0" w:val="none"/>
+        </w:pBdr>
+        <w:rPr>
+          <w:b w:val="1"/>
+          <w:bCs w:val="1"/>
+          <w:color w:val="1f1f1f"/>
+        </w:rPr>
+      </w:pPr>
+      <w:r>
+        <w:rPr>
+          <w:b w:val="1"/>
+          <w:bCs w:val="1"/>
+          <w:color w:val="1f1f1f"/>
+          <w:rtl w:val="0"/>
+        </w:rPr>
+        <w:t xml:space="preserve">Data Breach</w:t>
+      </w:r>
+    </w:p>
+    <w:p>
+      <w:pPr>
+        <w:numPr>
+          <w:ilvl w:val="0"/>
+          <w:numId w:val="24"/>
+        </w:numPr>
+        <w:pBdr>
+          <w:top w:color="auto" w:space="0" w:sz="0" w:val="none"/>
+          <w:bottom w:color="auto" w:space="0" w:sz="0" w:val="none"/>
+          <w:right w:color="auto" w:space="0" w:sz="0" w:val="none"/>
+          <w:between w:color="auto" w:space="0" w:sz="0" w:val="none"/>
+        </w:pBdr>
+        <w:ind w:left="720" w:hanging="360"/>
+      </w:pPr>
+      <w:r>
+        <w:rPr>
+          <w:color w:val="1f1f1f"/>
+          <w:rtl w:val="0"/>
+        </w:rPr>
+        <w:t xml:space="preserve">Carnival Cruise Line suffered a monumental data breach leaking the sensitive information of nearly </w:t>
+      </w:r>
+      <w:r>
+        <w:rPr>
+          <w:b w:val="1"/>
+          <w:bCs w:val="1"/>
+          <w:color w:val="1f1f1f"/>
+          <w:rtl w:val="0"/>
+        </w:rPr>
+        <w:t xml:space="preserve">6 million</w:t>
+      </w:r>
+      <w:r>
+        <w:rPr>
+          <w:color w:val="1f1f1f"/>
+          <w:rtl w:val="0"/>
+        </w:rPr>
+        <w:t xml:space="preserve"> global customers, forcing a mandatory </w:t>
+      </w:r>
+      <w:r>
+        <w:rPr>
+          <w:b w:val="1"/>
+          <w:bCs w:val="1"/>
+          <w:color w:val="1f1f1f"/>
+          <w:rtl w:val="0"/>
+        </w:rPr>
+        <w:t xml:space="preserve">two-year</w:t>
+      </w:r>
+      <w:r>
+        <w:rPr>
+          <w:color w:val="1f1f1f"/>
+          <w:rtl w:val="0"/>
+        </w:rPr>
+        <w:t xml:space="preserve"> credit monitoring response. Furthermore, supply chain breaches impacted </w:t>
+      </w:r>
+      <w:r>
+        <w:rPr>
+          <w:b w:val="1"/>
+          <w:bCs w:val="1"/>
+          <w:color w:val="1f1f1f"/>
+          <w:rtl w:val="0"/>
+        </w:rPr>
+        <w:t xml:space="preserve">Hampr</w:t>
+      </w:r>
+      <w:r>
+        <w:rPr>
+          <w:color w:val="1f1f1f"/>
+          <w:rtl w:val="0"/>
+        </w:rPr>
+        <w:t xml:space="preserve"> with a </w:t>
+      </w:r>
+      <w:r>
+        <w:rPr>
+          <w:b w:val="1"/>
+          <w:bCs w:val="1"/>
+          <w:color w:val="1f1f1f"/>
+          <w:rtl w:val="0"/>
+        </w:rPr>
+        <w:t xml:space="preserve">360,000-record</w:t>
+      </w:r>
+      <w:r>
+        <w:rPr>
+          <w:color w:val="1f1f1f"/>
+          <w:rtl w:val="0"/>
+        </w:rPr>
+        <w:t xml:space="preserve"> exposure and Atlas Menu with </w:t>
+      </w:r>
+      <w:r>
+        <w:rPr>
+          <w:b w:val="1"/>
+          <w:bCs w:val="1"/>
+          <w:color w:val="1f1f1f"/>
+          <w:rtl w:val="0"/>
+        </w:rPr>
+        <w:t xml:space="preserve">64,000</w:t>
+      </w:r>
+      <w:r>
+        <w:rPr>
+          <w:color w:val="1f1f1f"/>
+          <w:rtl w:val="0"/>
+        </w:rPr>
+        <w:t xml:space="preserve"> affected users. This critical exposure of personally identifiable information triggers severe regulatory non-compliance penalties and long-term financial remediation costs.</w:t>
+      </w:r>
+    </w:p>
+    <w:p>
+      <w:pPr>
+        <w:pBdr>
+          <w:top w:color="auto" w:space="0" w:sz="0" w:val="none"/>
+          <w:left w:color="auto" w:space="0" w:sz="0" w:val="none"/>
+          <w:bottom w:color="auto" w:space="0" w:sz="0" w:val="none"/>
+          <w:right w:color="auto" w:space="0" w:sz="0" w:val="none"/>
+          <w:between w:color="auto" w:space="0" w:sz="0" w:val="none"/>
+        </w:pBdr>
+        <w:rPr>
+          <w:b w:val="1"/>
+          <w:bCs w:val="1"/>
+          <w:color w:val="1f1f1f"/>
+        </w:rPr>
+      </w:pPr>
+      <w:r>
+        <w:rPr>
+          <w:b w:val="1"/>
+          <w:bCs w:val="1"/>
+          <w:color w:val="1f1f1f"/>
+          <w:rtl w:val="0"/>
+        </w:rPr>
+        <w:t xml:space="preserve">Third-Party Risk</w:t>
+      </w:r>
+    </w:p>
+    <w:p>
+      <w:pPr>
+        <w:numPr>
+          <w:ilvl w:val="0"/>
+          <w:numId w:val="4"/>
+        </w:numPr>
+        <w:pBdr>
+          <w:top w:color="auto" w:space="0" w:sz="0" w:val="none"/>
+          <w:bottom w:color="auto" w:space="0" w:sz="0" w:val="none"/>
+          <w:right w:color="auto" w:space="0" w:sz="0" w:val="none"/>
+          <w:between w:color="auto" w:space="0" w:sz="0" w:val="none"/>
+        </w:pBdr>
+        <w:ind w:left="720" w:hanging="360"/>
+      </w:pPr>
+      <w:r>
+        <w:rPr>
+          <w:color w:val="1f1f1f"/>
+          <w:rtl w:val="0"/>
+        </w:rPr>
+        <w:t xml:space="preserve">A critical supply chain compromise hit </w:t>
+      </w:r>
+      <w:r>
+        <w:rPr>
+          <w:b w:val="1"/>
+          <w:bCs w:val="1"/>
+          <w:color w:val="1f1f1f"/>
+          <w:rtl w:val="0"/>
+        </w:rPr>
+        <w:t xml:space="preserve">Red Hat's</w:t>
+      </w:r>
+      <w:r>
+        <w:rPr>
+          <w:color w:val="1f1f1f"/>
+          <w:rtl w:val="0"/>
+        </w:rPr>
+        <w:t xml:space="preserve"> ecosystem, where </w:t>
+      </w:r>
+      <w:r>
+        <w:rPr>
+          <w:b w:val="1"/>
+          <w:bCs w:val="1"/>
+          <w:color w:val="1f1f1f"/>
+          <w:rtl w:val="0"/>
+        </w:rPr>
+        <w:t xml:space="preserve">32</w:t>
+      </w:r>
+      <w:r>
+        <w:rPr>
+          <w:color w:val="1f1f1f"/>
+          <w:rtl w:val="0"/>
+        </w:rPr>
+        <w:t xml:space="preserve"> malicious npm packages infected with the </w:t>
+      </w:r>
+      <w:r>
+        <w:rPr>
+          <w:b w:val="1"/>
+          <w:bCs w:val="1"/>
+          <w:color w:val="1f1f1f"/>
+          <w:rtl w:val="0"/>
+        </w:rPr>
+        <w:t xml:space="preserve">Miasma</w:t>
+      </w:r>
+      <w:r>
+        <w:rPr>
+          <w:color w:val="1f1f1f"/>
+          <w:rtl w:val="0"/>
+        </w:rPr>
+        <w:t xml:space="preserve"> worm were downloaded over </w:t>
+      </w:r>
+      <w:r>
+        <w:rPr>
+          <w:b w:val="1"/>
+          <w:bCs w:val="1"/>
+          <w:color w:val="1f1f1f"/>
+          <w:rtl w:val="0"/>
+        </w:rPr>
+        <w:t xml:space="preserve">80,000</w:t>
+      </w:r>
+      <w:r>
+        <w:rPr>
+          <w:color w:val="1f1f1f"/>
+          <w:rtl w:val="0"/>
+        </w:rPr>
+        <w:t xml:space="preserve"> times in </w:t>
+      </w:r>
+      <w:r>
+        <w:rPr>
+          <w:b w:val="1"/>
+          <w:bCs w:val="1"/>
+          <w:color w:val="1f1f1f"/>
+          <w:rtl w:val="0"/>
+        </w:rPr>
+        <w:t xml:space="preserve">one week</w:t>
+      </w:r>
+      <w:r>
+        <w:rPr>
+          <w:color w:val="1f1f1f"/>
+          <w:rtl w:val="0"/>
+        </w:rPr>
+        <w:t xml:space="preserve">. This exploitation vector exposes a systemic concentration risk within developer pipelines, allowing threat actors to harvest enterprise credentials. Organizations must utilize automated orchestration tools like </w:t>
+      </w:r>
+      <w:r>
+        <w:rPr>
+          <w:b w:val="1"/>
+          <w:bCs w:val="1"/>
+          <w:color w:val="1f1f1f"/>
+          <w:rtl w:val="0"/>
+        </w:rPr>
+        <w:t xml:space="preserve">Diligent</w:t>
+      </w:r>
+      <w:r>
+        <w:rPr>
+          <w:color w:val="1f1f1f"/>
+          <w:rtl w:val="0"/>
+        </w:rPr>
+        <w:t xml:space="preserve"> and unified agents from </w:t>
+      </w:r>
+      <w:r>
+        <w:rPr>
+          <w:b w:val="1"/>
+          <w:bCs w:val="1"/>
+          <w:color w:val="1f1f1f"/>
+          <w:rtl w:val="0"/>
+        </w:rPr>
+        <w:t xml:space="preserve">Vanta</w:t>
+      </w:r>
+      <w:r>
+        <w:rPr>
+          <w:color w:val="1f1f1f"/>
+          <w:rtl w:val="0"/>
+        </w:rPr>
+        <w:t xml:space="preserve"> to actively govern vendor risk.</w:t>
+      </w:r>
+    </w:p>
+    <w:p>
+      <w:pPr>
+        <w:pBdr>
+          <w:top w:color="auto" w:space="0" w:sz="0" w:val="none"/>
+          <w:left w:color="auto" w:space="0" w:sz="0" w:val="none"/>
+          <w:bottom w:color="auto" w:space="0" w:sz="0" w:val="none"/>
+          <w:right w:color="auto" w:space="0" w:sz="0" w:val="none"/>
+          <w:between w:color="auto" w:space="0" w:sz="0" w:val="none"/>
+        </w:pBdr>
+        <w:rPr>
+          <w:b w:val="1"/>
+          <w:bCs w:val="1"/>
+          <w:color w:val="1f1f1f"/>
+        </w:rPr>
+      </w:pPr>
+      <w:r>
+        <w:rPr>
+          <w:b w:val="1"/>
+          <w:bCs w:val="1"/>
+          <w:color w:val="1f1f1f"/>
+          <w:rtl w:val="0"/>
+        </w:rPr>
+        <w:t xml:space="preserve">Attacks on Digital Assets</w:t>
+      </w:r>
+    </w:p>
+    <w:p>
+      <w:pPr>
+        <w:numPr>
+          <w:ilvl w:val="0"/>
+          <w:numId w:val="5"/>
+        </w:numPr>
+        <w:pBdr>
+          <w:top w:color="auto" w:space="0" w:sz="0" w:val="none"/>
+          <w:bottom w:color="auto" w:space="0" w:sz="0" w:val="none"/>
+          <w:right w:color="auto" w:space="0" w:sz="0" w:val="none"/>
+          <w:between w:color="auto" w:space="0" w:sz="0" w:val="none"/>
+        </w:pBdr>
+        <w:ind w:left="720" w:hanging="360"/>
+      </w:pPr>
+      <w:r>
+        <w:rPr>
+          <w:color w:val="1f1f1f"/>
+          <w:rtl w:val="0"/>
+        </w:rPr>
+        <w:t xml:space="preserve">The </w:t>
+      </w:r>
+      <w:r>
+        <w:rPr>
+          <w:b w:val="1"/>
+          <w:bCs w:val="1"/>
+          <w:color w:val="1f1f1f"/>
+          <w:rtl w:val="0"/>
+        </w:rPr>
+        <w:t xml:space="preserve">Kelp DAO</w:t>
+      </w:r>
+      <w:r>
+        <w:rPr>
+          <w:color w:val="1f1f1f"/>
+          <w:rtl w:val="0"/>
+        </w:rPr>
+        <w:t xml:space="preserve"> threat actor successfully laundered </w:t>
+      </w:r>
+      <w:r>
+        <w:rPr>
+          <w:b w:val="1"/>
+          <w:bCs w:val="1"/>
+          <w:color w:val="1f1f1f"/>
+          <w:rtl w:val="0"/>
+        </w:rPr>
+        <w:t xml:space="preserve">$220 million</w:t>
+      </w:r>
+      <w:r>
+        <w:rPr>
+          <w:color w:val="1f1f1f"/>
+          <w:rtl w:val="0"/>
+        </w:rPr>
+        <w:t xml:space="preserve"> of a </w:t>
+      </w:r>
+      <w:r>
+        <w:rPr>
+          <w:b w:val="1"/>
+          <w:bCs w:val="1"/>
+          <w:color w:val="1f1f1f"/>
+          <w:rtl w:val="0"/>
+        </w:rPr>
+        <w:t xml:space="preserve">$293 million</w:t>
+      </w:r>
+      <w:r>
+        <w:rPr>
+          <w:color w:val="1f1f1f"/>
+          <w:rtl w:val="0"/>
+        </w:rPr>
+        <w:t xml:space="preserve"> exploit payload, exploiting decentralized protocols to obscure illicit fund tracking. Concurrently, the </w:t>
+      </w:r>
+      <w:r>
+        <w:rPr>
+          <w:b w:val="1"/>
+          <w:bCs w:val="1"/>
+          <w:color w:val="1f1f1f"/>
+          <w:rtl w:val="0"/>
+        </w:rPr>
+        <w:t xml:space="preserve">DxSale</w:t>
+      </w:r>
+      <w:r>
+        <w:rPr>
+          <w:color w:val="1f1f1f"/>
+          <w:rtl w:val="0"/>
+        </w:rPr>
+        <w:t xml:space="preserve"> platform suffered a </w:t>
+      </w:r>
+      <w:r>
+        <w:rPr>
+          <w:b w:val="1"/>
+          <w:bCs w:val="1"/>
+          <w:color w:val="1f1f1f"/>
+          <w:rtl w:val="0"/>
+        </w:rPr>
+        <w:t xml:space="preserve">$7.3 million</w:t>
+      </w:r>
+      <w:r>
+        <w:rPr>
+          <w:color w:val="1f1f1f"/>
+          <w:rtl w:val="0"/>
+        </w:rPr>
+        <w:t xml:space="preserve"> BNB drain via a hidden contract backdoor, while Microsoft warned of AI-driven GPU-cryptojacking campaigns. These relentless digital asset exploits present a macro-financial threat that delays institutional blockchain integration and capital migration.</w:t>
       </w:r>
     </w:p>
     <w:p>
@@ -4511,6 +5840,8 @@
         <w:ind w:left="720" w:hanging="360"/>
       </w:pPr>
       <w:rPr>
+        <w:rFonts w:ascii="Arial" w:cs="Arial" w:eastAsia="Arial" w:hAnsi="Arial"/>
+        <w:color w:val="1f1f1f"/>
         <w:u w:val="none"/>
       </w:rPr>
     </w:lvl>
@@ -4621,6 +5952,8 @@
         <w:ind w:left="720" w:hanging="360"/>
       </w:pPr>
       <w:rPr>
+        <w:rFonts w:ascii="Arial" w:cs="Arial" w:eastAsia="Arial" w:hAnsi="Arial"/>
+        <w:color w:val="1f1f1f"/>
         <w:u w:val="none"/>
       </w:rPr>
     </w:lvl>
@@ -4832,6 +6165,226 @@
     </w:lvl>
   </w:abstractNum>
   <w:abstractNum w:abstractNumId="7">
+    <w:lvl w:ilvl="0">
+      <w:start w:val="1"/>
+      <w:numFmt w:val="bullet"/>
+      <w:lvlText w:val="●"/>
+      <w:lvlJc w:val="left"/>
+      <w:pPr>
+        <w:ind w:left="720" w:hanging="360"/>
+      </w:pPr>
+      <w:rPr>
+        <w:u w:val="none"/>
+      </w:rPr>
+    </w:lvl>
+    <w:lvl w:ilvl="1">
+      <w:start w:val="1"/>
+      <w:numFmt w:val="bullet"/>
+      <w:lvlText w:val="○"/>
+      <w:lvlJc w:val="left"/>
+      <w:pPr>
+        <w:ind w:left="1440" w:hanging="360"/>
+      </w:pPr>
+      <w:rPr>
+        <w:u w:val="none"/>
+      </w:rPr>
+    </w:lvl>
+    <w:lvl w:ilvl="2">
+      <w:start w:val="1"/>
+      <w:numFmt w:val="bullet"/>
+      <w:lvlText w:val="■"/>
+      <w:lvlJc w:val="left"/>
+      <w:pPr>
+        <w:ind w:left="2160" w:hanging="360"/>
+      </w:pPr>
+      <w:rPr>
+        <w:u w:val="none"/>
+      </w:rPr>
+    </w:lvl>
+    <w:lvl w:ilvl="3">
+      <w:start w:val="1"/>
+      <w:numFmt w:val="bullet"/>
+      <w:lvlText w:val="●"/>
+      <w:lvlJc w:val="left"/>
+      <w:pPr>
+        <w:ind w:left="2880" w:hanging="360"/>
+      </w:pPr>
+      <w:rPr>
+        <w:u w:val="none"/>
+      </w:rPr>
+    </w:lvl>
+    <w:lvl w:ilvl="4">
+      <w:start w:val="1"/>
+      <w:numFmt w:val="bullet"/>
+      <w:lvlText w:val="○"/>
+      <w:lvlJc w:val="left"/>
+      <w:pPr>
+        <w:ind w:left="3600" w:hanging="360"/>
+      </w:pPr>
+      <w:rPr>
+        <w:u w:val="none"/>
+      </w:rPr>
+    </w:lvl>
+    <w:lvl w:ilvl="5">
+      <w:start w:val="1"/>
+      <w:numFmt w:val="bullet"/>
+      <w:lvlText w:val="■"/>
+      <w:lvlJc w:val="left"/>
+      <w:pPr>
+        <w:ind w:left="4320" w:hanging="360"/>
+      </w:pPr>
+      <w:rPr>
+        <w:u w:val="none"/>
+      </w:rPr>
+    </w:lvl>
+    <w:lvl w:ilvl="6">
+      <w:start w:val="1"/>
+      <w:numFmt w:val="bullet"/>
+      <w:lvlText w:val="●"/>
+      <w:lvlJc w:val="left"/>
+      <w:pPr>
+        <w:ind w:left="5040" w:hanging="360"/>
+      </w:pPr>
+      <w:rPr>
+        <w:u w:val="none"/>
+      </w:rPr>
+    </w:lvl>
+    <w:lvl w:ilvl="7">
+      <w:start w:val="1"/>
+      <w:numFmt w:val="bullet"/>
+      <w:lvlText w:val="○"/>
+      <w:lvlJc w:val="left"/>
+      <w:pPr>
+        <w:ind w:left="5760" w:hanging="360"/>
+      </w:pPr>
+      <w:rPr>
+        <w:u w:val="none"/>
+      </w:rPr>
+    </w:lvl>
+    <w:lvl w:ilvl="8">
+      <w:start w:val="1"/>
+      <w:numFmt w:val="bullet"/>
+      <w:lvlText w:val="■"/>
+      <w:lvlJc w:val="left"/>
+      <w:pPr>
+        <w:ind w:left="6480" w:hanging="360"/>
+      </w:pPr>
+      <w:rPr>
+        <w:u w:val="none"/>
+      </w:rPr>
+    </w:lvl>
+  </w:abstractNum>
+  <w:abstractNum w:abstractNumId="8">
+    <w:lvl w:ilvl="0">
+      <w:start w:val="1"/>
+      <w:numFmt w:val="bullet"/>
+      <w:lvlText w:val="●"/>
+      <w:lvlJc w:val="left"/>
+      <w:pPr>
+        <w:ind w:left="720" w:hanging="360"/>
+      </w:pPr>
+      <w:rPr>
+        <w:u w:val="none"/>
+      </w:rPr>
+    </w:lvl>
+    <w:lvl w:ilvl="1">
+      <w:start w:val="1"/>
+      <w:numFmt w:val="bullet"/>
+      <w:lvlText w:val="○"/>
+      <w:lvlJc w:val="left"/>
+      <w:pPr>
+        <w:ind w:left="1440" w:hanging="360"/>
+      </w:pPr>
+      <w:rPr>
+        <w:u w:val="none"/>
+      </w:rPr>
+    </w:lvl>
+    <w:lvl w:ilvl="2">
+      <w:start w:val="1"/>
+      <w:numFmt w:val="bullet"/>
+      <w:lvlText w:val="■"/>
+      <w:lvlJc w:val="left"/>
+      <w:pPr>
+        <w:ind w:left="2160" w:hanging="360"/>
+      </w:pPr>
+      <w:rPr>
+        <w:u w:val="none"/>
+      </w:rPr>
+    </w:lvl>
+    <w:lvl w:ilvl="3">
+      <w:start w:val="1"/>
+      <w:numFmt w:val="bullet"/>
+      <w:lvlText w:val="●"/>
+      <w:lvlJc w:val="left"/>
+      <w:pPr>
+        <w:ind w:left="2880" w:hanging="360"/>
+      </w:pPr>
+      <w:rPr>
+        <w:u w:val="none"/>
+      </w:rPr>
+    </w:lvl>
+    <w:lvl w:ilvl="4">
+      <w:start w:val="1"/>
+      <w:numFmt w:val="bullet"/>
+      <w:lvlText w:val="○"/>
+      <w:lvlJc w:val="left"/>
+      <w:pPr>
+        <w:ind w:left="3600" w:hanging="360"/>
+      </w:pPr>
+      <w:rPr>
+        <w:u w:val="none"/>
+      </w:rPr>
+    </w:lvl>
+    <w:lvl w:ilvl="5">
+      <w:start w:val="1"/>
+      <w:numFmt w:val="bullet"/>
+      <w:lvlText w:val="■"/>
+      <w:lvlJc w:val="left"/>
+      <w:pPr>
+        <w:ind w:left="4320" w:hanging="360"/>
+      </w:pPr>
+      <w:rPr>
+        <w:u w:val="none"/>
+      </w:rPr>
+    </w:lvl>
+    <w:lvl w:ilvl="6">
+      <w:start w:val="1"/>
+      <w:numFmt w:val="bullet"/>
+      <w:lvlText w:val="●"/>
+      <w:lvlJc w:val="left"/>
+      <w:pPr>
+        <w:ind w:left="5040" w:hanging="360"/>
+      </w:pPr>
+      <w:rPr>
+        <w:u w:val="none"/>
+      </w:rPr>
+    </w:lvl>
+    <w:lvl w:ilvl="7">
+      <w:start w:val="1"/>
+      <w:numFmt w:val="bullet"/>
+      <w:lvlText w:val="○"/>
+      <w:lvlJc w:val="left"/>
+      <w:pPr>
+        <w:ind w:left="5760" w:hanging="360"/>
+      </w:pPr>
+      <w:rPr>
+        <w:u w:val="none"/>
+      </w:rPr>
+    </w:lvl>
+    <w:lvl w:ilvl="8">
+      <w:start w:val="1"/>
+      <w:numFmt w:val="bullet"/>
+      <w:lvlText w:val="■"/>
+      <w:lvlJc w:val="left"/>
+      <w:pPr>
+        <w:ind w:left="6480" w:hanging="360"/>
+      </w:pPr>
+      <w:rPr>
+        <w:u w:val="none"/>
+      </w:rPr>
+    </w:lvl>
+  </w:abstractNum>
+  <w:abstractNum w:abstractNumId="9">
     <w:lvl w:ilvl="0">
       <w:start w:val="1"/>
       <w:numFmt w:val="decimal"/>
@@ -4949,7 +6502,231 @@
       </w:rPr>
     </w:lvl>
   </w:abstractNum>
-  <w:abstractNum w:abstractNumId="8">
+  <w:abstractNum w:abstractNumId="10">
+    <w:lvl w:ilvl="0">
+      <w:start w:val="1"/>
+      <w:numFmt w:val="bullet"/>
+      <w:lvlText w:val="●"/>
+      <w:lvlJc w:val="left"/>
+      <w:pPr>
+        <w:ind w:left="720" w:hanging="360"/>
+      </w:pPr>
+      <w:rPr>
+        <w:rFonts w:ascii="Arial" w:cs="Arial" w:eastAsia="Arial" w:hAnsi="Arial"/>
+        <w:color w:val="1f1f1f"/>
+        <w:u w:val="none"/>
+      </w:rPr>
+    </w:lvl>
+    <w:lvl w:ilvl="1">
+      <w:start w:val="1"/>
+      <w:numFmt w:val="bullet"/>
+      <w:lvlText w:val="○"/>
+      <w:lvlJc w:val="left"/>
+      <w:pPr>
+        <w:ind w:left="1440" w:hanging="360"/>
+      </w:pPr>
+      <w:rPr>
+        <w:u w:val="none"/>
+      </w:rPr>
+    </w:lvl>
+    <w:lvl w:ilvl="2">
+      <w:start w:val="1"/>
+      <w:numFmt w:val="bullet"/>
+      <w:lvlText w:val="■"/>
+      <w:lvlJc w:val="left"/>
+      <w:pPr>
+        <w:ind w:left="2160" w:hanging="360"/>
+      </w:pPr>
+      <w:rPr>
+        <w:u w:val="none"/>
+      </w:rPr>
+    </w:lvl>
+    <w:lvl w:ilvl="3">
+      <w:start w:val="1"/>
+      <w:numFmt w:val="bullet"/>
+      <w:lvlText w:val="●"/>
+      <w:lvlJc w:val="left"/>
+      <w:pPr>
+        <w:ind w:left="2880" w:hanging="360"/>
+      </w:pPr>
+      <w:rPr>
+        <w:u w:val="none"/>
+      </w:rPr>
+    </w:lvl>
+    <w:lvl w:ilvl="4">
+      <w:start w:val="1"/>
+      <w:numFmt w:val="bullet"/>
+      <w:lvlText w:val="○"/>
+      <w:lvlJc w:val="left"/>
+      <w:pPr>
+        <w:ind w:left="3600" w:hanging="360"/>
+      </w:pPr>
+      <w:rPr>
+        <w:u w:val="none"/>
+      </w:rPr>
+    </w:lvl>
+    <w:lvl w:ilvl="5">
+      <w:start w:val="1"/>
+      <w:numFmt w:val="bullet"/>
+      <w:lvlText w:val="■"/>
+      <w:lvlJc w:val="left"/>
+      <w:pPr>
+        <w:ind w:left="4320" w:hanging="360"/>
+      </w:pPr>
+      <w:rPr>
+        <w:u w:val="none"/>
+      </w:rPr>
+    </w:lvl>
+    <w:lvl w:ilvl="6">
+      <w:start w:val="1"/>
+      <w:numFmt w:val="bullet"/>
+      <w:lvlText w:val="●"/>
+      <w:lvlJc w:val="left"/>
+      <w:pPr>
+        <w:ind w:left="5040" w:hanging="360"/>
+      </w:pPr>
+      <w:rPr>
+        <w:u w:val="none"/>
+      </w:rPr>
+    </w:lvl>
+    <w:lvl w:ilvl="7">
+      <w:start w:val="1"/>
+      <w:numFmt w:val="bullet"/>
+      <w:lvlText w:val="○"/>
+      <w:lvlJc w:val="left"/>
+      <w:pPr>
+        <w:ind w:left="5760" w:hanging="360"/>
+      </w:pPr>
+      <w:rPr>
+        <w:u w:val="none"/>
+      </w:rPr>
+    </w:lvl>
+    <w:lvl w:ilvl="8">
+      <w:start w:val="1"/>
+      <w:numFmt w:val="bullet"/>
+      <w:lvlText w:val="■"/>
+      <w:lvlJc w:val="left"/>
+      <w:pPr>
+        <w:ind w:left="6480" w:hanging="360"/>
+      </w:pPr>
+      <w:rPr>
+        <w:u w:val="none"/>
+      </w:rPr>
+    </w:lvl>
+  </w:abstractNum>
+  <w:abstractNum w:abstractNumId="11">
+    <w:lvl w:ilvl="0">
+      <w:start w:val="1"/>
+      <w:numFmt w:val="bullet"/>
+      <w:lvlText w:val="●"/>
+      <w:lvlJc w:val="left"/>
+      <w:pPr>
+        <w:ind w:left="720" w:hanging="360"/>
+      </w:pPr>
+      <w:rPr>
+        <w:rFonts w:ascii="Arial" w:cs="Arial" w:eastAsia="Arial" w:hAnsi="Arial"/>
+        <w:color w:val="1f1f1f"/>
+        <w:u w:val="none"/>
+      </w:rPr>
+    </w:lvl>
+    <w:lvl w:ilvl="1">
+      <w:start w:val="1"/>
+      <w:numFmt w:val="bullet"/>
+      <w:lvlText w:val="○"/>
+      <w:lvlJc w:val="left"/>
+      <w:pPr>
+        <w:ind w:left="1440" w:hanging="360"/>
+      </w:pPr>
+      <w:rPr>
+        <w:u w:val="none"/>
+      </w:rPr>
+    </w:lvl>
+    <w:lvl w:ilvl="2">
+      <w:start w:val="1"/>
+      <w:numFmt w:val="bullet"/>
+      <w:lvlText w:val="■"/>
+      <w:lvlJc w:val="left"/>
+      <w:pPr>
+        <w:ind w:left="2160" w:hanging="360"/>
+      </w:pPr>
+      <w:rPr>
+        <w:u w:val="none"/>
+      </w:rPr>
+    </w:lvl>
+    <w:lvl w:ilvl="3">
+      <w:start w:val="1"/>
+      <w:numFmt w:val="bullet"/>
+      <w:lvlText w:val="●"/>
+      <w:lvlJc w:val="left"/>
+      <w:pPr>
+        <w:ind w:left="2880" w:hanging="360"/>
+      </w:pPr>
+      <w:rPr>
+        <w:u w:val="none"/>
+      </w:rPr>
+    </w:lvl>
+    <w:lvl w:ilvl="4">
+      <w:start w:val="1"/>
+      <w:numFmt w:val="bullet"/>
+      <w:lvlText w:val="○"/>
+      <w:lvlJc w:val="left"/>
+      <w:pPr>
+        <w:ind w:left="3600" w:hanging="360"/>
+      </w:pPr>
+      <w:rPr>
+        <w:u w:val="none"/>
+      </w:rPr>
+    </w:lvl>
+    <w:lvl w:ilvl="5">
+      <w:start w:val="1"/>
+      <w:numFmt w:val="bullet"/>
+      <w:lvlText w:val="■"/>
+      <w:lvlJc w:val="left"/>
+      <w:pPr>
+        <w:ind w:left="4320" w:hanging="360"/>
+      </w:pPr>
+      <w:rPr>
+        <w:u w:val="none"/>
+      </w:rPr>
+    </w:lvl>
+    <w:lvl w:ilvl="6">
+      <w:start w:val="1"/>
+      <w:numFmt w:val="bullet"/>
+      <w:lvlText w:val="●"/>
+      <w:lvlJc w:val="left"/>
+      <w:pPr>
+        <w:ind w:left="5040" w:hanging="360"/>
+      </w:pPr>
+      <w:rPr>
+        <w:u w:val="none"/>
+      </w:rPr>
+    </w:lvl>
+    <w:lvl w:ilvl="7">
+      <w:start w:val="1"/>
+      <w:numFmt w:val="bullet"/>
+      <w:lvlText w:val="○"/>
+      <w:lvlJc w:val="left"/>
+      <w:pPr>
+        <w:ind w:left="5760" w:hanging="360"/>
+      </w:pPr>
+      <w:rPr>
+        <w:u w:val="none"/>
+      </w:rPr>
+    </w:lvl>
+    <w:lvl w:ilvl="8">
+      <w:start w:val="1"/>
+      <w:numFmt w:val="bullet"/>
+      <w:lvlText w:val="■"/>
+      <w:lvlJc w:val="left"/>
+      <w:pPr>
+        <w:ind w:left="6480" w:hanging="360"/>
+      </w:pPr>
+      <w:rPr>
+        <w:u w:val="none"/>
+      </w:rPr>
+    </w:lvl>
+  </w:abstractNum>
+  <w:abstractNum w:abstractNumId="12">
     <w:lvl w:ilvl="0">
       <w:start w:val="1"/>
       <w:numFmt w:val="decimal"/>
@@ -5067,446 +6844,6 @@
       </w:rPr>
     </w:lvl>
   </w:abstractNum>
-  <w:abstractNum w:abstractNumId="9">
-    <w:lvl w:ilvl="0">
-      <w:start w:val="1"/>
-      <w:numFmt w:val="bullet"/>
-      <w:lvlText w:val="●"/>
-      <w:lvlJc w:val="left"/>
-      <w:pPr>
-        <w:ind w:left="720" w:hanging="360"/>
-      </w:pPr>
-      <w:rPr>
-        <w:u w:val="none"/>
-      </w:rPr>
-    </w:lvl>
-    <w:lvl w:ilvl="1">
-      <w:start w:val="1"/>
-      <w:numFmt w:val="bullet"/>
-      <w:lvlText w:val="○"/>
-      <w:lvlJc w:val="left"/>
-      <w:pPr>
-        <w:ind w:left="1440" w:hanging="360"/>
-      </w:pPr>
-      <w:rPr>
-        <w:u w:val="none"/>
-      </w:rPr>
-    </w:lvl>
-    <w:lvl w:ilvl="2">
-      <w:start w:val="1"/>
-      <w:numFmt w:val="bullet"/>
-      <w:lvlText w:val="■"/>
-      <w:lvlJc w:val="left"/>
-      <w:pPr>
-        <w:ind w:left="2160" w:hanging="360"/>
-      </w:pPr>
-      <w:rPr>
-        <w:u w:val="none"/>
-      </w:rPr>
-    </w:lvl>
-    <w:lvl w:ilvl="3">
-      <w:start w:val="1"/>
-      <w:numFmt w:val="bullet"/>
-      <w:lvlText w:val="●"/>
-      <w:lvlJc w:val="left"/>
-      <w:pPr>
-        <w:ind w:left="2880" w:hanging="360"/>
-      </w:pPr>
-      <w:rPr>
-        <w:u w:val="none"/>
-      </w:rPr>
-    </w:lvl>
-    <w:lvl w:ilvl="4">
-      <w:start w:val="1"/>
-      <w:numFmt w:val="bullet"/>
-      <w:lvlText w:val="○"/>
-      <w:lvlJc w:val="left"/>
-      <w:pPr>
-        <w:ind w:left="3600" w:hanging="360"/>
-      </w:pPr>
-      <w:rPr>
-        <w:u w:val="none"/>
-      </w:rPr>
-    </w:lvl>
-    <w:lvl w:ilvl="5">
-      <w:start w:val="1"/>
-      <w:numFmt w:val="bullet"/>
-      <w:lvlText w:val="■"/>
-      <w:lvlJc w:val="left"/>
-      <w:pPr>
-        <w:ind w:left="4320" w:hanging="360"/>
-      </w:pPr>
-      <w:rPr>
-        <w:u w:val="none"/>
-      </w:rPr>
-    </w:lvl>
-    <w:lvl w:ilvl="6">
-      <w:start w:val="1"/>
-      <w:numFmt w:val="bullet"/>
-      <w:lvlText w:val="●"/>
-      <w:lvlJc w:val="left"/>
-      <w:pPr>
-        <w:ind w:left="5040" w:hanging="360"/>
-      </w:pPr>
-      <w:rPr>
-        <w:u w:val="none"/>
-      </w:rPr>
-    </w:lvl>
-    <w:lvl w:ilvl="7">
-      <w:start w:val="1"/>
-      <w:numFmt w:val="bullet"/>
-      <w:lvlText w:val="○"/>
-      <w:lvlJc w:val="left"/>
-      <w:pPr>
-        <w:ind w:left="5760" w:hanging="360"/>
-      </w:pPr>
-      <w:rPr>
-        <w:u w:val="none"/>
-      </w:rPr>
-    </w:lvl>
-    <w:lvl w:ilvl="8">
-      <w:start w:val="1"/>
-      <w:numFmt w:val="bullet"/>
-      <w:lvlText w:val="■"/>
-      <w:lvlJc w:val="left"/>
-      <w:pPr>
-        <w:ind w:left="6480" w:hanging="360"/>
-      </w:pPr>
-      <w:rPr>
-        <w:u w:val="none"/>
-      </w:rPr>
-    </w:lvl>
-  </w:abstractNum>
-  <w:abstractNum w:abstractNumId="10">
-    <w:lvl w:ilvl="0">
-      <w:start w:val="1"/>
-      <w:numFmt w:val="bullet"/>
-      <w:lvlText w:val="●"/>
-      <w:lvlJc w:val="left"/>
-      <w:pPr>
-        <w:ind w:left="720" w:hanging="360"/>
-      </w:pPr>
-      <w:rPr>
-        <w:u w:val="none"/>
-      </w:rPr>
-    </w:lvl>
-    <w:lvl w:ilvl="1">
-      <w:start w:val="1"/>
-      <w:numFmt w:val="bullet"/>
-      <w:lvlText w:val="○"/>
-      <w:lvlJc w:val="left"/>
-      <w:pPr>
-        <w:ind w:left="1440" w:hanging="360"/>
-      </w:pPr>
-      <w:rPr>
-        <w:u w:val="none"/>
-      </w:rPr>
-    </w:lvl>
-    <w:lvl w:ilvl="2">
-      <w:start w:val="1"/>
-      <w:numFmt w:val="bullet"/>
-      <w:lvlText w:val="■"/>
-      <w:lvlJc w:val="left"/>
-      <w:pPr>
-        <w:ind w:left="2160" w:hanging="360"/>
-      </w:pPr>
-      <w:rPr>
-        <w:u w:val="none"/>
-      </w:rPr>
-    </w:lvl>
-    <w:lvl w:ilvl="3">
-      <w:start w:val="1"/>
-      <w:numFmt w:val="bullet"/>
-      <w:lvlText w:val="●"/>
-      <w:lvlJc w:val="left"/>
-      <w:pPr>
-        <w:ind w:left="2880" w:hanging="360"/>
-      </w:pPr>
-      <w:rPr>
-        <w:u w:val="none"/>
-      </w:rPr>
-    </w:lvl>
-    <w:lvl w:ilvl="4">
-      <w:start w:val="1"/>
-      <w:numFmt w:val="bullet"/>
-      <w:lvlText w:val="○"/>
-      <w:lvlJc w:val="left"/>
-      <w:pPr>
-        <w:ind w:left="3600" w:hanging="360"/>
-      </w:pPr>
-      <w:rPr>
-        <w:u w:val="none"/>
-      </w:rPr>
-    </w:lvl>
-    <w:lvl w:ilvl="5">
-      <w:start w:val="1"/>
-      <w:numFmt w:val="bullet"/>
-      <w:lvlText w:val="■"/>
-      <w:lvlJc w:val="left"/>
-      <w:pPr>
-        <w:ind w:left="4320" w:hanging="360"/>
-      </w:pPr>
-      <w:rPr>
-        <w:u w:val="none"/>
-      </w:rPr>
-    </w:lvl>
-    <w:lvl w:ilvl="6">
-      <w:start w:val="1"/>
-      <w:numFmt w:val="bullet"/>
-      <w:lvlText w:val="●"/>
-      <w:lvlJc w:val="left"/>
-      <w:pPr>
-        <w:ind w:left="5040" w:hanging="360"/>
-      </w:pPr>
-      <w:rPr>
-        <w:u w:val="none"/>
-      </w:rPr>
-    </w:lvl>
-    <w:lvl w:ilvl="7">
-      <w:start w:val="1"/>
-      <w:numFmt w:val="bullet"/>
-      <w:lvlText w:val="○"/>
-      <w:lvlJc w:val="left"/>
-      <w:pPr>
-        <w:ind w:left="5760" w:hanging="360"/>
-      </w:pPr>
-      <w:rPr>
-        <w:u w:val="none"/>
-      </w:rPr>
-    </w:lvl>
-    <w:lvl w:ilvl="8">
-      <w:start w:val="1"/>
-      <w:numFmt w:val="bullet"/>
-      <w:lvlText w:val="■"/>
-      <w:lvlJc w:val="left"/>
-      <w:pPr>
-        <w:ind w:left="6480" w:hanging="360"/>
-      </w:pPr>
-      <w:rPr>
-        <w:u w:val="none"/>
-      </w:rPr>
-    </w:lvl>
-  </w:abstractNum>
-  <w:abstractNum w:abstractNumId="11">
-    <w:lvl w:ilvl="0">
-      <w:start w:val="1"/>
-      <w:numFmt w:val="bullet"/>
-      <w:lvlText w:val="●"/>
-      <w:lvlJc w:val="left"/>
-      <w:pPr>
-        <w:ind w:left="720" w:hanging="360"/>
-      </w:pPr>
-      <w:rPr>
-        <w:u w:val="none"/>
-      </w:rPr>
-    </w:lvl>
-    <w:lvl w:ilvl="1">
-      <w:start w:val="1"/>
-      <w:numFmt w:val="bullet"/>
-      <w:lvlText w:val="○"/>
-      <w:lvlJc w:val="left"/>
-      <w:pPr>
-        <w:ind w:left="1440" w:hanging="360"/>
-      </w:pPr>
-      <w:rPr>
-        <w:u w:val="none"/>
-      </w:rPr>
-    </w:lvl>
-    <w:lvl w:ilvl="2">
-      <w:start w:val="1"/>
-      <w:numFmt w:val="bullet"/>
-      <w:lvlText w:val="■"/>
-      <w:lvlJc w:val="left"/>
-      <w:pPr>
-        <w:ind w:left="2160" w:hanging="360"/>
-      </w:pPr>
-      <w:rPr>
-        <w:u w:val="none"/>
-      </w:rPr>
-    </w:lvl>
-    <w:lvl w:ilvl="3">
-      <w:start w:val="1"/>
-      <w:numFmt w:val="bullet"/>
-      <w:lvlText w:val="●"/>
-      <w:lvlJc w:val="left"/>
-      <w:pPr>
-        <w:ind w:left="2880" w:hanging="360"/>
-      </w:pPr>
-      <w:rPr>
-        <w:u w:val="none"/>
-      </w:rPr>
-    </w:lvl>
-    <w:lvl w:ilvl="4">
-      <w:start w:val="1"/>
-      <w:numFmt w:val="bullet"/>
-      <w:lvlText w:val="○"/>
-      <w:lvlJc w:val="left"/>
-      <w:pPr>
-        <w:ind w:left="3600" w:hanging="360"/>
-      </w:pPr>
-      <w:rPr>
-        <w:u w:val="none"/>
-      </w:rPr>
-    </w:lvl>
-    <w:lvl w:ilvl="5">
-      <w:start w:val="1"/>
-      <w:numFmt w:val="bullet"/>
-      <w:lvlText w:val="■"/>
-      <w:lvlJc w:val="left"/>
-      <w:pPr>
-        <w:ind w:left="4320" w:hanging="360"/>
-      </w:pPr>
-      <w:rPr>
-        <w:u w:val="none"/>
-      </w:rPr>
-    </w:lvl>
-    <w:lvl w:ilvl="6">
-      <w:start w:val="1"/>
-      <w:numFmt w:val="bullet"/>
-      <w:lvlText w:val="●"/>
-      <w:lvlJc w:val="left"/>
-      <w:pPr>
-        <w:ind w:left="5040" w:hanging="360"/>
-      </w:pPr>
-      <w:rPr>
-        <w:u w:val="none"/>
-      </w:rPr>
-    </w:lvl>
-    <w:lvl w:ilvl="7">
-      <w:start w:val="1"/>
-      <w:numFmt w:val="bullet"/>
-      <w:lvlText w:val="○"/>
-      <w:lvlJc w:val="left"/>
-      <w:pPr>
-        <w:ind w:left="5760" w:hanging="360"/>
-      </w:pPr>
-      <w:rPr>
-        <w:u w:val="none"/>
-      </w:rPr>
-    </w:lvl>
-    <w:lvl w:ilvl="8">
-      <w:start w:val="1"/>
-      <w:numFmt w:val="bullet"/>
-      <w:lvlText w:val="■"/>
-      <w:lvlJc w:val="left"/>
-      <w:pPr>
-        <w:ind w:left="6480" w:hanging="360"/>
-      </w:pPr>
-      <w:rPr>
-        <w:u w:val="none"/>
-      </w:rPr>
-    </w:lvl>
-  </w:abstractNum>
-  <w:abstractNum w:abstractNumId="12">
-    <w:lvl w:ilvl="0">
-      <w:start w:val="1"/>
-      <w:numFmt w:val="bullet"/>
-      <w:lvlText w:val="●"/>
-      <w:lvlJc w:val="left"/>
-      <w:pPr>
-        <w:ind w:left="720" w:hanging="360"/>
-      </w:pPr>
-      <w:rPr>
-        <w:u w:val="none"/>
-      </w:rPr>
-    </w:lvl>
-    <w:lvl w:ilvl="1">
-      <w:start w:val="1"/>
-      <w:numFmt w:val="bullet"/>
-      <w:lvlText w:val="○"/>
-      <w:lvlJc w:val="left"/>
-      <w:pPr>
-        <w:ind w:left="1440" w:hanging="360"/>
-      </w:pPr>
-      <w:rPr>
-        <w:u w:val="none"/>
-      </w:rPr>
-    </w:lvl>
-    <w:lvl w:ilvl="2">
-      <w:start w:val="1"/>
-      <w:numFmt w:val="bullet"/>
-      <w:lvlText w:val="■"/>
-      <w:lvlJc w:val="left"/>
-      <w:pPr>
-        <w:ind w:left="2160" w:hanging="360"/>
-      </w:pPr>
-      <w:rPr>
-        <w:u w:val="none"/>
-      </w:rPr>
-    </w:lvl>
-    <w:lvl w:ilvl="3">
-      <w:start w:val="1"/>
-      <w:numFmt w:val="bullet"/>
-      <w:lvlText w:val="●"/>
-      <w:lvlJc w:val="left"/>
-      <w:pPr>
-        <w:ind w:left="2880" w:hanging="360"/>
-      </w:pPr>
-      <w:rPr>
-        <w:u w:val="none"/>
-      </w:rPr>
-    </w:lvl>
-    <w:lvl w:ilvl="4">
-      <w:start w:val="1"/>
-      <w:numFmt w:val="bullet"/>
-      <w:lvlText w:val="○"/>
-      <w:lvlJc w:val="left"/>
-      <w:pPr>
-        <w:ind w:left="3600" w:hanging="360"/>
-      </w:pPr>
-      <w:rPr>
-        <w:u w:val="none"/>
-      </w:rPr>
-    </w:lvl>
-    <w:lvl w:ilvl="5">
-      <w:start w:val="1"/>
-      <w:numFmt w:val="bullet"/>
-      <w:lvlText w:val="■"/>
-      <w:lvlJc w:val="left"/>
-      <w:pPr>
-        <w:ind w:left="4320" w:hanging="360"/>
-      </w:pPr>
-      <w:rPr>
-        <w:u w:val="none"/>
-      </w:rPr>
-    </w:lvl>
-    <w:lvl w:ilvl="6">
-      <w:start w:val="1"/>
-      <w:numFmt w:val="bullet"/>
-      <w:lvlText w:val="●"/>
-      <w:lvlJc w:val="left"/>
-      <w:pPr>
-        <w:ind w:left="5040" w:hanging="360"/>
-      </w:pPr>
-      <w:rPr>
-        <w:u w:val="none"/>
-      </w:rPr>
-    </w:lvl>
-    <w:lvl w:ilvl="7">
-      <w:start w:val="1"/>
-      <w:numFmt w:val="bullet"/>
-      <w:lvlText w:val="○"/>
-      <w:lvlJc w:val="left"/>
-      <w:pPr>
-        <w:ind w:left="5760" w:hanging="360"/>
-      </w:pPr>
-      <w:rPr>
-        <w:u w:val="none"/>
-      </w:rPr>
-    </w:lvl>
-    <w:lvl w:ilvl="8">
-      <w:start w:val="1"/>
-      <w:numFmt w:val="bullet"/>
-      <w:lvlText w:val="■"/>
-      <w:lvlJc w:val="left"/>
-      <w:pPr>
-        <w:ind w:left="6480" w:hanging="360"/>
-      </w:pPr>
-      <w:rPr>
-        <w:u w:val="none"/>
-      </w:rPr>
-    </w:lvl>
-  </w:abstractNum>
   <w:abstractNum w:abstractNumId="13">
     <w:lvl w:ilvl="0">
       <w:start w:val="1"/>
@@ -5517,6 +6854,8 @@
         <w:ind w:left="720" w:hanging="360"/>
       </w:pPr>
       <w:rPr>
+        <w:rFonts w:ascii="Arial" w:cs="Arial" w:eastAsia="Arial" w:hAnsi="Arial"/>
+        <w:color w:val="1f1f1f"/>
         <w:u w:val="none"/>
       </w:rPr>
     </w:lvl>
@@ -5728,6 +7067,1116 @@
     </w:lvl>
   </w:abstractNum>
   <w:abstractNum w:abstractNumId="15">
+    <w:lvl w:ilvl="0">
+      <w:start w:val="1"/>
+      <w:numFmt w:val="bullet"/>
+      <w:lvlText w:val="●"/>
+      <w:lvlJc w:val="left"/>
+      <w:pPr>
+        <w:ind w:left="720" w:hanging="360"/>
+      </w:pPr>
+      <w:rPr>
+        <w:u w:val="none"/>
+      </w:rPr>
+    </w:lvl>
+    <w:lvl w:ilvl="1">
+      <w:start w:val="1"/>
+      <w:numFmt w:val="bullet"/>
+      <w:lvlText w:val="○"/>
+      <w:lvlJc w:val="left"/>
+      <w:pPr>
+        <w:ind w:left="1440" w:hanging="360"/>
+      </w:pPr>
+      <w:rPr>
+        <w:u w:val="none"/>
+      </w:rPr>
+    </w:lvl>
+    <w:lvl w:ilvl="2">
+      <w:start w:val="1"/>
+      <w:numFmt w:val="bullet"/>
+      <w:lvlText w:val="■"/>
+      <w:lvlJc w:val="left"/>
+      <w:pPr>
+        <w:ind w:left="2160" w:hanging="360"/>
+      </w:pPr>
+      <w:rPr>
+        <w:u w:val="none"/>
+      </w:rPr>
+    </w:lvl>
+    <w:lvl w:ilvl="3">
+      <w:start w:val="1"/>
+      <w:numFmt w:val="bullet"/>
+      <w:lvlText w:val="●"/>
+      <w:lvlJc w:val="left"/>
+      <w:pPr>
+        <w:ind w:left="2880" w:hanging="360"/>
+      </w:pPr>
+      <w:rPr>
+        <w:u w:val="none"/>
+      </w:rPr>
+    </w:lvl>
+    <w:lvl w:ilvl="4">
+      <w:start w:val="1"/>
+      <w:numFmt w:val="bullet"/>
+      <w:lvlText w:val="○"/>
+      <w:lvlJc w:val="left"/>
+      <w:pPr>
+        <w:ind w:left="3600" w:hanging="360"/>
+      </w:pPr>
+      <w:rPr>
+        <w:u w:val="none"/>
+      </w:rPr>
+    </w:lvl>
+    <w:lvl w:ilvl="5">
+      <w:start w:val="1"/>
+      <w:numFmt w:val="bullet"/>
+      <w:lvlText w:val="■"/>
+      <w:lvlJc w:val="left"/>
+      <w:pPr>
+        <w:ind w:left="4320" w:hanging="360"/>
+      </w:pPr>
+      <w:rPr>
+        <w:u w:val="none"/>
+      </w:rPr>
+    </w:lvl>
+    <w:lvl w:ilvl="6">
+      <w:start w:val="1"/>
+      <w:numFmt w:val="bullet"/>
+      <w:lvlText w:val="●"/>
+      <w:lvlJc w:val="left"/>
+      <w:pPr>
+        <w:ind w:left="5040" w:hanging="360"/>
+      </w:pPr>
+      <w:rPr>
+        <w:u w:val="none"/>
+      </w:rPr>
+    </w:lvl>
+    <w:lvl w:ilvl="7">
+      <w:start w:val="1"/>
+      <w:numFmt w:val="bullet"/>
+      <w:lvlText w:val="○"/>
+      <w:lvlJc w:val="left"/>
+      <w:pPr>
+        <w:ind w:left="5760" w:hanging="360"/>
+      </w:pPr>
+      <w:rPr>
+        <w:u w:val="none"/>
+      </w:rPr>
+    </w:lvl>
+    <w:lvl w:ilvl="8">
+      <w:start w:val="1"/>
+      <w:numFmt w:val="bullet"/>
+      <w:lvlText w:val="■"/>
+      <w:lvlJc w:val="left"/>
+      <w:pPr>
+        <w:ind w:left="6480" w:hanging="360"/>
+      </w:pPr>
+      <w:rPr>
+        <w:u w:val="none"/>
+      </w:rPr>
+    </w:lvl>
+  </w:abstractNum>
+  <w:abstractNum w:abstractNumId="16">
+    <w:lvl w:ilvl="0">
+      <w:start w:val="1"/>
+      <w:numFmt w:val="bullet"/>
+      <w:lvlText w:val="●"/>
+      <w:lvlJc w:val="left"/>
+      <w:pPr>
+        <w:ind w:left="720" w:hanging="360"/>
+      </w:pPr>
+      <w:rPr>
+        <w:u w:val="none"/>
+      </w:rPr>
+    </w:lvl>
+    <w:lvl w:ilvl="1">
+      <w:start w:val="1"/>
+      <w:numFmt w:val="bullet"/>
+      <w:lvlText w:val="○"/>
+      <w:lvlJc w:val="left"/>
+      <w:pPr>
+        <w:ind w:left="1440" w:hanging="360"/>
+      </w:pPr>
+      <w:rPr>
+        <w:u w:val="none"/>
+      </w:rPr>
+    </w:lvl>
+    <w:lvl w:ilvl="2">
+      <w:start w:val="1"/>
+      <w:numFmt w:val="bullet"/>
+      <w:lvlText w:val="■"/>
+      <w:lvlJc w:val="left"/>
+      <w:pPr>
+        <w:ind w:left="2160" w:hanging="360"/>
+      </w:pPr>
+      <w:rPr>
+        <w:u w:val="none"/>
+      </w:rPr>
+    </w:lvl>
+    <w:lvl w:ilvl="3">
+      <w:start w:val="1"/>
+      <w:numFmt w:val="bullet"/>
+      <w:lvlText w:val="●"/>
+      <w:lvlJc w:val="left"/>
+      <w:pPr>
+        <w:ind w:left="2880" w:hanging="360"/>
+      </w:pPr>
+      <w:rPr>
+        <w:u w:val="none"/>
+      </w:rPr>
+    </w:lvl>
+    <w:lvl w:ilvl="4">
+      <w:start w:val="1"/>
+      <w:numFmt w:val="bullet"/>
+      <w:lvlText w:val="○"/>
+      <w:lvlJc w:val="left"/>
+      <w:pPr>
+        <w:ind w:left="3600" w:hanging="360"/>
+      </w:pPr>
+      <w:rPr>
+        <w:u w:val="none"/>
+      </w:rPr>
+    </w:lvl>
+    <w:lvl w:ilvl="5">
+      <w:start w:val="1"/>
+      <w:numFmt w:val="bullet"/>
+      <w:lvlText w:val="■"/>
+      <w:lvlJc w:val="left"/>
+      <w:pPr>
+        <w:ind w:left="4320" w:hanging="360"/>
+      </w:pPr>
+      <w:rPr>
+        <w:u w:val="none"/>
+      </w:rPr>
+    </w:lvl>
+    <w:lvl w:ilvl="6">
+      <w:start w:val="1"/>
+      <w:numFmt w:val="bullet"/>
+      <w:lvlText w:val="●"/>
+      <w:lvlJc w:val="left"/>
+      <w:pPr>
+        <w:ind w:left="5040" w:hanging="360"/>
+      </w:pPr>
+      <w:rPr>
+        <w:u w:val="none"/>
+      </w:rPr>
+    </w:lvl>
+    <w:lvl w:ilvl="7">
+      <w:start w:val="1"/>
+      <w:numFmt w:val="bullet"/>
+      <w:lvlText w:val="○"/>
+      <w:lvlJc w:val="left"/>
+      <w:pPr>
+        <w:ind w:left="5760" w:hanging="360"/>
+      </w:pPr>
+      <w:rPr>
+        <w:u w:val="none"/>
+      </w:rPr>
+    </w:lvl>
+    <w:lvl w:ilvl="8">
+      <w:start w:val="1"/>
+      <w:numFmt w:val="bullet"/>
+      <w:lvlText w:val="■"/>
+      <w:lvlJc w:val="left"/>
+      <w:pPr>
+        <w:ind w:left="6480" w:hanging="360"/>
+      </w:pPr>
+      <w:rPr>
+        <w:u w:val="none"/>
+      </w:rPr>
+    </w:lvl>
+  </w:abstractNum>
+  <w:abstractNum w:abstractNumId="17">
+    <w:lvl w:ilvl="0">
+      <w:start w:val="1"/>
+      <w:numFmt w:val="bullet"/>
+      <w:lvlText w:val="●"/>
+      <w:lvlJc w:val="left"/>
+      <w:pPr>
+        <w:ind w:left="720" w:hanging="360"/>
+      </w:pPr>
+      <w:rPr>
+        <w:rFonts w:ascii="Arial" w:cs="Arial" w:eastAsia="Arial" w:hAnsi="Arial"/>
+        <w:color w:val="1f1f1f"/>
+        <w:u w:val="none"/>
+      </w:rPr>
+    </w:lvl>
+    <w:lvl w:ilvl="1">
+      <w:start w:val="1"/>
+      <w:numFmt w:val="bullet"/>
+      <w:lvlText w:val="○"/>
+      <w:lvlJc w:val="left"/>
+      <w:pPr>
+        <w:ind w:left="1440" w:hanging="360"/>
+      </w:pPr>
+      <w:rPr>
+        <w:u w:val="none"/>
+      </w:rPr>
+    </w:lvl>
+    <w:lvl w:ilvl="2">
+      <w:start w:val="1"/>
+      <w:numFmt w:val="bullet"/>
+      <w:lvlText w:val="■"/>
+      <w:lvlJc w:val="left"/>
+      <w:pPr>
+        <w:ind w:left="2160" w:hanging="360"/>
+      </w:pPr>
+      <w:rPr>
+        <w:u w:val="none"/>
+      </w:rPr>
+    </w:lvl>
+    <w:lvl w:ilvl="3">
+      <w:start w:val="1"/>
+      <w:numFmt w:val="bullet"/>
+      <w:lvlText w:val="●"/>
+      <w:lvlJc w:val="left"/>
+      <w:pPr>
+        <w:ind w:left="2880" w:hanging="360"/>
+      </w:pPr>
+      <w:rPr>
+        <w:u w:val="none"/>
+      </w:rPr>
+    </w:lvl>
+    <w:lvl w:ilvl="4">
+      <w:start w:val="1"/>
+      <w:numFmt w:val="bullet"/>
+      <w:lvlText w:val="○"/>
+      <w:lvlJc w:val="left"/>
+      <w:pPr>
+        <w:ind w:left="3600" w:hanging="360"/>
+      </w:pPr>
+      <w:rPr>
+        <w:u w:val="none"/>
+      </w:rPr>
+    </w:lvl>
+    <w:lvl w:ilvl="5">
+      <w:start w:val="1"/>
+      <w:numFmt w:val="bullet"/>
+      <w:lvlText w:val="■"/>
+      <w:lvlJc w:val="left"/>
+      <w:pPr>
+        <w:ind w:left="4320" w:hanging="360"/>
+      </w:pPr>
+      <w:rPr>
+        <w:u w:val="none"/>
+      </w:rPr>
+    </w:lvl>
+    <w:lvl w:ilvl="6">
+      <w:start w:val="1"/>
+      <w:numFmt w:val="bullet"/>
+      <w:lvlText w:val="●"/>
+      <w:lvlJc w:val="left"/>
+      <w:pPr>
+        <w:ind w:left="5040" w:hanging="360"/>
+      </w:pPr>
+      <w:rPr>
+        <w:u w:val="none"/>
+      </w:rPr>
+    </w:lvl>
+    <w:lvl w:ilvl="7">
+      <w:start w:val="1"/>
+      <w:numFmt w:val="bullet"/>
+      <w:lvlText w:val="○"/>
+      <w:lvlJc w:val="left"/>
+      <w:pPr>
+        <w:ind w:left="5760" w:hanging="360"/>
+      </w:pPr>
+      <w:rPr>
+        <w:u w:val="none"/>
+      </w:rPr>
+    </w:lvl>
+    <w:lvl w:ilvl="8">
+      <w:start w:val="1"/>
+      <w:numFmt w:val="bullet"/>
+      <w:lvlText w:val="■"/>
+      <w:lvlJc w:val="left"/>
+      <w:pPr>
+        <w:ind w:left="6480" w:hanging="360"/>
+      </w:pPr>
+      <w:rPr>
+        <w:u w:val="none"/>
+      </w:rPr>
+    </w:lvl>
+  </w:abstractNum>
+  <w:abstractNum w:abstractNumId="18">
+    <w:lvl w:ilvl="0">
+      <w:start w:val="1"/>
+      <w:numFmt w:val="bullet"/>
+      <w:lvlText w:val="●"/>
+      <w:lvlJc w:val="left"/>
+      <w:pPr>
+        <w:ind w:left="720" w:hanging="360"/>
+      </w:pPr>
+      <w:rPr>
+        <w:u w:val="none"/>
+      </w:rPr>
+    </w:lvl>
+    <w:lvl w:ilvl="1">
+      <w:start w:val="1"/>
+      <w:numFmt w:val="bullet"/>
+      <w:lvlText w:val="○"/>
+      <w:lvlJc w:val="left"/>
+      <w:pPr>
+        <w:ind w:left="1440" w:hanging="360"/>
+      </w:pPr>
+      <w:rPr>
+        <w:u w:val="none"/>
+      </w:rPr>
+    </w:lvl>
+    <w:lvl w:ilvl="2">
+      <w:start w:val="1"/>
+      <w:numFmt w:val="bullet"/>
+      <w:lvlText w:val="■"/>
+      <w:lvlJc w:val="left"/>
+      <w:pPr>
+        <w:ind w:left="2160" w:hanging="360"/>
+      </w:pPr>
+      <w:rPr>
+        <w:u w:val="none"/>
+      </w:rPr>
+    </w:lvl>
+    <w:lvl w:ilvl="3">
+      <w:start w:val="1"/>
+      <w:numFmt w:val="bullet"/>
+      <w:lvlText w:val="●"/>
+      <w:lvlJc w:val="left"/>
+      <w:pPr>
+        <w:ind w:left="2880" w:hanging="360"/>
+      </w:pPr>
+      <w:rPr>
+        <w:u w:val="none"/>
+      </w:rPr>
+    </w:lvl>
+    <w:lvl w:ilvl="4">
+      <w:start w:val="1"/>
+      <w:numFmt w:val="bullet"/>
+      <w:lvlText w:val="○"/>
+      <w:lvlJc w:val="left"/>
+      <w:pPr>
+        <w:ind w:left="3600" w:hanging="360"/>
+      </w:pPr>
+      <w:rPr>
+        <w:u w:val="none"/>
+      </w:rPr>
+    </w:lvl>
+    <w:lvl w:ilvl="5">
+      <w:start w:val="1"/>
+      <w:numFmt w:val="bullet"/>
+      <w:lvlText w:val="■"/>
+      <w:lvlJc w:val="left"/>
+      <w:pPr>
+        <w:ind w:left="4320" w:hanging="360"/>
+      </w:pPr>
+      <w:rPr>
+        <w:u w:val="none"/>
+      </w:rPr>
+    </w:lvl>
+    <w:lvl w:ilvl="6">
+      <w:start w:val="1"/>
+      <w:numFmt w:val="bullet"/>
+      <w:lvlText w:val="●"/>
+      <w:lvlJc w:val="left"/>
+      <w:pPr>
+        <w:ind w:left="5040" w:hanging="360"/>
+      </w:pPr>
+      <w:rPr>
+        <w:u w:val="none"/>
+      </w:rPr>
+    </w:lvl>
+    <w:lvl w:ilvl="7">
+      <w:start w:val="1"/>
+      <w:numFmt w:val="bullet"/>
+      <w:lvlText w:val="○"/>
+      <w:lvlJc w:val="left"/>
+      <w:pPr>
+        <w:ind w:left="5760" w:hanging="360"/>
+      </w:pPr>
+      <w:rPr>
+        <w:u w:val="none"/>
+      </w:rPr>
+    </w:lvl>
+    <w:lvl w:ilvl="8">
+      <w:start w:val="1"/>
+      <w:numFmt w:val="bullet"/>
+      <w:lvlText w:val="■"/>
+      <w:lvlJc w:val="left"/>
+      <w:pPr>
+        <w:ind w:left="6480" w:hanging="360"/>
+      </w:pPr>
+      <w:rPr>
+        <w:u w:val="none"/>
+      </w:rPr>
+    </w:lvl>
+  </w:abstractNum>
+  <w:abstractNum w:abstractNumId="19">
+    <w:lvl w:ilvl="0">
+      <w:start w:val="1"/>
+      <w:numFmt w:val="bullet"/>
+      <w:lvlText w:val="●"/>
+      <w:lvlJc w:val="left"/>
+      <w:pPr>
+        <w:ind w:left="720" w:hanging="360"/>
+      </w:pPr>
+      <w:rPr>
+        <w:u w:val="none"/>
+      </w:rPr>
+    </w:lvl>
+    <w:lvl w:ilvl="1">
+      <w:start w:val="1"/>
+      <w:numFmt w:val="bullet"/>
+      <w:lvlText w:val="○"/>
+      <w:lvlJc w:val="left"/>
+      <w:pPr>
+        <w:ind w:left="1440" w:hanging="360"/>
+      </w:pPr>
+      <w:rPr>
+        <w:u w:val="none"/>
+      </w:rPr>
+    </w:lvl>
+    <w:lvl w:ilvl="2">
+      <w:start w:val="1"/>
+      <w:numFmt w:val="bullet"/>
+      <w:lvlText w:val="■"/>
+      <w:lvlJc w:val="left"/>
+      <w:pPr>
+        <w:ind w:left="2160" w:hanging="360"/>
+      </w:pPr>
+      <w:rPr>
+        <w:u w:val="none"/>
+      </w:rPr>
+    </w:lvl>
+    <w:lvl w:ilvl="3">
+      <w:start w:val="1"/>
+      <w:numFmt w:val="bullet"/>
+      <w:lvlText w:val="●"/>
+      <w:lvlJc w:val="left"/>
+      <w:pPr>
+        <w:ind w:left="2880" w:hanging="360"/>
+      </w:pPr>
+      <w:rPr>
+        <w:u w:val="none"/>
+      </w:rPr>
+    </w:lvl>
+    <w:lvl w:ilvl="4">
+      <w:start w:val="1"/>
+      <w:numFmt w:val="bullet"/>
+      <w:lvlText w:val="○"/>
+      <w:lvlJc w:val="left"/>
+      <w:pPr>
+        <w:ind w:left="3600" w:hanging="360"/>
+      </w:pPr>
+      <w:rPr>
+        <w:u w:val="none"/>
+      </w:rPr>
+    </w:lvl>
+    <w:lvl w:ilvl="5">
+      <w:start w:val="1"/>
+      <w:numFmt w:val="bullet"/>
+      <w:lvlText w:val="■"/>
+      <w:lvlJc w:val="left"/>
+      <w:pPr>
+        <w:ind w:left="4320" w:hanging="360"/>
+      </w:pPr>
+      <w:rPr>
+        <w:u w:val="none"/>
+      </w:rPr>
+    </w:lvl>
+    <w:lvl w:ilvl="6">
+      <w:start w:val="1"/>
+      <w:numFmt w:val="bullet"/>
+      <w:lvlText w:val="●"/>
+      <w:lvlJc w:val="left"/>
+      <w:pPr>
+        <w:ind w:left="5040" w:hanging="360"/>
+      </w:pPr>
+      <w:rPr>
+        <w:u w:val="none"/>
+      </w:rPr>
+    </w:lvl>
+    <w:lvl w:ilvl="7">
+      <w:start w:val="1"/>
+      <w:numFmt w:val="bullet"/>
+      <w:lvlText w:val="○"/>
+      <w:lvlJc w:val="left"/>
+      <w:pPr>
+        <w:ind w:left="5760" w:hanging="360"/>
+      </w:pPr>
+      <w:rPr>
+        <w:u w:val="none"/>
+      </w:rPr>
+    </w:lvl>
+    <w:lvl w:ilvl="8">
+      <w:start w:val="1"/>
+      <w:numFmt w:val="bullet"/>
+      <w:lvlText w:val="■"/>
+      <w:lvlJc w:val="left"/>
+      <w:pPr>
+        <w:ind w:left="6480" w:hanging="360"/>
+      </w:pPr>
+      <w:rPr>
+        <w:u w:val="none"/>
+      </w:rPr>
+    </w:lvl>
+  </w:abstractNum>
+  <w:abstractNum w:abstractNumId="20">
+    <w:lvl w:ilvl="0">
+      <w:start w:val="1"/>
+      <w:numFmt w:val="bullet"/>
+      <w:lvlText w:val="●"/>
+      <w:lvlJc w:val="left"/>
+      <w:pPr>
+        <w:ind w:left="720" w:hanging="360"/>
+      </w:pPr>
+      <w:rPr>
+        <w:rFonts w:ascii="Arial" w:cs="Arial" w:eastAsia="Arial" w:hAnsi="Arial"/>
+        <w:color w:val="1f1f1f"/>
+        <w:u w:val="none"/>
+      </w:rPr>
+    </w:lvl>
+    <w:lvl w:ilvl="1">
+      <w:start w:val="1"/>
+      <w:numFmt w:val="bullet"/>
+      <w:lvlText w:val="○"/>
+      <w:lvlJc w:val="left"/>
+      <w:pPr>
+        <w:ind w:left="1440" w:hanging="360"/>
+      </w:pPr>
+      <w:rPr>
+        <w:u w:val="none"/>
+      </w:rPr>
+    </w:lvl>
+    <w:lvl w:ilvl="2">
+      <w:start w:val="1"/>
+      <w:numFmt w:val="bullet"/>
+      <w:lvlText w:val="■"/>
+      <w:lvlJc w:val="left"/>
+      <w:pPr>
+        <w:ind w:left="2160" w:hanging="360"/>
+      </w:pPr>
+      <w:rPr>
+        <w:u w:val="none"/>
+      </w:rPr>
+    </w:lvl>
+    <w:lvl w:ilvl="3">
+      <w:start w:val="1"/>
+      <w:numFmt w:val="bullet"/>
+      <w:lvlText w:val="●"/>
+      <w:lvlJc w:val="left"/>
+      <w:pPr>
+        <w:ind w:left="2880" w:hanging="360"/>
+      </w:pPr>
+      <w:rPr>
+        <w:u w:val="none"/>
+      </w:rPr>
+    </w:lvl>
+    <w:lvl w:ilvl="4">
+      <w:start w:val="1"/>
+      <w:numFmt w:val="bullet"/>
+      <w:lvlText w:val="○"/>
+      <w:lvlJc w:val="left"/>
+      <w:pPr>
+        <w:ind w:left="3600" w:hanging="360"/>
+      </w:pPr>
+      <w:rPr>
+        <w:u w:val="none"/>
+      </w:rPr>
+    </w:lvl>
+    <w:lvl w:ilvl="5">
+      <w:start w:val="1"/>
+      <w:numFmt w:val="bullet"/>
+      <w:lvlText w:val="■"/>
+      <w:lvlJc w:val="left"/>
+      <w:pPr>
+        <w:ind w:left="4320" w:hanging="360"/>
+      </w:pPr>
+      <w:rPr>
+        <w:u w:val="none"/>
+      </w:rPr>
+    </w:lvl>
+    <w:lvl w:ilvl="6">
+      <w:start w:val="1"/>
+      <w:numFmt w:val="bullet"/>
+      <w:lvlText w:val="●"/>
+      <w:lvlJc w:val="left"/>
+      <w:pPr>
+        <w:ind w:left="5040" w:hanging="360"/>
+      </w:pPr>
+      <w:rPr>
+        <w:u w:val="none"/>
+      </w:rPr>
+    </w:lvl>
+    <w:lvl w:ilvl="7">
+      <w:start w:val="1"/>
+      <w:numFmt w:val="bullet"/>
+      <w:lvlText w:val="○"/>
+      <w:lvlJc w:val="left"/>
+      <w:pPr>
+        <w:ind w:left="5760" w:hanging="360"/>
+      </w:pPr>
+      <w:rPr>
+        <w:u w:val="none"/>
+      </w:rPr>
+    </w:lvl>
+    <w:lvl w:ilvl="8">
+      <w:start w:val="1"/>
+      <w:numFmt w:val="bullet"/>
+      <w:lvlText w:val="■"/>
+      <w:lvlJc w:val="left"/>
+      <w:pPr>
+        <w:ind w:left="6480" w:hanging="360"/>
+      </w:pPr>
+      <w:rPr>
+        <w:u w:val="none"/>
+      </w:rPr>
+    </w:lvl>
+  </w:abstractNum>
+  <w:abstractNum w:abstractNumId="21">
+    <w:lvl w:ilvl="0">
+      <w:start w:val="1"/>
+      <w:numFmt w:val="bullet"/>
+      <w:lvlText w:val="●"/>
+      <w:lvlJc w:val="left"/>
+      <w:pPr>
+        <w:ind w:left="720" w:hanging="360"/>
+      </w:pPr>
+      <w:rPr>
+        <w:rFonts w:ascii="Arial" w:cs="Arial" w:eastAsia="Arial" w:hAnsi="Arial"/>
+        <w:color w:val="1f1f1f"/>
+        <w:u w:val="none"/>
+      </w:rPr>
+    </w:lvl>
+    <w:lvl w:ilvl="1">
+      <w:start w:val="1"/>
+      <w:numFmt w:val="bullet"/>
+      <w:lvlText w:val="○"/>
+      <w:lvlJc w:val="left"/>
+      <w:pPr>
+        <w:ind w:left="1440" w:hanging="360"/>
+      </w:pPr>
+      <w:rPr>
+        <w:u w:val="none"/>
+      </w:rPr>
+    </w:lvl>
+    <w:lvl w:ilvl="2">
+      <w:start w:val="1"/>
+      <w:numFmt w:val="bullet"/>
+      <w:lvlText w:val="■"/>
+      <w:lvlJc w:val="left"/>
+      <w:pPr>
+        <w:ind w:left="2160" w:hanging="360"/>
+      </w:pPr>
+      <w:rPr>
+        <w:u w:val="none"/>
+      </w:rPr>
+    </w:lvl>
+    <w:lvl w:ilvl="3">
+      <w:start w:val="1"/>
+      <w:numFmt w:val="bullet"/>
+      <w:lvlText w:val="●"/>
+      <w:lvlJc w:val="left"/>
+      <w:pPr>
+        <w:ind w:left="2880" w:hanging="360"/>
+      </w:pPr>
+      <w:rPr>
+        <w:u w:val="none"/>
+      </w:rPr>
+    </w:lvl>
+    <w:lvl w:ilvl="4">
+      <w:start w:val="1"/>
+      <w:numFmt w:val="bullet"/>
+      <w:lvlText w:val="○"/>
+      <w:lvlJc w:val="left"/>
+      <w:pPr>
+        <w:ind w:left="3600" w:hanging="360"/>
+      </w:pPr>
+      <w:rPr>
+        <w:u w:val="none"/>
+      </w:rPr>
+    </w:lvl>
+    <w:lvl w:ilvl="5">
+      <w:start w:val="1"/>
+      <w:numFmt w:val="bullet"/>
+      <w:lvlText w:val="■"/>
+      <w:lvlJc w:val="left"/>
+      <w:pPr>
+        <w:ind w:left="4320" w:hanging="360"/>
+      </w:pPr>
+      <w:rPr>
+        <w:u w:val="none"/>
+      </w:rPr>
+    </w:lvl>
+    <w:lvl w:ilvl="6">
+      <w:start w:val="1"/>
+      <w:numFmt w:val="bullet"/>
+      <w:lvlText w:val="●"/>
+      <w:lvlJc w:val="left"/>
+      <w:pPr>
+        <w:ind w:left="5040" w:hanging="360"/>
+      </w:pPr>
+      <w:rPr>
+        <w:u w:val="none"/>
+      </w:rPr>
+    </w:lvl>
+    <w:lvl w:ilvl="7">
+      <w:start w:val="1"/>
+      <w:numFmt w:val="bullet"/>
+      <w:lvlText w:val="○"/>
+      <w:lvlJc w:val="left"/>
+      <w:pPr>
+        <w:ind w:left="5760" w:hanging="360"/>
+      </w:pPr>
+      <w:rPr>
+        <w:u w:val="none"/>
+      </w:rPr>
+    </w:lvl>
+    <w:lvl w:ilvl="8">
+      <w:start w:val="1"/>
+      <w:numFmt w:val="bullet"/>
+      <w:lvlText w:val="■"/>
+      <w:lvlJc w:val="left"/>
+      <w:pPr>
+        <w:ind w:left="6480" w:hanging="360"/>
+      </w:pPr>
+      <w:rPr>
+        <w:u w:val="none"/>
+      </w:rPr>
+    </w:lvl>
+  </w:abstractNum>
+  <w:abstractNum w:abstractNumId="22">
+    <w:lvl w:ilvl="0">
+      <w:start w:val="1"/>
+      <w:numFmt w:val="bullet"/>
+      <w:lvlText w:val="●"/>
+      <w:lvlJc w:val="left"/>
+      <w:pPr>
+        <w:ind w:left="720" w:hanging="360"/>
+      </w:pPr>
+      <w:rPr>
+        <w:u w:val="none"/>
+      </w:rPr>
+    </w:lvl>
+    <w:lvl w:ilvl="1">
+      <w:start w:val="1"/>
+      <w:numFmt w:val="bullet"/>
+      <w:lvlText w:val="○"/>
+      <w:lvlJc w:val="left"/>
+      <w:pPr>
+        <w:ind w:left="1440" w:hanging="360"/>
+      </w:pPr>
+      <w:rPr>
+        <w:u w:val="none"/>
+      </w:rPr>
+    </w:lvl>
+    <w:lvl w:ilvl="2">
+      <w:start w:val="1"/>
+      <w:numFmt w:val="bullet"/>
+      <w:lvlText w:val="■"/>
+      <w:lvlJc w:val="left"/>
+      <w:pPr>
+        <w:ind w:left="2160" w:hanging="360"/>
+      </w:pPr>
+      <w:rPr>
+        <w:u w:val="none"/>
+      </w:rPr>
+    </w:lvl>
+    <w:lvl w:ilvl="3">
+      <w:start w:val="1"/>
+      <w:numFmt w:val="bullet"/>
+      <w:lvlText w:val="●"/>
+      <w:lvlJc w:val="left"/>
+      <w:pPr>
+        <w:ind w:left="2880" w:hanging="360"/>
+      </w:pPr>
+      <w:rPr>
+        <w:u w:val="none"/>
+      </w:rPr>
+    </w:lvl>
+    <w:lvl w:ilvl="4">
+      <w:start w:val="1"/>
+      <w:numFmt w:val="bullet"/>
+      <w:lvlText w:val="○"/>
+      <w:lvlJc w:val="left"/>
+      <w:pPr>
+        <w:ind w:left="3600" w:hanging="360"/>
+      </w:pPr>
+      <w:rPr>
+        <w:u w:val="none"/>
+      </w:rPr>
+    </w:lvl>
+    <w:lvl w:ilvl="5">
+      <w:start w:val="1"/>
+      <w:numFmt w:val="bullet"/>
+      <w:lvlText w:val="■"/>
+      <w:lvlJc w:val="left"/>
+      <w:pPr>
+        <w:ind w:left="4320" w:hanging="360"/>
+      </w:pPr>
+      <w:rPr>
+        <w:u w:val="none"/>
+      </w:rPr>
+    </w:lvl>
+    <w:lvl w:ilvl="6">
+      <w:start w:val="1"/>
+      <w:numFmt w:val="bullet"/>
+      <w:lvlText w:val="●"/>
+      <w:lvlJc w:val="left"/>
+      <w:pPr>
+        <w:ind w:left="5040" w:hanging="360"/>
+      </w:pPr>
+      <w:rPr>
+        <w:u w:val="none"/>
+      </w:rPr>
+    </w:lvl>
+    <w:lvl w:ilvl="7">
+      <w:start w:val="1"/>
+      <w:numFmt w:val="bullet"/>
+      <w:lvlText w:val="○"/>
+      <w:lvlJc w:val="left"/>
+      <w:pPr>
+        <w:ind w:left="5760" w:hanging="360"/>
+      </w:pPr>
+      <w:rPr>
+        <w:u w:val="none"/>
+      </w:rPr>
+    </w:lvl>
+    <w:lvl w:ilvl="8">
+      <w:start w:val="1"/>
+      <w:numFmt w:val="bullet"/>
+      <w:lvlText w:val="■"/>
+      <w:lvlJc w:val="left"/>
+      <w:pPr>
+        <w:ind w:left="6480" w:hanging="360"/>
+      </w:pPr>
+      <w:rPr>
+        <w:u w:val="none"/>
+      </w:rPr>
+    </w:lvl>
+  </w:abstractNum>
+  <w:abstractNum w:abstractNumId="23">
+    <w:lvl w:ilvl="0">
+      <w:start w:val="1"/>
+      <w:numFmt w:val="bullet"/>
+      <w:lvlText w:val="●"/>
+      <w:lvlJc w:val="left"/>
+      <w:pPr>
+        <w:ind w:left="720" w:hanging="360"/>
+      </w:pPr>
+      <w:rPr>
+        <w:rFonts w:ascii="Arial" w:cs="Arial" w:eastAsia="Arial" w:hAnsi="Arial"/>
+        <w:color w:val="1f1f1f"/>
+        <w:u w:val="none"/>
+      </w:rPr>
+    </w:lvl>
+    <w:lvl w:ilvl="1">
+      <w:start w:val="1"/>
+      <w:numFmt w:val="bullet"/>
+      <w:lvlText w:val="○"/>
+      <w:lvlJc w:val="left"/>
+      <w:pPr>
+        <w:ind w:left="1440" w:hanging="360"/>
+      </w:pPr>
+      <w:rPr>
+        <w:u w:val="none"/>
+      </w:rPr>
+    </w:lvl>
+    <w:lvl w:ilvl="2">
+      <w:start w:val="1"/>
+      <w:numFmt w:val="bullet"/>
+      <w:lvlText w:val="■"/>
+      <w:lvlJc w:val="left"/>
+      <w:pPr>
+        <w:ind w:left="2160" w:hanging="360"/>
+      </w:pPr>
+      <w:rPr>
+        <w:u w:val="none"/>
+      </w:rPr>
+    </w:lvl>
+    <w:lvl w:ilvl="3">
+      <w:start w:val="1"/>
+      <w:numFmt w:val="bullet"/>
+      <w:lvlText w:val="●"/>
+      <w:lvlJc w:val="left"/>
+      <w:pPr>
+        <w:ind w:left="2880" w:hanging="360"/>
+      </w:pPr>
+      <w:rPr>
+        <w:u w:val="none"/>
+      </w:rPr>
+    </w:lvl>
+    <w:lvl w:ilvl="4">
+      <w:start w:val="1"/>
+      <w:numFmt w:val="bullet"/>
+      <w:lvlText w:val="○"/>
+      <w:lvlJc w:val="left"/>
+      <w:pPr>
+        <w:ind w:left="3600" w:hanging="360"/>
+      </w:pPr>
+      <w:rPr>
+        <w:u w:val="none"/>
+      </w:rPr>
+    </w:lvl>
+    <w:lvl w:ilvl="5">
+      <w:start w:val="1"/>
+      <w:numFmt w:val="bullet"/>
+      <w:lvlText w:val="■"/>
+      <w:lvlJc w:val="left"/>
+      <w:pPr>
+        <w:ind w:left="4320" w:hanging="360"/>
+      </w:pPr>
+      <w:rPr>
+        <w:u w:val="none"/>
+      </w:rPr>
+    </w:lvl>
+    <w:lvl w:ilvl="6">
+      <w:start w:val="1"/>
+      <w:numFmt w:val="bullet"/>
+      <w:lvlText w:val="●"/>
+      <w:lvlJc w:val="left"/>
+      <w:pPr>
+        <w:ind w:left="5040" w:hanging="360"/>
+      </w:pPr>
+      <w:rPr>
+        <w:u w:val="none"/>
+      </w:rPr>
+    </w:lvl>
+    <w:lvl w:ilvl="7">
+      <w:start w:val="1"/>
+      <w:numFmt w:val="bullet"/>
+      <w:lvlText w:val="○"/>
+      <w:lvlJc w:val="left"/>
+      <w:pPr>
+        <w:ind w:left="5760" w:hanging="360"/>
+      </w:pPr>
+      <w:rPr>
+        <w:u w:val="none"/>
+      </w:rPr>
+    </w:lvl>
+    <w:lvl w:ilvl="8">
+      <w:start w:val="1"/>
+      <w:numFmt w:val="bullet"/>
+      <w:lvlText w:val="■"/>
+      <w:lvlJc w:val="left"/>
+      <w:pPr>
+        <w:ind w:left="6480" w:hanging="360"/>
+      </w:pPr>
+      <w:rPr>
+        <w:u w:val="none"/>
+      </w:rPr>
+    </w:lvl>
+  </w:abstractNum>
+  <w:abstractNum w:abstractNumId="24">
+    <w:lvl w:ilvl="0">
+      <w:start w:val="1"/>
+      <w:numFmt w:val="bullet"/>
+      <w:lvlText w:val="●"/>
+      <w:lvlJc w:val="left"/>
+      <w:pPr>
+        <w:ind w:left="720" w:hanging="360"/>
+      </w:pPr>
+      <w:rPr>
+        <w:rFonts w:ascii="Arial" w:cs="Arial" w:eastAsia="Arial" w:hAnsi="Arial"/>
+        <w:color w:val="1f1f1f"/>
+        <w:u w:val="none"/>
+      </w:rPr>
+    </w:lvl>
+    <w:lvl w:ilvl="1">
+      <w:start w:val="1"/>
+      <w:numFmt w:val="bullet"/>
+      <w:lvlText w:val="○"/>
+      <w:lvlJc w:val="left"/>
+      <w:pPr>
+        <w:ind w:left="1440" w:hanging="360"/>
+      </w:pPr>
+      <w:rPr>
+        <w:u w:val="none"/>
+      </w:rPr>
+    </w:lvl>
+    <w:lvl w:ilvl="2">
+      <w:start w:val="1"/>
+      <w:numFmt w:val="bullet"/>
+      <w:lvlText w:val="■"/>
+      <w:lvlJc w:val="left"/>
+      <w:pPr>
+        <w:ind w:left="2160" w:hanging="360"/>
+      </w:pPr>
+      <w:rPr>
+        <w:u w:val="none"/>
+      </w:rPr>
+    </w:lvl>
+    <w:lvl w:ilvl="3">
+      <w:start w:val="1"/>
+      <w:numFmt w:val="bullet"/>
+      <w:lvlText w:val="●"/>
+      <w:lvlJc w:val="left"/>
+      <w:pPr>
+        <w:ind w:left="2880" w:hanging="360"/>
+      </w:pPr>
+      <w:rPr>
+        <w:u w:val="none"/>
+      </w:rPr>
+    </w:lvl>
+    <w:lvl w:ilvl="4">
+      <w:start w:val="1"/>
+      <w:numFmt w:val="bullet"/>
+      <w:lvlText w:val="○"/>
+      <w:lvlJc w:val="left"/>
+      <w:pPr>
+        <w:ind w:left="3600" w:hanging="360"/>
+      </w:pPr>
+      <w:rPr>
+        <w:u w:val="none"/>
+      </w:rPr>
+    </w:lvl>
+    <w:lvl w:ilvl="5">
+      <w:start w:val="1"/>
+      <w:numFmt w:val="bullet"/>
+      <w:lvlText w:val="■"/>
+      <w:lvlJc w:val="left"/>
+      <w:pPr>
+        <w:ind w:left="4320" w:hanging="360"/>
+      </w:pPr>
+      <w:rPr>
+        <w:u w:val="none"/>
+      </w:rPr>
+    </w:lvl>
+    <w:lvl w:ilvl="6">
+      <w:start w:val="1"/>
+      <w:numFmt w:val="bullet"/>
+      <w:lvlText w:val="●"/>
+      <w:lvlJc w:val="left"/>
+      <w:pPr>
+        <w:ind w:left="5040" w:hanging="360"/>
+      </w:pPr>
+      <w:rPr>
+        <w:u w:val="none"/>
+      </w:rPr>
+    </w:lvl>
+    <w:lvl w:ilvl="7">
+      <w:start w:val="1"/>
+      <w:numFmt w:val="bullet"/>
+      <w:lvlText w:val="○"/>
+      <w:lvlJc w:val="left"/>
+      <w:pPr>
+        <w:ind w:left="5760" w:hanging="360"/>
+      </w:pPr>
+      <w:rPr>
+        <w:u w:val="none"/>
+      </w:rPr>
+    </w:lvl>
+    <w:lvl w:ilvl="8">
+      <w:start w:val="1"/>
+      <w:numFmt w:val="bullet"/>
+      <w:lvlText w:val="■"/>
+      <w:lvlJc w:val="left"/>
+      <w:pPr>
+        <w:ind w:left="6480" w:hanging="360"/>
+      </w:pPr>
+      <w:rPr>
+        <w:u w:val="none"/>
+      </w:rPr>
+    </w:lvl>
+  </w:abstractNum>
+  <w:abstractNum w:abstractNumId="25">
     <w:lvl w:ilvl="0">
       <w:start w:val="1"/>
       <w:numFmt w:val="bullet"/>
@@ -5881,6 +8330,36 @@
   </w:num>
   <w:num w:numId="15">
     <w:abstractNumId w:val="15"/>
+  </w:num>
+  <w:num w:numId="16">
+    <w:abstractNumId w:val="16"/>
+  </w:num>
+  <w:num w:numId="17">
+    <w:abstractNumId w:val="17"/>
+  </w:num>
+  <w:num w:numId="18">
+    <w:abstractNumId w:val="18"/>
+  </w:num>
+  <w:num w:numId="19">
+    <w:abstractNumId w:val="19"/>
+  </w:num>
+  <w:num w:numId="20">
+    <w:abstractNumId w:val="20"/>
+  </w:num>
+  <w:num w:numId="21">
+    <w:abstractNumId w:val="21"/>
+  </w:num>
+  <w:num w:numId="22">
+    <w:abstractNumId w:val="22"/>
+  </w:num>
+  <w:num w:numId="23">
+    <w:abstractNumId w:val="23"/>
+  </w:num>
+  <w:num w:numId="24">
+    <w:abstractNumId w:val="24"/>
+  </w:num>
+  <w:num w:numId="25">
+    <w:abstractNumId w:val="25"/>
   </w:num>
 </w:numbering>
 </file>
